--- a/docs/Техническое описание.docx
+++ b/docs/Техническое описание.docx
@@ -12,7 +12,7 @@
     </w:p>
     <w:p>
       <w:r>
-        <w:t xml:space="preserve">Для программиста, который устанавливает и сопровождает расширение. Описание соответствует версии 1.0.1. Подробная спецификация поведения и все тексты сообщений — в </w:t>
+        <w:t xml:space="preserve">Для программиста, который устанавливает и сопровождает расширение. Описание соответствует версии 1.0.2. Подробная спецификация поведения и все тексты сообщений — в </w:t>
       </w:r>
       <w:r>
         <w:rPr>
@@ -38,6 +38,11 @@
     <w:p>
       <w:r>
         <w:t xml:space="preserve">В типовой КА кнопка «Отправить» в форме исходящего письма кладёт письмо в «Исходящие», а отправляет его регламентное задание «Получение и отправка электронных писем». С расширением форма записывает письмо, запускает фоновое задание отправки и сразу закрывается. Фоновое задание делает до трёх попыток (паузы 0, 10 и 30 секунд). Когда оно завершится, клиент показывает пользователю оповещение о результате. Для писем, которые уже лежат в «Исходящих», в форме доступна кнопка «Отправить сейчас», в том числе в клиент-серверной базе.</w:t>
+      </w:r>
+    </w:p>
+    <w:p>
+      <w:r>
+        <w:t xml:space="preserve">Кроме того, при отправке печатной формы счёта («Печать → Счет на оплату → Отправить») расширение ставит в письме тему «Счет на оплату № &lt;номер&gt; от &lt;дата&gt;», например «Счет на оплату № 123 от 20.10.2026». Типовая КА ставит тему «Счет на оплату» без номера и только для одной печатной формы, а для внешней печатной формы и «Комплекта документов» оставляет тему пустой или «Документы». Правило действует только для документов «Счёт на оплату клиенту». Если в письме несколько счетов, в теме перечислены все по дате.</w:t>
       </w:r>
     </w:p>
     <w:p>
@@ -1693,8 +1698,8 @@
         </w:tblBorders>
       </w:tblPr>
       <w:tblGrid>
-        <w:gridCol w:w="3066"/>
-        <w:gridCol w:w="6572"/>
+        <w:gridCol w:w="3205"/>
+        <w:gridCol w:w="6433"/>
       </w:tblGrid>
       <w:tr>
         <w:trPr>
@@ -1703,7 +1708,7 @@
         </w:trPr>
         <w:tc>
           <w:tcPr>
-            <w:tcW w:type="dxa" w:w="3066"/>
+            <w:tcW w:type="dxa" w:w="3205"/>
             <w:tcBorders>
               <w:top w:val="single" w:color="C9D1DA" w:sz="4"/>
               <w:left w:val="single" w:color="C9D1DA" w:sz="4"/>
@@ -1735,7 +1740,7 @@
         </w:tc>
         <w:tc>
           <w:tcPr>
-            <w:tcW w:type="dxa" w:w="6572"/>
+            <w:tcW w:type="dxa" w:w="6433"/>
             <w:tcBorders>
               <w:top w:val="single" w:color="C9D1DA" w:sz="4"/>
               <w:left w:val="single" w:color="C9D1DA" w:sz="4"/>
@@ -1773,7 +1778,7 @@
         </w:trPr>
         <w:tc>
           <w:tcPr>
-            <w:tcW w:type="dxa" w:w="3066"/>
+            <w:tcW w:type="dxa" w:w="3205"/>
             <w:tcBorders>
               <w:top w:val="single" w:color="C9D1DA" w:sz="4"/>
               <w:left w:val="single" w:color="C9D1DA" w:sz="4"/>
@@ -1804,7 +1809,7 @@
         </w:tc>
         <w:tc>
           <w:tcPr>
-            <w:tcW w:type="dxa" w:w="6572"/>
+            <w:tcW w:type="dxa" w:w="6433"/>
             <w:tcBorders>
               <w:top w:val="single" w:color="C9D1DA" w:sz="4"/>
               <w:left w:val="single" w:color="C9D1DA" w:sz="4"/>
@@ -1848,7 +1853,7 @@
         </w:trPr>
         <w:tc>
           <w:tcPr>
-            <w:tcW w:type="dxa" w:w="3066"/>
+            <w:tcW w:type="dxa" w:w="3205"/>
             <w:tcBorders>
               <w:top w:val="single" w:color="C9D1DA" w:sz="4"/>
               <w:left w:val="single" w:color="C9D1DA" w:sz="4"/>
@@ -1886,7 +1891,7 @@
         </w:tc>
         <w:tc>
           <w:tcPr>
-            <w:tcW w:type="dxa" w:w="6572"/>
+            <w:tcW w:type="dxa" w:w="6433"/>
             <w:tcBorders>
               <w:top w:val="single" w:color="C9D1DA" w:sz="4"/>
               <w:left w:val="single" w:color="C9D1DA" w:sz="4"/>
@@ -1946,7 +1951,7 @@
         </w:trPr>
         <w:tc>
           <w:tcPr>
-            <w:tcW w:type="dxa" w:w="3066"/>
+            <w:tcW w:type="dxa" w:w="3205"/>
             <w:tcBorders>
               <w:top w:val="single" w:color="C9D1DA" w:sz="4"/>
               <w:left w:val="single" w:color="C9D1DA" w:sz="4"/>
@@ -1977,7 +1982,7 @@
         </w:tc>
         <w:tc>
           <w:tcPr>
-            <w:tcW w:type="dxa" w:w="6572"/>
+            <w:tcW w:type="dxa" w:w="6433"/>
             <w:tcBorders>
               <w:top w:val="single" w:color="C9D1DA" w:sz="4"/>
               <w:left w:val="single" w:color="C9D1DA" w:sz="4"/>
@@ -2021,7 +2026,7 @@
         </w:trPr>
         <w:tc>
           <w:tcPr>
-            <w:tcW w:type="dxa" w:w="3066"/>
+            <w:tcW w:type="dxa" w:w="3205"/>
             <w:tcBorders>
               <w:top w:val="single" w:color="C9D1DA" w:sz="4"/>
               <w:left w:val="single" w:color="C9D1DA" w:sz="4"/>
@@ -2052,7 +2057,7 @@
         </w:tc>
         <w:tc>
           <w:tcPr>
-            <w:tcW w:type="dxa" w:w="6572"/>
+            <w:tcW w:type="dxa" w:w="6433"/>
             <w:tcBorders>
               <w:top w:val="single" w:color="C9D1DA" w:sz="4"/>
               <w:left w:val="single" w:color="C9D1DA" w:sz="4"/>
@@ -2087,7 +2092,7 @@
         </w:trPr>
         <w:tc>
           <w:tcPr>
-            <w:tcW w:type="dxa" w:w="3066"/>
+            <w:tcW w:type="dxa" w:w="3205"/>
             <w:tcBorders>
               <w:top w:val="single" w:color="C9D1DA" w:sz="4"/>
               <w:left w:val="single" w:color="C9D1DA" w:sz="4"/>
@@ -2107,32 +2112,25 @@
             </w:pPr>
             <w:r>
               <w:rPr>
-                <w:sz w:val="19"/>
-                <w:szCs w:val="19"/>
-              </w:rPr>
-              <w:t xml:space="preserve">Форма </w:t>
-            </w:r>
-            <w:r>
-              <w:rPr>
                 <w:rFonts w:ascii="Consolas" w:cs="Consolas" w:eastAsia="Consolas" w:hAnsi="Consolas"/>
                 <w:sz w:val="19"/>
                 <w:szCs w:val="19"/>
                 <w:shd w:fill="F1F3F5" w:color="auto" w:val="clear"/>
               </w:rPr>
-              <w:t xml:space="preserve">Документ.ЭлектронноеПисьмоИсходящее.ФормаДокумента</w:t>
-            </w:r>
-            <w:r>
-              <w:rPr>
-                <w:sz w:val="19"/>
-                <w:szCs w:val="19"/>
-              </w:rPr>
-              <w:t xml:space="preserve"> (заимствована)</w:t>
+              <w:t xml:space="preserve">моп_ОтправкаСчетовНаОплату</w:t>
+            </w:r>
+            <w:r>
+              <w:rPr>
+                <w:sz w:val="19"/>
+                <w:szCs w:val="19"/>
+              </w:rPr>
+              <w:t xml:space="preserve"> (сервер)</w:t>
             </w:r>
           </w:p>
         </w:tc>
         <w:tc>
           <w:tcPr>
-            <w:tcW w:type="dxa" w:w="6572"/>
+            <w:tcW w:type="dxa" w:w="6433"/>
             <w:tcBorders>
               <w:top w:val="single" w:color="C9D1DA" w:sz="4"/>
               <w:left w:val="single" w:color="C9D1DA" w:sz="4"/>
@@ -2155,6 +2153,230 @@
                 <w:sz w:val="19"/>
                 <w:szCs w:val="19"/>
               </w:rPr>
+              <w:t xml:space="preserve">Тема письма со счётом: </w:t>
+            </w:r>
+            <w:r>
+              <w:rPr>
+                <w:rFonts w:ascii="Consolas" w:cs="Consolas" w:eastAsia="Consolas" w:hAnsi="Consolas"/>
+                <w:sz w:val="19"/>
+                <w:szCs w:val="19"/>
+                <w:shd w:fill="F1F3F5" w:color="auto" w:val="clear"/>
+              </w:rPr>
+              <w:t xml:space="preserve">ТемаПисьмаСчетов</w:t>
+            </w:r>
+            <w:r>
+              <w:rPr>
+                <w:sz w:val="19"/>
+                <w:szCs w:val="19"/>
+              </w:rPr>
+              <w:t xml:space="preserve"> — чистая функция текста темы, </w:t>
+            </w:r>
+            <w:r>
+              <w:rPr>
+                <w:rFonts w:ascii="Consolas" w:cs="Consolas" w:eastAsia="Consolas" w:hAnsi="Consolas"/>
+                <w:sz w:val="19"/>
+                <w:szCs w:val="19"/>
+                <w:shd w:fill="F1F3F5" w:color="auto" w:val="clear"/>
+              </w:rPr>
+              <w:t xml:space="preserve">ЗаполнитьТемуПисьма</w:t>
+            </w:r>
+            <w:r>
+              <w:rPr>
+                <w:sz w:val="19"/>
+                <w:szCs w:val="19"/>
+              </w:rPr>
+              <w:t xml:space="preserve"> — проверка объектов печати и запись темы в параметры письма</w:t>
+            </w:r>
+          </w:p>
+        </w:tc>
+      </w:tr>
+      <w:tr>
+        <w:trPr>
+          <w:cantSplit/>
+          <w:tblHeader w:val="off"/>
+        </w:trPr>
+        <w:tc>
+          <w:tcPr>
+            <w:tcW w:type="dxa" w:w="3205"/>
+            <w:tcBorders>
+              <w:top w:val="single" w:color="C9D1DA" w:sz="4"/>
+              <w:left w:val="single" w:color="C9D1DA" w:sz="4"/>
+              <w:bottom w:val="single" w:color="C9D1DA" w:sz="4"/>
+              <w:right w:val="single" w:color="C9D1DA" w:sz="4"/>
+            </w:tcBorders>
+            <w:tcMar>
+              <w:top w:type="dxa" w:w="60"/>
+              <w:left w:type="dxa" w:w="100"/>
+              <w:bottom w:type="dxa" w:w="60"/>
+              <w:right w:type="dxa" w:w="100"/>
+            </w:tcMar>
+          </w:tcPr>
+          <w:p>
+            <w:pPr>
+              <w:spacing w:after="0"/>
+            </w:pPr>
+            <w:r>
+              <w:rPr>
+                <w:sz w:val="19"/>
+                <w:szCs w:val="19"/>
+              </w:rPr>
+              <w:t xml:space="preserve">Общий модуль </w:t>
+            </w:r>
+            <w:r>
+              <w:rPr>
+                <w:rFonts w:ascii="Consolas" w:cs="Consolas" w:eastAsia="Consolas" w:hAnsi="Consolas"/>
+                <w:sz w:val="19"/>
+                <w:szCs w:val="19"/>
+                <w:shd w:fill="F1F3F5" w:color="auto" w:val="clear"/>
+              </w:rPr>
+              <w:t xml:space="preserve">УправлениеПечатьюПереопределяемый</w:t>
+            </w:r>
+            <w:r>
+              <w:rPr>
+                <w:sz w:val="19"/>
+                <w:szCs w:val="19"/>
+              </w:rPr>
+              <w:t xml:space="preserve"> (заимствован)</w:t>
+            </w:r>
+          </w:p>
+        </w:tc>
+        <w:tc>
+          <w:tcPr>
+            <w:tcW w:type="dxa" w:w="6433"/>
+            <w:tcBorders>
+              <w:top w:val="single" w:color="C9D1DA" w:sz="4"/>
+              <w:left w:val="single" w:color="C9D1DA" w:sz="4"/>
+              <w:bottom w:val="single" w:color="C9D1DA" w:sz="4"/>
+              <w:right w:val="single" w:color="C9D1DA" w:sz="4"/>
+            </w:tcBorders>
+            <w:tcMar>
+              <w:top w:type="dxa" w:w="60"/>
+              <w:left w:type="dxa" w:w="100"/>
+              <w:bottom w:type="dxa" w:w="60"/>
+              <w:right w:type="dxa" w:w="100"/>
+            </w:tcMar>
+          </w:tcPr>
+          <w:p>
+            <w:pPr>
+              <w:spacing w:after="0"/>
+            </w:pPr>
+            <w:r>
+              <w:rPr>
+                <w:sz w:val="19"/>
+                <w:szCs w:val="19"/>
+              </w:rPr>
+              <w:t xml:space="preserve">Перехват </w:t>
+            </w:r>
+            <w:r>
+              <w:rPr>
+                <w:rFonts w:ascii="Consolas" w:cs="Consolas" w:eastAsia="Consolas" w:hAnsi="Consolas"/>
+                <w:sz w:val="19"/>
+                <w:szCs w:val="19"/>
+                <w:shd w:fill="F1F3F5" w:color="auto" w:val="clear"/>
+              </w:rPr>
+              <w:t xml:space="preserve">&amp;После("ПередОтправкойПоПочте")</w:t>
+            </w:r>
+            <w:r>
+              <w:rPr>
+                <w:sz w:val="19"/>
+                <w:szCs w:val="19"/>
+              </w:rPr>
+              <w:t xml:space="preserve">: только вызывает </w:t>
+            </w:r>
+            <w:r>
+              <w:rPr>
+                <w:rFonts w:ascii="Consolas" w:cs="Consolas" w:eastAsia="Consolas" w:hAnsi="Consolas"/>
+                <w:sz w:val="19"/>
+                <w:szCs w:val="19"/>
+                <w:shd w:fill="F1F3F5" w:color="auto" w:val="clear"/>
+              </w:rPr>
+              <w:t xml:space="preserve">ЗаполнитьТемуПисьма</w:t>
+            </w:r>
+            <w:r>
+              <w:rPr>
+                <w:sz w:val="19"/>
+                <w:szCs w:val="19"/>
+              </w:rPr>
+              <w:t xml:space="preserve">. Эту точку расширения БСП вызывает форма печати документов перед созданием письма</w:t>
+            </w:r>
+          </w:p>
+        </w:tc>
+      </w:tr>
+      <w:tr>
+        <w:trPr>
+          <w:cantSplit/>
+          <w:tblHeader w:val="off"/>
+        </w:trPr>
+        <w:tc>
+          <w:tcPr>
+            <w:tcW w:type="dxa" w:w="3205"/>
+            <w:tcBorders>
+              <w:top w:val="single" w:color="C9D1DA" w:sz="4"/>
+              <w:left w:val="single" w:color="C9D1DA" w:sz="4"/>
+              <w:bottom w:val="single" w:color="C9D1DA" w:sz="4"/>
+              <w:right w:val="single" w:color="C9D1DA" w:sz="4"/>
+            </w:tcBorders>
+            <w:tcMar>
+              <w:top w:type="dxa" w:w="60"/>
+              <w:left w:type="dxa" w:w="100"/>
+              <w:bottom w:type="dxa" w:w="60"/>
+              <w:right w:type="dxa" w:w="100"/>
+            </w:tcMar>
+          </w:tcPr>
+          <w:p>
+            <w:pPr>
+              <w:spacing w:after="0"/>
+            </w:pPr>
+            <w:r>
+              <w:rPr>
+                <w:sz w:val="19"/>
+                <w:szCs w:val="19"/>
+              </w:rPr>
+              <w:t xml:space="preserve">Форма </w:t>
+            </w:r>
+            <w:r>
+              <w:rPr>
+                <w:rFonts w:ascii="Consolas" w:cs="Consolas" w:eastAsia="Consolas" w:hAnsi="Consolas"/>
+                <w:sz w:val="19"/>
+                <w:szCs w:val="19"/>
+                <w:shd w:fill="F1F3F5" w:color="auto" w:val="clear"/>
+              </w:rPr>
+              <w:t xml:space="preserve">Документ.ЭлектронноеПисьмоИсходящее.ФормаДокумента</w:t>
+            </w:r>
+            <w:r>
+              <w:rPr>
+                <w:sz w:val="19"/>
+                <w:szCs w:val="19"/>
+              </w:rPr>
+              <w:t xml:space="preserve"> (заимствована)</w:t>
+            </w:r>
+          </w:p>
+        </w:tc>
+        <w:tc>
+          <w:tcPr>
+            <w:tcW w:type="dxa" w:w="6433"/>
+            <w:tcBorders>
+              <w:top w:val="single" w:color="C9D1DA" w:sz="4"/>
+              <w:left w:val="single" w:color="C9D1DA" w:sz="4"/>
+              <w:bottom w:val="single" w:color="C9D1DA" w:sz="4"/>
+              <w:right w:val="single" w:color="C9D1DA" w:sz="4"/>
+            </w:tcBorders>
+            <w:tcMar>
+              <w:top w:type="dxa" w:w="60"/>
+              <w:left w:type="dxa" w:w="100"/>
+              <w:bottom w:type="dxa" w:w="60"/>
+              <w:right w:type="dxa" w:w="100"/>
+            </w:tcMar>
+          </w:tcPr>
+          <w:p>
+            <w:pPr>
+              <w:spacing w:after="0"/>
+            </w:pPr>
+            <w:r>
+              <w:rPr>
+                <w:sz w:val="19"/>
+                <w:szCs w:val="19"/>
+              </w:rPr>
               <w:t xml:space="preserve">Перехват кнопки отправки и видимость «Отправить сейчас»; два реквизита формы: </w:t>
             </w:r>
             <w:r>
@@ -2273,6 +2495,43 @@
         <w:spacing w:after="60"/>
       </w:pPr>
       <w:r>
+        <w:t xml:space="preserve">Общий модуль </w:t>
+      </w:r>
+      <w:r>
+        <w:rPr>
+          <w:rFonts w:ascii="Consolas" w:cs="Consolas" w:eastAsia="Consolas" w:hAnsi="Consolas"/>
+          <w:sz w:val="18"/>
+          <w:szCs w:val="18"/>
+          <w:shd w:fill="F1F3F5" w:color="auto" w:val="clear"/>
+        </w:rPr>
+        <w:t xml:space="preserve">УправлениеПечатьюПереопределяемый</w:t>
+      </w:r>
+      <w:r>
+        <w:t xml:space="preserve">: перехвачена только процедура </w:t>
+      </w:r>
+      <w:r>
+        <w:rPr>
+          <w:rFonts w:ascii="Consolas" w:cs="Consolas" w:eastAsia="Consolas" w:hAnsi="Consolas"/>
+          <w:sz w:val="18"/>
+          <w:szCs w:val="18"/>
+          <w:shd w:fill="F1F3F5" w:color="auto" w:val="clear"/>
+        </w:rPr>
+        <w:t xml:space="preserve">ПередОтправкойПоПочте</w:t>
+      </w:r>
+      <w:r>
+        <w:t xml:space="preserve"> (см. п. 5.2).</w:t>
+      </w:r>
+    </w:p>
+    <w:p>
+      <w:pPr>
+        <w:pStyle w:val="ListParagraph"/>
+        <w:numPr>
+          <w:ilvl w:val="0"/>
+          <w:numId w:val="2"/>
+        </w:numPr>
+        <w:spacing w:after="60"/>
+      </w:pPr>
+      <w:r>
         <w:t xml:space="preserve">Без изменений, только потому что на них ссылается форма:</w:t>
       </w:r>
     </w:p>
@@ -2999,631 +3258,214 @@
       </w:r>
     </w:p>
     <w:p>
-      <w:r>
-        <w:t xml:space="preserve">Из типовой формы также используются переменные </w:t>
-      </w:r>
-      <w:r>
-        <w:rPr>
-          <w:rFonts w:ascii="Consolas" w:cs="Consolas" w:eastAsia="Consolas" w:hAnsi="Consolas"/>
-          <w:sz w:val="18"/>
-          <w:szCs w:val="18"/>
-          <w:shd w:fill="F1F3F5" w:color="auto" w:val="clear"/>
-        </w:rPr>
-        <w:t xml:space="preserve">ОтправлятьСообщенияСразу</w:t>
-      </w:r>
-      <w:r>
-        <w:t xml:space="preserve"> и </w:t>
-      </w:r>
-      <w:r>
-        <w:rPr>
-          <w:rFonts w:ascii="Consolas" w:cs="Consolas" w:eastAsia="Consolas" w:hAnsi="Consolas"/>
-          <w:sz w:val="18"/>
-          <w:szCs w:val="18"/>
-          <w:shd w:fill="F1F3F5" w:color="auto" w:val="clear"/>
-        </w:rPr>
-        <w:t xml:space="preserve">ВыполняетсяОтправка</w:t>
-      </w:r>
-      <w:r>
-        <w:t xml:space="preserve">, таблица </w:t>
-      </w:r>
-      <w:r>
-        <w:rPr>
-          <w:rFonts w:ascii="Consolas" w:cs="Consolas" w:eastAsia="Consolas" w:hAnsi="Consolas"/>
-          <w:sz w:val="18"/>
-          <w:szCs w:val="18"/>
-          <w:shd w:fill="F1F3F5" w:color="auto" w:val="clear"/>
-        </w:rPr>
-        <w:t xml:space="preserve">Вложения</w:t>
-      </w:r>
-      <w:r>
-        <w:t xml:space="preserve"> (колонки </w:t>
-      </w:r>
-      <w:r>
-        <w:rPr>
-          <w:rFonts w:ascii="Consolas" w:cs="Consolas" w:eastAsia="Consolas" w:hAnsi="Consolas"/>
-          <w:sz w:val="18"/>
-          <w:szCs w:val="18"/>
-          <w:shd w:fill="F1F3F5" w:color="auto" w:val="clear"/>
-        </w:rPr>
-        <w:t xml:space="preserve">Расположение</w:t>
-      </w:r>
-      <w:r>
-        <w:t xml:space="preserve">, </w:t>
-      </w:r>
-      <w:r>
-        <w:rPr>
-          <w:rFonts w:ascii="Consolas" w:cs="Consolas" w:eastAsia="Consolas" w:hAnsi="Consolas"/>
-          <w:sz w:val="18"/>
-          <w:szCs w:val="18"/>
-          <w:shd w:fill="F1F3F5" w:color="auto" w:val="clear"/>
-        </w:rPr>
-        <w:t xml:space="preserve">Редактируется</w:t>
-      </w:r>
-      <w:r>
-        <w:t xml:space="preserve">, </w:t>
-      </w:r>
-      <w:r>
-        <w:rPr>
-          <w:rFonts w:ascii="Consolas" w:cs="Consolas" w:eastAsia="Consolas" w:hAnsi="Consolas"/>
-          <w:sz w:val="18"/>
-          <w:szCs w:val="18"/>
-          <w:shd w:fill="F1F3F5" w:color="auto" w:val="clear"/>
-        </w:rPr>
-        <w:t xml:space="preserve">Ссылка</w:t>
-      </w:r>
-      <w:r>
-        <w:t xml:space="preserve">), элементы </w:t>
-      </w:r>
-      <w:r>
-        <w:rPr>
-          <w:rFonts w:ascii="Consolas" w:cs="Consolas" w:eastAsia="Consolas" w:hAnsi="Consolas"/>
-          <w:sz w:val="18"/>
-          <w:szCs w:val="18"/>
-          <w:shd w:fill="F1F3F5" w:color="auto" w:val="clear"/>
-        </w:rPr>
-        <w:t xml:space="preserve">Отправить</w:t>
-      </w:r>
-      <w:r>
-        <w:t xml:space="preserve"> и </w:t>
-      </w:r>
-      <w:r>
-        <w:rPr>
-          <w:rFonts w:ascii="Consolas" w:cs="Consolas" w:eastAsia="Consolas" w:hAnsi="Consolas"/>
-          <w:sz w:val="18"/>
-          <w:szCs w:val="18"/>
-          <w:shd w:fill="F1F3F5" w:color="auto" w:val="clear"/>
-        </w:rPr>
-        <w:t xml:space="preserve">ФормаЗаписатьИЗакрыть</w:t>
-      </w:r>
-      <w:r>
-        <w:t xml:space="preserve">. Заголовок «Отправить сейчас» по-прежнему задаёт типовая </w:t>
-      </w:r>
-      <w:r>
-        <w:rPr>
-          <w:rFonts w:ascii="Consolas" w:cs="Consolas" w:eastAsia="Consolas" w:hAnsi="Consolas"/>
-          <w:sz w:val="18"/>
-          <w:szCs w:val="18"/>
-          <w:shd w:fill="F1F3F5" w:color="auto" w:val="clear"/>
-        </w:rPr>
-        <w:t xml:space="preserve">УстановитьЗаголовокКнопкиПоУмолчанию</w:t>
-      </w:r>
-      <w:r>
-        <w:t xml:space="preserve">.</w:t>
-      </w:r>
-    </w:p>
-    <w:p>
-      <w:pPr>
-        <w:pStyle w:val="Heading2"/>
-      </w:pPr>
-      <w:r>
-        <w:t xml:space="preserve">5.3. Вызываемые типовые процедуры и данные</w:t>
-      </w:r>
-    </w:p>
-    <w:p>
-      <w:r>
-        <w:t xml:space="preserve">Вызываются из кода расширения без заимствования:</w:t>
-      </w:r>
-    </w:p>
-    <w:p>
-      <w:pPr>
-        <w:pStyle w:val="ListParagraph"/>
-        <w:numPr>
-          <w:ilvl w:val="0"/>
-          <w:numId w:val="2"/>
-        </w:numPr>
-        <w:spacing w:after="60"/>
-      </w:pPr>
-      <w:r>
-        <w:rPr>
-          <w:rFonts w:ascii="Consolas" w:cs="Consolas" w:eastAsia="Consolas" w:hAnsi="Consolas"/>
-          <w:sz w:val="18"/>
-          <w:szCs w:val="18"/>
-          <w:shd w:fill="F1F3F5" w:color="auto" w:val="clear"/>
-        </w:rPr>
-        <w:t xml:space="preserve">УправлениеЭлектроннойПочтой</w:t>
-      </w:r>
-      <w:r>
-        <w:t xml:space="preserve">: </w:t>
-      </w:r>
-      <w:r>
-        <w:rPr>
-          <w:rFonts w:ascii="Consolas" w:cs="Consolas" w:eastAsia="Consolas" w:hAnsi="Consolas"/>
-          <w:sz w:val="18"/>
-          <w:szCs w:val="18"/>
-          <w:shd w:fill="F1F3F5" w:color="auto" w:val="clear"/>
-        </w:rPr>
-        <w:t xml:space="preserve">ОбработатьОшибкуОтправкиПисьма</w:t>
-      </w:r>
-      <w:r>
-        <w:t xml:space="preserve">, </w:t>
-      </w:r>
-      <w:r>
-        <w:rPr>
-          <w:rFonts w:ascii="Consolas" w:cs="Consolas" w:eastAsia="Consolas" w:hAnsi="Consolas"/>
-          <w:sz w:val="18"/>
-          <w:szCs w:val="18"/>
-          <w:shd w:fill="F1F3F5" w:color="auto" w:val="clear"/>
-        </w:rPr>
-        <w:t xml:space="preserve">ПараметрыОбработкиОшибкиОтправки</w:t>
-      </w:r>
-      <w:r>
-        <w:t xml:space="preserve">, </w:t>
-      </w:r>
-      <w:r>
-        <w:rPr>
-          <w:rFonts w:ascii="Consolas" w:cs="Consolas" w:eastAsia="Consolas" w:hAnsi="Consolas"/>
-          <w:sz w:val="18"/>
-          <w:szCs w:val="18"/>
-          <w:shd w:fill="F1F3F5" w:color="auto" w:val="clear"/>
-        </w:rPr>
-        <w:t xml:space="preserve">СобытиеЖурналаРегистрации</w:t>
-      </w:r>
-      <w:r>
-        <w:t xml:space="preserve">;</w:t>
-      </w:r>
-    </w:p>
-    <w:p>
-      <w:pPr>
-        <w:pStyle w:val="ListParagraph"/>
-        <w:numPr>
-          <w:ilvl w:val="0"/>
-          <w:numId w:val="2"/>
-        </w:numPr>
-        <w:spacing w:after="60"/>
-      </w:pPr>
-      <w:r>
-        <w:rPr>
-          <w:rFonts w:ascii="Consolas" w:cs="Consolas" w:eastAsia="Consolas" w:hAnsi="Consolas"/>
-          <w:sz w:val="18"/>
-          <w:szCs w:val="18"/>
-          <w:shd w:fill="F1F3F5" w:color="auto" w:val="clear"/>
-        </w:rPr>
-        <w:t xml:space="preserve">Взаимодействия</w:t>
-      </w:r>
-      <w:r>
-        <w:t xml:space="preserve">:</w:t>
-      </w:r>
-    </w:p>
-    <w:p>
-      <w:pPr>
-        <w:pStyle w:val="ListParagraph"/>
-        <w:numPr>
-          <w:ilvl w:val="1"/>
-          <w:numId w:val="2"/>
-        </w:numPr>
-        <w:spacing w:after="60"/>
-      </w:pPr>
-      <w:r>
-        <w:rPr>
-          <w:rFonts w:ascii="Consolas" w:cs="Consolas" w:eastAsia="Consolas" w:hAnsi="Consolas"/>
-          <w:sz w:val="18"/>
-          <w:szCs w:val="18"/>
-          <w:shd w:fill="F1F3F5" w:color="auto" w:val="clear"/>
-        </w:rPr>
-        <w:t xml:space="preserve">ПараметрыПисьмаДляОтправки</w:t>
-      </w:r>
-      <w:r>
-        <w:t xml:space="preserve">, </w:t>
-      </w:r>
-      <w:r>
-        <w:rPr>
-          <w:rFonts w:ascii="Consolas" w:cs="Consolas" w:eastAsia="Consolas" w:hAnsi="Consolas"/>
-          <w:sz w:val="18"/>
-          <w:szCs w:val="18"/>
-          <w:shd w:fill="F1F3F5" w:color="auto" w:val="clear"/>
-        </w:rPr>
-        <w:t xml:space="preserve">ОценитьРазмерИсходящегоЭлектронногоПисьма</w:t>
-      </w:r>
-      <w:r>
-        <w:t xml:space="preserve">, </w:t>
-      </w:r>
-      <w:r>
-        <w:rPr>
-          <w:rFonts w:ascii="Consolas" w:cs="Consolas" w:eastAsia="Consolas" w:hAnsi="Consolas"/>
-          <w:sz w:val="18"/>
-          <w:szCs w:val="18"/>
-          <w:shd w:fill="F1F3F5" w:color="auto" w:val="clear"/>
-        </w:rPr>
-        <w:t xml:space="preserve">ПредставлениеПисьма</w:t>
-      </w:r>
-      <w:r>
-        <w:t xml:space="preserve">;</w:t>
-      </w:r>
-    </w:p>
-    <w:p>
-      <w:pPr>
-        <w:pStyle w:val="ListParagraph"/>
-        <w:numPr>
-          <w:ilvl w:val="1"/>
-          <w:numId w:val="2"/>
-        </w:numPr>
-        <w:spacing w:after="60"/>
-      </w:pPr>
-      <w:r>
-        <w:rPr>
-          <w:rFonts w:ascii="Consolas" w:cs="Consolas" w:eastAsia="Consolas" w:hAnsi="Consolas"/>
-          <w:sz w:val="18"/>
-          <w:szCs w:val="18"/>
-          <w:shd w:fill="F1F3F5" w:color="auto" w:val="clear"/>
-        </w:rPr>
-        <w:t xml:space="preserve">ОпределитьПапкуДляПисьма</w:t>
-      </w:r>
-      <w:r>
-        <w:t xml:space="preserve">, </w:t>
-      </w:r>
-      <w:r>
-        <w:rPr>
-          <w:rFonts w:ascii="Consolas" w:cs="Consolas" w:eastAsia="Consolas" w:hAnsi="Consolas"/>
-          <w:sz w:val="18"/>
-          <w:szCs w:val="18"/>
-          <w:shd w:fill="F1F3F5" w:color="auto" w:val="clear"/>
-        </w:rPr>
-        <w:t xml:space="preserve">ОпределитьПапкуДляПисьмаПоУмолчанию</w:t>
-      </w:r>
-      <w:r>
-        <w:t xml:space="preserve">, </w:t>
-      </w:r>
-      <w:r>
-        <w:rPr>
-          <w:rFonts w:ascii="Consolas" w:cs="Consolas" w:eastAsia="Consolas" w:hAnsi="Consolas"/>
-          <w:sz w:val="18"/>
-          <w:szCs w:val="18"/>
-          <w:shd w:fill="F1F3F5" w:color="auto" w:val="clear"/>
-        </w:rPr>
-        <w:t xml:space="preserve">УстановитьПапкуЭлектронногоПисьма</w:t>
-      </w:r>
-      <w:r>
-        <w:t xml:space="preserve">;</w:t>
-      </w:r>
-    </w:p>
-    <w:p>
-      <w:pPr>
-        <w:pStyle w:val="ListParagraph"/>
-        <w:numPr>
-          <w:ilvl w:val="0"/>
-          <w:numId w:val="2"/>
-        </w:numPr>
-        <w:spacing w:after="60"/>
-      </w:pPr>
-      <w:r>
-        <w:rPr>
-          <w:rFonts w:ascii="Consolas" w:cs="Consolas" w:eastAsia="Consolas" w:hAnsi="Consolas"/>
-          <w:sz w:val="18"/>
-          <w:szCs w:val="18"/>
-          <w:shd w:fill="F1F3F5" w:color="auto" w:val="clear"/>
-        </w:rPr>
-        <w:t xml:space="preserve">ВзаимодействияКлиентСервер.ТемаВзаимодействия</w:t>
-      </w:r>
-      <w:r>
-        <w:t xml:space="preserve">;</w:t>
-      </w:r>
-    </w:p>
-    <w:p>
-      <w:pPr>
-        <w:pStyle w:val="ListParagraph"/>
-        <w:numPr>
-          <w:ilvl w:val="0"/>
-          <w:numId w:val="2"/>
-        </w:numPr>
-        <w:spacing w:after="60"/>
-      </w:pPr>
-      <w:r>
-        <w:rPr>
-          <w:rFonts w:ascii="Consolas" w:cs="Consolas" w:eastAsia="Consolas" w:hAnsi="Consolas"/>
-          <w:sz w:val="18"/>
-          <w:szCs w:val="18"/>
-          <w:shd w:fill="F1F3F5" w:color="auto" w:val="clear"/>
-        </w:rPr>
-        <w:t xml:space="preserve">РаботаСПочтовымиСообщениями</w:t>
-      </w:r>
-      <w:r>
-        <w:t xml:space="preserve">: </w:t>
-      </w:r>
-      <w:r>
-        <w:rPr>
-          <w:rFonts w:ascii="Consolas" w:cs="Consolas" w:eastAsia="Consolas" w:hAnsi="Consolas"/>
-          <w:sz w:val="18"/>
-          <w:szCs w:val="18"/>
-          <w:shd w:fill="F1F3F5" w:color="auto" w:val="clear"/>
-        </w:rPr>
-        <w:t xml:space="preserve">ПодготовитьПисьмо</w:t>
-      </w:r>
-      <w:r>
-        <w:t xml:space="preserve">, </w:t>
-      </w:r>
-      <w:r>
-        <w:rPr>
-          <w:rFonts w:ascii="Consolas" w:cs="Consolas" w:eastAsia="Consolas" w:hAnsi="Consolas"/>
-          <w:sz w:val="18"/>
-          <w:szCs w:val="18"/>
-          <w:shd w:fill="F1F3F5" w:color="auto" w:val="clear"/>
-        </w:rPr>
-        <w:t xml:space="preserve">ОтправитьПисьмо</w:t>
-      </w:r>
-      <w:r>
-        <w:t xml:space="preserve">;</w:t>
-      </w:r>
-    </w:p>
-    <w:p>
-      <w:pPr>
-        <w:pStyle w:val="ListParagraph"/>
-        <w:numPr>
-          <w:ilvl w:val="0"/>
-          <w:numId w:val="2"/>
-        </w:numPr>
-        <w:spacing w:after="60"/>
-      </w:pPr>
-      <w:r>
-        <w:t xml:space="preserve">форма </w:t>
-      </w:r>
-      <w:r>
-        <w:rPr>
-          <w:rFonts w:ascii="Consolas" w:cs="Consolas" w:eastAsia="Consolas" w:hAnsi="Consolas"/>
-          <w:sz w:val="18"/>
-          <w:szCs w:val="18"/>
-          <w:shd w:fill="F1F3F5" w:color="auto" w:val="clear"/>
-        </w:rPr>
-        <w:t xml:space="preserve">Справочник.УчетныеЗаписиЭлектроннойПочты.Форма.ПроверкаНастроекУчетнойЗаписи</w:t>
-      </w:r>
-      <w:r>
-        <w:t xml:space="preserve">: открывается с теми же параметрами, что передаёт </w:t>
-      </w:r>
-      <w:r>
-        <w:rPr>
-          <w:rFonts w:ascii="Consolas" w:cs="Consolas" w:eastAsia="Consolas" w:hAnsi="Consolas"/>
-          <w:sz w:val="18"/>
-          <w:szCs w:val="18"/>
-          <w:shd w:fill="F1F3F5" w:color="auto" w:val="clear"/>
-        </w:rPr>
-        <w:t xml:space="preserve">РаботаСПочтовымиСообщениямиКлиент.СообщитьОбОшибкеПодключения</w:t>
-      </w:r>
-      <w:r>
-        <w:t xml:space="preserve">;</w:t>
-      </w:r>
-    </w:p>
-    <w:p>
-      <w:pPr>
-        <w:pStyle w:val="ListParagraph"/>
-        <w:numPr>
-          <w:ilvl w:val="0"/>
-          <w:numId w:val="2"/>
-        </w:numPr>
-        <w:spacing w:after="60"/>
-      </w:pPr>
-      <w:r>
-        <w:t xml:space="preserve">БСП: </w:t>
-      </w:r>
-      <w:r>
-        <w:rPr>
-          <w:rFonts w:ascii="Consolas" w:cs="Consolas" w:eastAsia="Consolas" w:hAnsi="Consolas"/>
-          <w:sz w:val="18"/>
-          <w:szCs w:val="18"/>
-          <w:shd w:fill="F1F3F5" w:color="auto" w:val="clear"/>
-        </w:rPr>
-        <w:t xml:space="preserve">ДлительныеОперации</w:t>
-      </w:r>
-      <w:r>
-        <w:t xml:space="preserve">, </w:t>
-      </w:r>
-      <w:r>
-        <w:rPr>
-          <w:rFonts w:ascii="Consolas" w:cs="Consolas" w:eastAsia="Consolas" w:hAnsi="Consolas"/>
-          <w:sz w:val="18"/>
-          <w:szCs w:val="18"/>
-          <w:shd w:fill="F1F3F5" w:color="auto" w:val="clear"/>
-        </w:rPr>
-        <w:t xml:space="preserve">ДлительныеОперацииКлиент</w:t>
-      </w:r>
-      <w:r>
-        <w:t xml:space="preserve">, </w:t>
-      </w:r>
-      <w:r>
-        <w:rPr>
-          <w:rFonts w:ascii="Consolas" w:cs="Consolas" w:eastAsia="Consolas" w:hAnsi="Consolas"/>
-          <w:sz w:val="18"/>
-          <w:szCs w:val="18"/>
-          <w:shd w:fill="F1F3F5" w:color="auto" w:val="clear"/>
-        </w:rPr>
-        <w:t xml:space="preserve">БлокировкаРаботыСВнешнимиРесурсами.РаботаСВнешнимиРесурсамиЗаблокирована</w:t>
-      </w:r>
-      <w:r>
-        <w:t xml:space="preserve">, </w:t>
-      </w:r>
-      <w:r>
-        <w:rPr>
-          <w:rFonts w:ascii="Consolas" w:cs="Consolas" w:eastAsia="Consolas" w:hAnsi="Consolas"/>
-          <w:sz w:val="18"/>
-          <w:szCs w:val="18"/>
-          <w:shd w:fill="F1F3F5" w:color="auto" w:val="clear"/>
-        </w:rPr>
-        <w:t xml:space="preserve">РаботаСФайламиКлиент.ПоместитьПрисоединенныйФайл</w:t>
-      </w:r>
-      <w:r>
-        <w:t xml:space="preserve">, </w:t>
-      </w:r>
-      <w:r>
-        <w:rPr>
-          <w:rFonts w:ascii="Consolas" w:cs="Consolas" w:eastAsia="Consolas" w:hAnsi="Consolas"/>
-          <w:sz w:val="18"/>
-          <w:szCs w:val="18"/>
-          <w:shd w:fill="F1F3F5" w:color="auto" w:val="clear"/>
-        </w:rPr>
-        <w:t xml:space="preserve">ОбщегоНазначения*</w:t>
-      </w:r>
-      <w:r>
-        <w:t xml:space="preserve">, </w:t>
-      </w:r>
-      <w:r>
-        <w:rPr>
-          <w:rFonts w:ascii="Consolas" w:cs="Consolas" w:eastAsia="Consolas" w:hAnsi="Consolas"/>
-          <w:sz w:val="18"/>
-          <w:szCs w:val="18"/>
-          <w:shd w:fill="F1F3F5" w:color="auto" w:val="clear"/>
-        </w:rPr>
-        <w:t xml:space="preserve">Пользователи.АвторизованныйПользователь</w:t>
-      </w:r>
-      <w:r>
-        <w:t xml:space="preserve">;</w:t>
-      </w:r>
-    </w:p>
-    <w:p>
-      <w:pPr>
-        <w:pStyle w:val="ListParagraph"/>
-        <w:numPr>
-          <w:ilvl w:val="0"/>
-          <w:numId w:val="2"/>
-        </w:numPr>
-        <w:spacing w:after="60"/>
-      </w:pPr>
-      <w:r>
-        <w:t xml:space="preserve">регистры сведений:</w:t>
-      </w:r>
-    </w:p>
-    <w:p>
-      <w:pPr>
-        <w:pStyle w:val="ListParagraph"/>
-        <w:numPr>
-          <w:ilvl w:val="1"/>
-          <w:numId w:val="2"/>
-        </w:numPr>
-        <w:spacing w:after="60"/>
-      </w:pPr>
-      <w:r>
-        <w:rPr>
-          <w:rFonts w:ascii="Consolas" w:cs="Consolas" w:eastAsia="Consolas" w:hAnsi="Consolas"/>
-          <w:sz w:val="18"/>
-          <w:szCs w:val="18"/>
-          <w:shd w:fill="F1F3F5" w:color="auto" w:val="clear"/>
-        </w:rPr>
-        <w:t xml:space="preserve">ЗаблокированныеДляПолученияУчетныеЗаписи</w:t>
-      </w:r>
-      <w:r>
-        <w:t xml:space="preserve">;</w:t>
-      </w:r>
-    </w:p>
-    <w:p>
-      <w:pPr>
-        <w:pStyle w:val="ListParagraph"/>
-        <w:numPr>
-          <w:ilvl w:val="1"/>
-          <w:numId w:val="2"/>
-        </w:numPr>
-        <w:spacing w:after="60"/>
-      </w:pPr>
-      <w:r>
-        <w:rPr>
-          <w:rFonts w:ascii="Consolas" w:cs="Consolas" w:eastAsia="Consolas" w:hAnsi="Consolas"/>
-          <w:sz w:val="18"/>
-          <w:szCs w:val="18"/>
-          <w:shd w:fill="F1F3F5" w:color="auto" w:val="clear"/>
-        </w:rPr>
-        <w:t xml:space="preserve">НепринятыеКОбработкеПочтовымСерверомИсходящиеПисьма</w:t>
-      </w:r>
-      <w:r>
-        <w:t xml:space="preserve"> (сюда регламентное задание пишет отказ по письму; «Отправить сейчас» этот отказ снимает);</w:t>
-      </w:r>
-    </w:p>
-    <w:p>
-      <w:pPr>
-        <w:pStyle w:val="ListParagraph"/>
-        <w:numPr>
-          <w:ilvl w:val="1"/>
-          <w:numId w:val="2"/>
-        </w:numPr>
-        <w:spacing w:after="60"/>
-      </w:pPr>
-      <w:r>
-        <w:rPr>
-          <w:rFonts w:ascii="Consolas" w:cs="Consolas" w:eastAsia="Consolas" w:hAnsi="Consolas"/>
-          <w:sz w:val="18"/>
-          <w:szCs w:val="18"/>
-          <w:shd w:fill="F1F3F5" w:color="auto" w:val="clear"/>
-        </w:rPr>
-        <w:t xml:space="preserve">ПредметыПапкиВзаимодействий</w:t>
-      </w:r>
-      <w:r>
-        <w:t xml:space="preserve"> (блокировка при установке папки);</w:t>
-      </w:r>
-    </w:p>
-    <w:p>
-      <w:pPr>
-        <w:pStyle w:val="ListParagraph"/>
-        <w:numPr>
-          <w:ilvl w:val="0"/>
-          <w:numId w:val="2"/>
-        </w:numPr>
-        <w:spacing w:after="60"/>
-      </w:pPr>
-      <w:r>
-        <w:t xml:space="preserve">регламентное задание </w:t>
-      </w:r>
-      <w:r>
-        <w:rPr>
-          <w:rFonts w:ascii="Consolas" w:cs="Consolas" w:eastAsia="Consolas" w:hAnsi="Consolas"/>
-          <w:sz w:val="18"/>
-          <w:szCs w:val="18"/>
-          <w:shd w:fill="F1F3F5" w:color="auto" w:val="clear"/>
-        </w:rPr>
-        <w:t xml:space="preserve">ПолучениеИОтправкаЭлектронныхПисем</w:t>
-      </w:r>
-      <w:r>
-        <w:t xml:space="preserve">: его активные фоновые задания ищутся по </w:t>
-      </w:r>
-      <w:r>
-        <w:rPr>
-          <w:rFonts w:ascii="Consolas" w:cs="Consolas" w:eastAsia="Consolas" w:hAnsi="Consolas"/>
-          <w:sz w:val="18"/>
-          <w:szCs w:val="18"/>
-          <w:shd w:fill="F1F3F5" w:color="auto" w:val="clear"/>
-        </w:rPr>
-        <w:t xml:space="preserve">ИмяМетода</w:t>
-      </w:r>
-      <w:r>
-        <w:t xml:space="preserve">.</w:t>
-      </w:r>
-    </w:p>
-    <w:p>
-      <w:r>
-        <w:rPr>
+      <w:pPr>
+        <w:pStyle w:val="ListParagraph"/>
+        <w:numPr>
+          <w:ilvl w:val="0"/>
+          <w:numId w:val="2"/>
+        </w:numPr>
+        <w:spacing w:after="60"/>
+      </w:pPr>
+      <w:r>
+        <w:rPr>
+          <w:rFonts w:ascii="Consolas" w:cs="Consolas" w:eastAsia="Consolas" w:hAnsi="Consolas"/>
           <w:b/>
           <w:bCs/>
-        </w:rPr>
-        <w:t xml:space="preserve">Зашито строкой:</w:t>
-      </w:r>
-      <w:r>
-        <w:t xml:space="preserve"> фоновое задание команды «Отправить и получить почту» ищется по наименованию «Получение и отправка электронной почты пользователя». Его задаёт </w:t>
-      </w:r>
-      <w:r>
-        <w:rPr>
-          <w:rFonts w:ascii="Consolas" w:cs="Consolas" w:eastAsia="Consolas" w:hAnsi="Consolas"/>
-          <w:sz w:val="18"/>
-          <w:szCs w:val="18"/>
-          <w:shd w:fill="F1F3F5" w:color="auto" w:val="clear"/>
-        </w:rPr>
-        <w:t xml:space="preserve">ВзаимодействияВызовСервера</w:t>
-      </w:r>
-      <w:r>
-        <w:t xml:space="preserve"> при запуске. Если обновление КА изменит это наименование, мгновенная отправка перестанет видеть команду. Тогда возможна двойная отправка письма, которое команда уже взяла. Это не ловят ни проверка применимости, ни тесты. Строку нужно сверить вручную, см. п. 8.</w:t>
+          <w:sz w:val="18"/>
+          <w:szCs w:val="18"/>
+          <w:shd w:fill="F1F3F5" w:color="auto" w:val="clear"/>
+        </w:rPr>
+        <w:t xml:space="preserve">УправлениеПечатьюПереопределяемый.ПередОтправкойПоПочте</w:t>
+      </w:r>
+      <w:r>
+        <w:t xml:space="preserve">, </w:t>
+      </w:r>
+      <w:r>
+        <w:rPr>
+          <w:rFonts w:ascii="Consolas" w:cs="Consolas" w:eastAsia="Consolas" w:hAnsi="Consolas"/>
+          <w:sz w:val="18"/>
+          <w:szCs w:val="18"/>
+          <w:shd w:fill="F1F3F5" w:color="auto" w:val="clear"/>
+        </w:rPr>
+        <w:t xml:space="preserve">&amp;После</w:t>
+      </w:r>
+      <w:r>
+        <w:t xml:space="preserve">.</w:t>
+      </w:r>
+    </w:p>
+    <w:p>
+      <w:pPr>
+        <w:pStyle w:val="ListParagraph"/>
+        <w:numPr>
+          <w:ilvl w:val="1"/>
+          <w:numId w:val="2"/>
+        </w:numPr>
+        <w:spacing w:after="60"/>
+      </w:pPr>
+      <w:r>
+        <w:t xml:space="preserve">Что делает расширение: подставляет тему «Счет на оплату № … от …», если все объекты печати — «Счёт на оплату клиенту».</w:t>
+      </w:r>
+    </w:p>
+    <w:p>
+      <w:pPr>
+        <w:pStyle w:val="ListParagraph"/>
+        <w:numPr>
+          <w:ilvl w:val="1"/>
+          <w:numId w:val="2"/>
+        </w:numPr>
+        <w:spacing w:after="60"/>
+      </w:pPr>
+      <w:r>
+        <w:t xml:space="preserve">На что рассчитывает: форма печати документов (</w:t>
+      </w:r>
+      <w:r>
+        <w:rPr>
+          <w:rFonts w:ascii="Consolas" w:cs="Consolas" w:eastAsia="Consolas" w:hAnsi="Consolas"/>
+          <w:sz w:val="18"/>
+          <w:szCs w:val="18"/>
+          <w:shd w:fill="F1F3F5" w:color="auto" w:val="clear"/>
+        </w:rPr>
+        <w:t xml:space="preserve">ОбщаяФорма.ПечатьДокументов</w:t>
+      </w:r>
+      <w:r>
+        <w:t xml:space="preserve">) вызывает эту процедуру после типового заполнения параметров письма и передаёт в </w:t>
+      </w:r>
+      <w:r>
+        <w:rPr>
+          <w:rFonts w:ascii="Consolas" w:cs="Consolas" w:eastAsia="Consolas" w:hAnsi="Consolas"/>
+          <w:sz w:val="18"/>
+          <w:szCs w:val="18"/>
+          <w:shd w:fill="F1F3F5" w:color="auto" w:val="clear"/>
+        </w:rPr>
+        <w:t xml:space="preserve">ОбъектыПечати</w:t>
+      </w:r>
+      <w:r>
+        <w:t xml:space="preserve"> массив ссылок. Тему, которую поставила КА, расширение заменяет. Если БСП изменит сигнатуру или перестанет её вызывать, проверка применимости покажет первое, но не второе. Второе заметит тест </w:t>
+      </w:r>
+      <w:r>
+        <w:rPr>
+          <w:rFonts w:ascii="Consolas" w:cs="Consolas" w:eastAsia="Consolas" w:hAnsi="Consolas"/>
+          <w:sz w:val="18"/>
+          <w:szCs w:val="18"/>
+          <w:shd w:fill="F1F3F5" w:color="auto" w:val="clear"/>
+        </w:rPr>
+        <w:t xml:space="preserve">ПередОтправкойПоПочте_Счет</w:t>
+      </w:r>
+      <w:r>
+        <w:t xml:space="preserve">.</w:t>
+      </w:r>
+    </w:p>
+    <w:p>
+      <w:r>
+        <w:t xml:space="preserve">Из типовой формы также используются переменные </w:t>
+      </w:r>
+      <w:r>
+        <w:rPr>
+          <w:rFonts w:ascii="Consolas" w:cs="Consolas" w:eastAsia="Consolas" w:hAnsi="Consolas"/>
+          <w:sz w:val="18"/>
+          <w:szCs w:val="18"/>
+          <w:shd w:fill="F1F3F5" w:color="auto" w:val="clear"/>
+        </w:rPr>
+        <w:t xml:space="preserve">ОтправлятьСообщенияСразу</w:t>
+      </w:r>
+      <w:r>
+        <w:t xml:space="preserve"> и </w:t>
+      </w:r>
+      <w:r>
+        <w:rPr>
+          <w:rFonts w:ascii="Consolas" w:cs="Consolas" w:eastAsia="Consolas" w:hAnsi="Consolas"/>
+          <w:sz w:val="18"/>
+          <w:szCs w:val="18"/>
+          <w:shd w:fill="F1F3F5" w:color="auto" w:val="clear"/>
+        </w:rPr>
+        <w:t xml:space="preserve">ВыполняетсяОтправка</w:t>
+      </w:r>
+      <w:r>
+        <w:t xml:space="preserve">, таблица </w:t>
+      </w:r>
+      <w:r>
+        <w:rPr>
+          <w:rFonts w:ascii="Consolas" w:cs="Consolas" w:eastAsia="Consolas" w:hAnsi="Consolas"/>
+          <w:sz w:val="18"/>
+          <w:szCs w:val="18"/>
+          <w:shd w:fill="F1F3F5" w:color="auto" w:val="clear"/>
+        </w:rPr>
+        <w:t xml:space="preserve">Вложения</w:t>
+      </w:r>
+      <w:r>
+        <w:t xml:space="preserve"> (колонки </w:t>
+      </w:r>
+      <w:r>
+        <w:rPr>
+          <w:rFonts w:ascii="Consolas" w:cs="Consolas" w:eastAsia="Consolas" w:hAnsi="Consolas"/>
+          <w:sz w:val="18"/>
+          <w:szCs w:val="18"/>
+          <w:shd w:fill="F1F3F5" w:color="auto" w:val="clear"/>
+        </w:rPr>
+        <w:t xml:space="preserve">Расположение</w:t>
+      </w:r>
+      <w:r>
+        <w:t xml:space="preserve">, </w:t>
+      </w:r>
+      <w:r>
+        <w:rPr>
+          <w:rFonts w:ascii="Consolas" w:cs="Consolas" w:eastAsia="Consolas" w:hAnsi="Consolas"/>
+          <w:sz w:val="18"/>
+          <w:szCs w:val="18"/>
+          <w:shd w:fill="F1F3F5" w:color="auto" w:val="clear"/>
+        </w:rPr>
+        <w:t xml:space="preserve">Редактируется</w:t>
+      </w:r>
+      <w:r>
+        <w:t xml:space="preserve">, </w:t>
+      </w:r>
+      <w:r>
+        <w:rPr>
+          <w:rFonts w:ascii="Consolas" w:cs="Consolas" w:eastAsia="Consolas" w:hAnsi="Consolas"/>
+          <w:sz w:val="18"/>
+          <w:szCs w:val="18"/>
+          <w:shd w:fill="F1F3F5" w:color="auto" w:val="clear"/>
+        </w:rPr>
+        <w:t xml:space="preserve">Ссылка</w:t>
+      </w:r>
+      <w:r>
+        <w:t xml:space="preserve">), элементы </w:t>
+      </w:r>
+      <w:r>
+        <w:rPr>
+          <w:rFonts w:ascii="Consolas" w:cs="Consolas" w:eastAsia="Consolas" w:hAnsi="Consolas"/>
+          <w:sz w:val="18"/>
+          <w:szCs w:val="18"/>
+          <w:shd w:fill="F1F3F5" w:color="auto" w:val="clear"/>
+        </w:rPr>
+        <w:t xml:space="preserve">Отправить</w:t>
+      </w:r>
+      <w:r>
+        <w:t xml:space="preserve"> и </w:t>
+      </w:r>
+      <w:r>
+        <w:rPr>
+          <w:rFonts w:ascii="Consolas" w:cs="Consolas" w:eastAsia="Consolas" w:hAnsi="Consolas"/>
+          <w:sz w:val="18"/>
+          <w:szCs w:val="18"/>
+          <w:shd w:fill="F1F3F5" w:color="auto" w:val="clear"/>
+        </w:rPr>
+        <w:t xml:space="preserve">ФормаЗаписатьИЗакрыть</w:t>
+      </w:r>
+      <w:r>
+        <w:t xml:space="preserve">. Заголовок «Отправить сейчас» по-прежнему задаёт типовая </w:t>
+      </w:r>
+      <w:r>
+        <w:rPr>
+          <w:rFonts w:ascii="Consolas" w:cs="Consolas" w:eastAsia="Consolas" w:hAnsi="Consolas"/>
+          <w:sz w:val="18"/>
+          <w:szCs w:val="18"/>
+          <w:shd w:fill="F1F3F5" w:color="auto" w:val="clear"/>
+        </w:rPr>
+        <w:t xml:space="preserve">УстановитьЗаголовокКнопкиПоУмолчанию</w:t>
+      </w:r>
+      <w:r>
+        <w:t xml:space="preserve">.</w:t>
       </w:r>
     </w:p>
     <w:p>
@@ -3631,31 +3473,35 @@
         <w:pStyle w:val="Heading2"/>
       </w:pPr>
       <w:r>
-        <w:t xml:space="preserve">5.4. Поведение типового кода, на которое опирается расширение</w:t>
-      </w:r>
-    </w:p>
-    <w:p>
-      <w:pPr>
-        <w:pStyle w:val="ListParagraph"/>
-        <w:numPr>
-          <w:ilvl w:val="0"/>
-          <w:numId w:val="2"/>
-        </w:numPr>
-        <w:spacing w:after="60"/>
-      </w:pPr>
-      <w:r>
-        <w:t xml:space="preserve">Регламентное задание и «Отправить и получить почту» не берут письма с «Когда отправить» в будущем. На этом построена защита от двойной отправки.</w:t>
-      </w:r>
-    </w:p>
-    <w:p>
-      <w:pPr>
-        <w:pStyle w:val="ListParagraph"/>
-        <w:numPr>
-          <w:ilvl w:val="0"/>
-          <w:numId w:val="2"/>
-        </w:numPr>
-        <w:spacing w:after="60"/>
-      </w:pPr>
+        <w:t xml:space="preserve">5.3. Вызываемые типовые процедуры и данные</w:t>
+      </w:r>
+    </w:p>
+    <w:p>
+      <w:r>
+        <w:t xml:space="preserve">Вызываются из кода расширения без заимствования:</w:t>
+      </w:r>
+    </w:p>
+    <w:p>
+      <w:pPr>
+        <w:pStyle w:val="ListParagraph"/>
+        <w:numPr>
+          <w:ilvl w:val="0"/>
+          <w:numId w:val="2"/>
+        </w:numPr>
+        <w:spacing w:after="60"/>
+      </w:pPr>
+      <w:r>
+        <w:rPr>
+          <w:rFonts w:ascii="Consolas" w:cs="Consolas" w:eastAsia="Consolas" w:hAnsi="Consolas"/>
+          <w:sz w:val="18"/>
+          <w:szCs w:val="18"/>
+          <w:shd w:fill="F1F3F5" w:color="auto" w:val="clear"/>
+        </w:rPr>
+        <w:t xml:space="preserve">УправлениеЭлектроннойПочтой</w:t>
+      </w:r>
+      <w:r>
+        <w:t xml:space="preserve">: </w:t>
+      </w:r>
       <w:r>
         <w:rPr>
           <w:rFonts w:ascii="Consolas" w:cs="Consolas" w:eastAsia="Consolas" w:hAnsi="Consolas"/>
@@ -3666,127 +3512,473 @@
         <w:t xml:space="preserve">ОбработатьОшибкуОтправкиПисьма</w:t>
       </w:r>
       <w:r>
-        <w:t xml:space="preserve"> сама пишет в журнал регистрации и не меняет статус письма. В черновики письмо возвращает расширение.</w:t>
-      </w:r>
-    </w:p>
-    <w:p>
-      <w:pPr>
-        <w:pStyle w:val="ListParagraph"/>
-        <w:numPr>
-          <w:ilvl w:val="0"/>
-          <w:numId w:val="2"/>
-        </w:numPr>
-        <w:spacing w:after="60"/>
-      </w:pPr>
-      <w:r>
-        <w:t xml:space="preserve">Типовой </w:t>
-      </w:r>
-      <w:r>
-        <w:rPr>
-          <w:rFonts w:ascii="Consolas" w:cs="Consolas" w:eastAsia="Consolas" w:hAnsi="Consolas"/>
-          <w:sz w:val="18"/>
-          <w:szCs w:val="18"/>
-          <w:shd w:fill="F1F3F5" w:color="auto" w:val="clear"/>
-        </w:rPr>
-        <w:t xml:space="preserve">ПередЗаписьюНаСервере</w:t>
-      </w:r>
-      <w:r>
-        <w:t xml:space="preserve"> добавляет цитату исходного письма при каждой «отправочной» записи черновика и не снимает флажок «Включать текст исходного письма». Поэтому при возврате в черновики расширение снимает этот флажок.</w:t>
-      </w:r>
-    </w:p>
-    <w:p>
-      <w:pPr>
-        <w:pStyle w:val="ListParagraph"/>
-        <w:numPr>
-          <w:ilvl w:val="0"/>
-          <w:numId w:val="2"/>
-        </w:numPr>
-        <w:spacing w:after="60"/>
-      </w:pPr>
-      <w:r>
-        <w:t xml:space="preserve">Типовой </w:t>
-      </w:r>
-      <w:r>
-        <w:rPr>
-          <w:rFonts w:ascii="Consolas" w:cs="Consolas" w:eastAsia="Consolas" w:hAnsi="Consolas"/>
-          <w:sz w:val="18"/>
-          <w:szCs w:val="18"/>
-          <w:shd w:fill="F1F3F5" w:color="auto" w:val="clear"/>
-        </w:rPr>
-        <w:t xml:space="preserve">ПередЗаписью</w:t>
-      </w:r>
-      <w:r>
-        <w:t xml:space="preserve"> формы помещает правленые вложения асинхронно, то есть уже после записи письма и запуска задания. Поэтому форма помещает их сама до записи.</w:t>
-      </w:r>
-    </w:p>
-    <w:p>
-      <w:pPr>
-        <w:pStyle w:val="ListParagraph"/>
-        <w:numPr>
-          <w:ilvl w:val="0"/>
-          <w:numId w:val="2"/>
-        </w:numPr>
-        <w:spacing w:after="60"/>
-      </w:pPr>
-      <w:r>
-        <w:t xml:space="preserve">Форма держит блокировку редактирования письма с первой правки до закрытия, даже после </w:t>
-      </w:r>
-      <w:r>
-        <w:rPr>
-          <w:rFonts w:ascii="Consolas" w:cs="Consolas" w:eastAsia="Consolas" w:hAnsi="Consolas"/>
-          <w:sz w:val="18"/>
-          <w:szCs w:val="18"/>
-          <w:shd w:fill="F1F3F5" w:color="auto" w:val="clear"/>
-        </w:rPr>
-        <w:t xml:space="preserve">Записать()</w:t>
-      </w:r>
-      <w:r>
-        <w:t xml:space="preserve">. Перед запуском отправки расширение снимает эту блокировку (</w:t>
-      </w:r>
-      <w:r>
-        <w:rPr>
-          <w:rFonts w:ascii="Consolas" w:cs="Consolas" w:eastAsia="Consolas" w:hAnsi="Consolas"/>
-          <w:sz w:val="18"/>
-          <w:szCs w:val="18"/>
-          <w:shd w:fill="F1F3F5" w:color="auto" w:val="clear"/>
-        </w:rPr>
-        <w:t xml:space="preserve">РазблокироватьДанныеДляРедактирования</w:t>
-      </w:r>
-      <w:r>
-        <w:t xml:space="preserve">).</w:t>
-      </w:r>
-    </w:p>
-    <w:p>
-      <w:pPr>
-        <w:pStyle w:val="ListParagraph"/>
-        <w:numPr>
-          <w:ilvl w:val="0"/>
-          <w:numId w:val="2"/>
-        </w:numPr>
-        <w:spacing w:after="60"/>
-      </w:pPr>
-      <w:r>
-        <w:t xml:space="preserve">В режиме отладки БСП </w:t>
-      </w:r>
-      <w:r>
-        <w:rPr>
-          <w:rFonts w:ascii="Consolas" w:cs="Consolas" w:eastAsia="Consolas" w:hAnsi="Consolas"/>
-          <w:sz w:val="18"/>
-          <w:szCs w:val="18"/>
-          <w:shd w:fill="F1F3F5" w:color="auto" w:val="clear"/>
-        </w:rPr>
-        <w:t xml:space="preserve">ДлительныеОперации.ВыполнитьВФоне</w:t>
-      </w:r>
-      <w:r>
-        <w:t xml:space="preserve"> выполняет процедуру синхронно в сеансе пользователя. Тогда пауз между попытками и ожидания учётной записи нет.</w:t>
-      </w:r>
-    </w:p>
-    <w:p>
-      <w:pPr>
-        <w:pStyle w:val="Heading1"/>
-      </w:pPr>
-      <w:r>
-        <w:t xml:space="preserve">6. Установка, обновление, отключение</w:t>
+        <w:t xml:space="preserve">, </w:t>
+      </w:r>
+      <w:r>
+        <w:rPr>
+          <w:rFonts w:ascii="Consolas" w:cs="Consolas" w:eastAsia="Consolas" w:hAnsi="Consolas"/>
+          <w:sz w:val="18"/>
+          <w:szCs w:val="18"/>
+          <w:shd w:fill="F1F3F5" w:color="auto" w:val="clear"/>
+        </w:rPr>
+        <w:t xml:space="preserve">ПараметрыОбработкиОшибкиОтправки</w:t>
+      </w:r>
+      <w:r>
+        <w:t xml:space="preserve">, </w:t>
+      </w:r>
+      <w:r>
+        <w:rPr>
+          <w:rFonts w:ascii="Consolas" w:cs="Consolas" w:eastAsia="Consolas" w:hAnsi="Consolas"/>
+          <w:sz w:val="18"/>
+          <w:szCs w:val="18"/>
+          <w:shd w:fill="F1F3F5" w:color="auto" w:val="clear"/>
+        </w:rPr>
+        <w:t xml:space="preserve">СобытиеЖурналаРегистрации</w:t>
+      </w:r>
+      <w:r>
+        <w:t xml:space="preserve">;</w:t>
+      </w:r>
+    </w:p>
+    <w:p>
+      <w:pPr>
+        <w:pStyle w:val="ListParagraph"/>
+        <w:numPr>
+          <w:ilvl w:val="0"/>
+          <w:numId w:val="2"/>
+        </w:numPr>
+        <w:spacing w:after="60"/>
+      </w:pPr>
+      <w:r>
+        <w:rPr>
+          <w:rFonts w:ascii="Consolas" w:cs="Consolas" w:eastAsia="Consolas" w:hAnsi="Consolas"/>
+          <w:sz w:val="18"/>
+          <w:szCs w:val="18"/>
+          <w:shd w:fill="F1F3F5" w:color="auto" w:val="clear"/>
+        </w:rPr>
+        <w:t xml:space="preserve">Взаимодействия</w:t>
+      </w:r>
+      <w:r>
+        <w:t xml:space="preserve">:</w:t>
+      </w:r>
+    </w:p>
+    <w:p>
+      <w:pPr>
+        <w:pStyle w:val="ListParagraph"/>
+        <w:numPr>
+          <w:ilvl w:val="1"/>
+          <w:numId w:val="2"/>
+        </w:numPr>
+        <w:spacing w:after="60"/>
+      </w:pPr>
+      <w:r>
+        <w:rPr>
+          <w:rFonts w:ascii="Consolas" w:cs="Consolas" w:eastAsia="Consolas" w:hAnsi="Consolas"/>
+          <w:sz w:val="18"/>
+          <w:szCs w:val="18"/>
+          <w:shd w:fill="F1F3F5" w:color="auto" w:val="clear"/>
+        </w:rPr>
+        <w:t xml:space="preserve">ПараметрыПисьмаДляОтправки</w:t>
+      </w:r>
+      <w:r>
+        <w:t xml:space="preserve">, </w:t>
+      </w:r>
+      <w:r>
+        <w:rPr>
+          <w:rFonts w:ascii="Consolas" w:cs="Consolas" w:eastAsia="Consolas" w:hAnsi="Consolas"/>
+          <w:sz w:val="18"/>
+          <w:szCs w:val="18"/>
+          <w:shd w:fill="F1F3F5" w:color="auto" w:val="clear"/>
+        </w:rPr>
+        <w:t xml:space="preserve">ОценитьРазмерИсходящегоЭлектронногоПисьма</w:t>
+      </w:r>
+      <w:r>
+        <w:t xml:space="preserve">, </w:t>
+      </w:r>
+      <w:r>
+        <w:rPr>
+          <w:rFonts w:ascii="Consolas" w:cs="Consolas" w:eastAsia="Consolas" w:hAnsi="Consolas"/>
+          <w:sz w:val="18"/>
+          <w:szCs w:val="18"/>
+          <w:shd w:fill="F1F3F5" w:color="auto" w:val="clear"/>
+        </w:rPr>
+        <w:t xml:space="preserve">ПредставлениеПисьма</w:t>
+      </w:r>
+      <w:r>
+        <w:t xml:space="preserve">;</w:t>
+      </w:r>
+    </w:p>
+    <w:p>
+      <w:pPr>
+        <w:pStyle w:val="ListParagraph"/>
+        <w:numPr>
+          <w:ilvl w:val="1"/>
+          <w:numId w:val="2"/>
+        </w:numPr>
+        <w:spacing w:after="60"/>
+      </w:pPr>
+      <w:r>
+        <w:rPr>
+          <w:rFonts w:ascii="Consolas" w:cs="Consolas" w:eastAsia="Consolas" w:hAnsi="Consolas"/>
+          <w:sz w:val="18"/>
+          <w:szCs w:val="18"/>
+          <w:shd w:fill="F1F3F5" w:color="auto" w:val="clear"/>
+        </w:rPr>
+        <w:t xml:space="preserve">ОпределитьПапкуДляПисьма</w:t>
+      </w:r>
+      <w:r>
+        <w:t xml:space="preserve">, </w:t>
+      </w:r>
+      <w:r>
+        <w:rPr>
+          <w:rFonts w:ascii="Consolas" w:cs="Consolas" w:eastAsia="Consolas" w:hAnsi="Consolas"/>
+          <w:sz w:val="18"/>
+          <w:szCs w:val="18"/>
+          <w:shd w:fill="F1F3F5" w:color="auto" w:val="clear"/>
+        </w:rPr>
+        <w:t xml:space="preserve">ОпределитьПапкуДляПисьмаПоУмолчанию</w:t>
+      </w:r>
+      <w:r>
+        <w:t xml:space="preserve">, </w:t>
+      </w:r>
+      <w:r>
+        <w:rPr>
+          <w:rFonts w:ascii="Consolas" w:cs="Consolas" w:eastAsia="Consolas" w:hAnsi="Consolas"/>
+          <w:sz w:val="18"/>
+          <w:szCs w:val="18"/>
+          <w:shd w:fill="F1F3F5" w:color="auto" w:val="clear"/>
+        </w:rPr>
+        <w:t xml:space="preserve">УстановитьПапкуЭлектронногоПисьма</w:t>
+      </w:r>
+      <w:r>
+        <w:t xml:space="preserve">;</w:t>
+      </w:r>
+    </w:p>
+    <w:p>
+      <w:pPr>
+        <w:pStyle w:val="ListParagraph"/>
+        <w:numPr>
+          <w:ilvl w:val="0"/>
+          <w:numId w:val="2"/>
+        </w:numPr>
+        <w:spacing w:after="60"/>
+      </w:pPr>
+      <w:r>
+        <w:rPr>
+          <w:rFonts w:ascii="Consolas" w:cs="Consolas" w:eastAsia="Consolas" w:hAnsi="Consolas"/>
+          <w:sz w:val="18"/>
+          <w:szCs w:val="18"/>
+          <w:shd w:fill="F1F3F5" w:color="auto" w:val="clear"/>
+        </w:rPr>
+        <w:t xml:space="preserve">ВзаимодействияКлиентСервер.ТемаВзаимодействия</w:t>
+      </w:r>
+      <w:r>
+        <w:t xml:space="preserve">;</w:t>
+      </w:r>
+    </w:p>
+    <w:p>
+      <w:pPr>
+        <w:pStyle w:val="ListParagraph"/>
+        <w:numPr>
+          <w:ilvl w:val="0"/>
+          <w:numId w:val="2"/>
+        </w:numPr>
+        <w:spacing w:after="60"/>
+      </w:pPr>
+      <w:r>
+        <w:rPr>
+          <w:rFonts w:ascii="Consolas" w:cs="Consolas" w:eastAsia="Consolas" w:hAnsi="Consolas"/>
+          <w:sz w:val="18"/>
+          <w:szCs w:val="18"/>
+          <w:shd w:fill="F1F3F5" w:color="auto" w:val="clear"/>
+        </w:rPr>
+        <w:t xml:space="preserve">ПрефиксацияОбъектовКлиентСервер.НомерНаПечать</w:t>
+      </w:r>
+      <w:r>
+        <w:t xml:space="preserve"> (номер счёта в теме такой же, как на печатной форме счёта);</w:t>
+      </w:r>
+    </w:p>
+    <w:p>
+      <w:pPr>
+        <w:pStyle w:val="ListParagraph"/>
+        <w:numPr>
+          <w:ilvl w:val="0"/>
+          <w:numId w:val="2"/>
+        </w:numPr>
+        <w:spacing w:after="60"/>
+      </w:pPr>
+      <w:r>
+        <w:rPr>
+          <w:rFonts w:ascii="Consolas" w:cs="Consolas" w:eastAsia="Consolas" w:hAnsi="Consolas"/>
+          <w:sz w:val="18"/>
+          <w:szCs w:val="18"/>
+          <w:shd w:fill="F1F3F5" w:color="auto" w:val="clear"/>
+        </w:rPr>
+        <w:t xml:space="preserve">РаботаСПочтовымиСообщениями</w:t>
+      </w:r>
+      <w:r>
+        <w:t xml:space="preserve">: </w:t>
+      </w:r>
+      <w:r>
+        <w:rPr>
+          <w:rFonts w:ascii="Consolas" w:cs="Consolas" w:eastAsia="Consolas" w:hAnsi="Consolas"/>
+          <w:sz w:val="18"/>
+          <w:szCs w:val="18"/>
+          <w:shd w:fill="F1F3F5" w:color="auto" w:val="clear"/>
+        </w:rPr>
+        <w:t xml:space="preserve">ПодготовитьПисьмо</w:t>
+      </w:r>
+      <w:r>
+        <w:t xml:space="preserve">, </w:t>
+      </w:r>
+      <w:r>
+        <w:rPr>
+          <w:rFonts w:ascii="Consolas" w:cs="Consolas" w:eastAsia="Consolas" w:hAnsi="Consolas"/>
+          <w:sz w:val="18"/>
+          <w:szCs w:val="18"/>
+          <w:shd w:fill="F1F3F5" w:color="auto" w:val="clear"/>
+        </w:rPr>
+        <w:t xml:space="preserve">ОтправитьПисьмо</w:t>
+      </w:r>
+      <w:r>
+        <w:t xml:space="preserve">;</w:t>
+      </w:r>
+    </w:p>
+    <w:p>
+      <w:pPr>
+        <w:pStyle w:val="ListParagraph"/>
+        <w:numPr>
+          <w:ilvl w:val="0"/>
+          <w:numId w:val="2"/>
+        </w:numPr>
+        <w:spacing w:after="60"/>
+      </w:pPr>
+      <w:r>
+        <w:t xml:space="preserve">форма </w:t>
+      </w:r>
+      <w:r>
+        <w:rPr>
+          <w:rFonts w:ascii="Consolas" w:cs="Consolas" w:eastAsia="Consolas" w:hAnsi="Consolas"/>
+          <w:sz w:val="18"/>
+          <w:szCs w:val="18"/>
+          <w:shd w:fill="F1F3F5" w:color="auto" w:val="clear"/>
+        </w:rPr>
+        <w:t xml:space="preserve">Справочник.УчетныеЗаписиЭлектроннойПочты.Форма.ПроверкаНастроекУчетнойЗаписи</w:t>
+      </w:r>
+      <w:r>
+        <w:t xml:space="preserve">: открывается с теми же параметрами, что передаёт </w:t>
+      </w:r>
+      <w:r>
+        <w:rPr>
+          <w:rFonts w:ascii="Consolas" w:cs="Consolas" w:eastAsia="Consolas" w:hAnsi="Consolas"/>
+          <w:sz w:val="18"/>
+          <w:szCs w:val="18"/>
+          <w:shd w:fill="F1F3F5" w:color="auto" w:val="clear"/>
+        </w:rPr>
+        <w:t xml:space="preserve">РаботаСПочтовымиСообщениямиКлиент.СообщитьОбОшибкеПодключения</w:t>
+      </w:r>
+      <w:r>
+        <w:t xml:space="preserve">;</w:t>
+      </w:r>
+    </w:p>
+    <w:p>
+      <w:pPr>
+        <w:pStyle w:val="ListParagraph"/>
+        <w:numPr>
+          <w:ilvl w:val="0"/>
+          <w:numId w:val="2"/>
+        </w:numPr>
+        <w:spacing w:after="60"/>
+      </w:pPr>
+      <w:r>
+        <w:t xml:space="preserve">БСП: </w:t>
+      </w:r>
+      <w:r>
+        <w:rPr>
+          <w:rFonts w:ascii="Consolas" w:cs="Consolas" w:eastAsia="Consolas" w:hAnsi="Consolas"/>
+          <w:sz w:val="18"/>
+          <w:szCs w:val="18"/>
+          <w:shd w:fill="F1F3F5" w:color="auto" w:val="clear"/>
+        </w:rPr>
+        <w:t xml:space="preserve">ДлительныеОперации</w:t>
+      </w:r>
+      <w:r>
+        <w:t xml:space="preserve">, </w:t>
+      </w:r>
+      <w:r>
+        <w:rPr>
+          <w:rFonts w:ascii="Consolas" w:cs="Consolas" w:eastAsia="Consolas" w:hAnsi="Consolas"/>
+          <w:sz w:val="18"/>
+          <w:szCs w:val="18"/>
+          <w:shd w:fill="F1F3F5" w:color="auto" w:val="clear"/>
+        </w:rPr>
+        <w:t xml:space="preserve">ДлительныеОперацииКлиент</w:t>
+      </w:r>
+      <w:r>
+        <w:t xml:space="preserve">, </w:t>
+      </w:r>
+      <w:r>
+        <w:rPr>
+          <w:rFonts w:ascii="Consolas" w:cs="Consolas" w:eastAsia="Consolas" w:hAnsi="Consolas"/>
+          <w:sz w:val="18"/>
+          <w:szCs w:val="18"/>
+          <w:shd w:fill="F1F3F5" w:color="auto" w:val="clear"/>
+        </w:rPr>
+        <w:t xml:space="preserve">БлокировкаРаботыСВнешнимиРесурсами.РаботаСВнешнимиРесурсамиЗаблокирована</w:t>
+      </w:r>
+      <w:r>
+        <w:t xml:space="preserve">, </w:t>
+      </w:r>
+      <w:r>
+        <w:rPr>
+          <w:rFonts w:ascii="Consolas" w:cs="Consolas" w:eastAsia="Consolas" w:hAnsi="Consolas"/>
+          <w:sz w:val="18"/>
+          <w:szCs w:val="18"/>
+          <w:shd w:fill="F1F3F5" w:color="auto" w:val="clear"/>
+        </w:rPr>
+        <w:t xml:space="preserve">РаботаСФайламиКлиент.ПоместитьПрисоединенныйФайл</w:t>
+      </w:r>
+      <w:r>
+        <w:t xml:space="preserve">, </w:t>
+      </w:r>
+      <w:r>
+        <w:rPr>
+          <w:rFonts w:ascii="Consolas" w:cs="Consolas" w:eastAsia="Consolas" w:hAnsi="Consolas"/>
+          <w:sz w:val="18"/>
+          <w:szCs w:val="18"/>
+          <w:shd w:fill="F1F3F5" w:color="auto" w:val="clear"/>
+        </w:rPr>
+        <w:t xml:space="preserve">ОбщегоНазначения*</w:t>
+      </w:r>
+      <w:r>
+        <w:t xml:space="preserve">, </w:t>
+      </w:r>
+      <w:r>
+        <w:rPr>
+          <w:rFonts w:ascii="Consolas" w:cs="Consolas" w:eastAsia="Consolas" w:hAnsi="Consolas"/>
+          <w:sz w:val="18"/>
+          <w:szCs w:val="18"/>
+          <w:shd w:fill="F1F3F5" w:color="auto" w:val="clear"/>
+        </w:rPr>
+        <w:t xml:space="preserve">Пользователи.АвторизованныйПользователь</w:t>
+      </w:r>
+      <w:r>
+        <w:t xml:space="preserve">;</w:t>
+      </w:r>
+    </w:p>
+    <w:p>
+      <w:pPr>
+        <w:pStyle w:val="ListParagraph"/>
+        <w:numPr>
+          <w:ilvl w:val="0"/>
+          <w:numId w:val="2"/>
+        </w:numPr>
+        <w:spacing w:after="60"/>
+      </w:pPr>
+      <w:r>
+        <w:t xml:space="preserve">регистры сведений:</w:t>
+      </w:r>
+    </w:p>
+    <w:p>
+      <w:pPr>
+        <w:pStyle w:val="ListParagraph"/>
+        <w:numPr>
+          <w:ilvl w:val="1"/>
+          <w:numId w:val="2"/>
+        </w:numPr>
+        <w:spacing w:after="60"/>
+      </w:pPr>
+      <w:r>
+        <w:rPr>
+          <w:rFonts w:ascii="Consolas" w:cs="Consolas" w:eastAsia="Consolas" w:hAnsi="Consolas"/>
+          <w:sz w:val="18"/>
+          <w:szCs w:val="18"/>
+          <w:shd w:fill="F1F3F5" w:color="auto" w:val="clear"/>
+        </w:rPr>
+        <w:t xml:space="preserve">ЗаблокированныеДляПолученияУчетныеЗаписи</w:t>
+      </w:r>
+      <w:r>
+        <w:t xml:space="preserve">;</w:t>
+      </w:r>
+    </w:p>
+    <w:p>
+      <w:pPr>
+        <w:pStyle w:val="ListParagraph"/>
+        <w:numPr>
+          <w:ilvl w:val="1"/>
+          <w:numId w:val="2"/>
+        </w:numPr>
+        <w:spacing w:after="60"/>
+      </w:pPr>
+      <w:r>
+        <w:rPr>
+          <w:rFonts w:ascii="Consolas" w:cs="Consolas" w:eastAsia="Consolas" w:hAnsi="Consolas"/>
+          <w:sz w:val="18"/>
+          <w:szCs w:val="18"/>
+          <w:shd w:fill="F1F3F5" w:color="auto" w:val="clear"/>
+        </w:rPr>
+        <w:t xml:space="preserve">НепринятыеКОбработкеПочтовымСерверомИсходящиеПисьма</w:t>
+      </w:r>
+      <w:r>
+        <w:t xml:space="preserve"> (сюда регламентное задание пишет отказ по письму; «Отправить сейчас» этот отказ снимает);</w:t>
+      </w:r>
+    </w:p>
+    <w:p>
+      <w:pPr>
+        <w:pStyle w:val="ListParagraph"/>
+        <w:numPr>
+          <w:ilvl w:val="1"/>
+          <w:numId w:val="2"/>
+        </w:numPr>
+        <w:spacing w:after="60"/>
+      </w:pPr>
+      <w:r>
+        <w:rPr>
+          <w:rFonts w:ascii="Consolas" w:cs="Consolas" w:eastAsia="Consolas" w:hAnsi="Consolas"/>
+          <w:sz w:val="18"/>
+          <w:szCs w:val="18"/>
+          <w:shd w:fill="F1F3F5" w:color="auto" w:val="clear"/>
+        </w:rPr>
+        <w:t xml:space="preserve">ПредметыПапкиВзаимодействий</w:t>
+      </w:r>
+      <w:r>
+        <w:t xml:space="preserve"> (блокировка при установке папки);</w:t>
+      </w:r>
+    </w:p>
+    <w:p>
+      <w:pPr>
+        <w:pStyle w:val="ListParagraph"/>
+        <w:numPr>
+          <w:ilvl w:val="0"/>
+          <w:numId w:val="2"/>
+        </w:numPr>
+        <w:spacing w:after="60"/>
+      </w:pPr>
+      <w:r>
+        <w:t xml:space="preserve">регламентное задание </w:t>
+      </w:r>
+      <w:r>
+        <w:rPr>
+          <w:rFonts w:ascii="Consolas" w:cs="Consolas" w:eastAsia="Consolas" w:hAnsi="Consolas"/>
+          <w:sz w:val="18"/>
+          <w:szCs w:val="18"/>
+          <w:shd w:fill="F1F3F5" w:color="auto" w:val="clear"/>
+        </w:rPr>
+        <w:t xml:space="preserve">ПолучениеИОтправкаЭлектронныхПисем</w:t>
+      </w:r>
+      <w:r>
+        <w:t xml:space="preserve">: его активные фоновые задания ищутся по </w:t>
+      </w:r>
+      <w:r>
+        <w:rPr>
+          <w:rFonts w:ascii="Consolas" w:cs="Consolas" w:eastAsia="Consolas" w:hAnsi="Consolas"/>
+          <w:sz w:val="18"/>
+          <w:szCs w:val="18"/>
+          <w:shd w:fill="F1F3F5" w:color="auto" w:val="clear"/>
+        </w:rPr>
+        <w:t xml:space="preserve">ИмяМетода</w:t>
+      </w:r>
+      <w:r>
+        <w:t xml:space="preserve">.</w:t>
       </w:r>
     </w:p>
     <w:p>
@@ -3795,29 +3987,76 @@
           <w:b/>
           <w:bCs/>
         </w:rPr>
-        <w:t xml:space="preserve">Установка:</w:t>
-      </w:r>
-    </w:p>
-    <w:p>
-      <w:pPr>
-        <w:pStyle w:val="ListParagraph"/>
-        <w:numPr>
-          <w:ilvl w:val="0"/>
-          <w:numId w:val="4"/>
-        </w:numPr>
-        <w:spacing w:after="60"/>
-      </w:pPr>
-      <w:r>
-        <w:t xml:space="preserve">Конфигуратор → «Конфигурация → Расширения конфигурации → Добавить → Загрузить из файла» → </w:t>
-      </w:r>
-      <w:r>
-        <w:rPr>
-          <w:rFonts w:ascii="Consolas" w:cs="Consolas" w:eastAsia="Consolas" w:hAnsi="Consolas"/>
-          <w:sz w:val="18"/>
-          <w:szCs w:val="18"/>
-          <w:shd w:fill="F1F3F5" w:color="auto" w:val="clear"/>
-        </w:rPr>
-        <w:t xml:space="preserve">МгновеннаяОтправкаПисем.cfe</w:t>
+        <w:t xml:space="preserve">Зашито строкой:</w:t>
+      </w:r>
+      <w:r>
+        <w:t xml:space="preserve"> фоновое задание команды «Отправить и получить почту» ищется по наименованию «Получение и отправка электронной почты пользователя». Его задаёт </w:t>
+      </w:r>
+      <w:r>
+        <w:rPr>
+          <w:rFonts w:ascii="Consolas" w:cs="Consolas" w:eastAsia="Consolas" w:hAnsi="Consolas"/>
+          <w:sz w:val="18"/>
+          <w:szCs w:val="18"/>
+          <w:shd w:fill="F1F3F5" w:color="auto" w:val="clear"/>
+        </w:rPr>
+        <w:t xml:space="preserve">ВзаимодействияВызовСервера</w:t>
+      </w:r>
+      <w:r>
+        <w:t xml:space="preserve"> при запуске. Если обновление КА изменит это наименование, мгновенная отправка перестанет видеть команду. Тогда возможна двойная отправка письма, которое команда уже взяла. Это не ловят ни проверка применимости, ни тесты. Строку нужно сверить вручную, см. п. 8.</w:t>
+      </w:r>
+    </w:p>
+    <w:p>
+      <w:pPr>
+        <w:pStyle w:val="Heading2"/>
+      </w:pPr>
+      <w:r>
+        <w:t xml:space="preserve">5.4. Поведение типового кода, на которое опирается расширение</w:t>
+      </w:r>
+    </w:p>
+    <w:p>
+      <w:pPr>
+        <w:pStyle w:val="ListParagraph"/>
+        <w:numPr>
+          <w:ilvl w:val="0"/>
+          <w:numId w:val="2"/>
+        </w:numPr>
+        <w:spacing w:after="60"/>
+      </w:pPr>
+      <w:r>
+        <w:t xml:space="preserve">Печатная форма счёта из «Счёта на оплату клиенту» выводит номер через </w:t>
+      </w:r>
+      <w:r>
+        <w:rPr>
+          <w:rFonts w:ascii="Consolas" w:cs="Consolas" w:eastAsia="Consolas" w:hAnsi="Consolas"/>
+          <w:sz w:val="18"/>
+          <w:szCs w:val="18"/>
+          <w:shd w:fill="F1F3F5" w:color="auto" w:val="clear"/>
+        </w:rPr>
+        <w:t xml:space="preserve">НомерНаПечать</w:t>
+      </w:r>
+      <w:r>
+        <w:t xml:space="preserve">, а тему письма типовая КА заполняет в </w:t>
+      </w:r>
+      <w:r>
+        <w:rPr>
+          <w:rFonts w:ascii="Consolas" w:cs="Consolas" w:eastAsia="Consolas" w:hAnsi="Consolas"/>
+          <w:sz w:val="18"/>
+          <w:szCs w:val="18"/>
+          <w:shd w:fill="F1F3F5" w:color="auto" w:val="clear"/>
+        </w:rPr>
+        <w:t xml:space="preserve">ФормированиеПечатныхФорм.СформироватьТемуИТекстПисьма</w:t>
+      </w:r>
+      <w:r>
+        <w:t xml:space="preserve"> до вызова </w:t>
+      </w:r>
+      <w:r>
+        <w:rPr>
+          <w:rFonts w:ascii="Consolas" w:cs="Consolas" w:eastAsia="Consolas" w:hAnsi="Consolas"/>
+          <w:sz w:val="18"/>
+          <w:szCs w:val="18"/>
+          <w:shd w:fill="F1F3F5" w:color="auto" w:val="clear"/>
+        </w:rPr>
+        <w:t xml:space="preserve">ПередОтправкойПоПочте</w:t>
       </w:r>
       <w:r>
         <w:t xml:space="preserve">.</w:t>
@@ -3828,19 +4067,163 @@
         <w:pStyle w:val="ListParagraph"/>
         <w:numPr>
           <w:ilvl w:val="0"/>
-          <w:numId w:val="4"/>
-        </w:numPr>
-        <w:spacing w:after="60"/>
-      </w:pPr>
+          <w:numId w:val="2"/>
+        </w:numPr>
+        <w:spacing w:after="60"/>
+      </w:pPr>
+      <w:r>
+        <w:t xml:space="preserve">Регламентное задание и «Отправить и получить почту» не берут письма с «Когда отправить» в будущем. На этом построена защита от двойной отправки.</w:t>
+      </w:r>
+    </w:p>
+    <w:p>
+      <w:pPr>
+        <w:pStyle w:val="ListParagraph"/>
+        <w:numPr>
+          <w:ilvl w:val="0"/>
+          <w:numId w:val="2"/>
+        </w:numPr>
+        <w:spacing w:after="60"/>
+      </w:pPr>
+      <w:r>
+        <w:rPr>
+          <w:rFonts w:ascii="Consolas" w:cs="Consolas" w:eastAsia="Consolas" w:hAnsi="Consolas"/>
+          <w:sz w:val="18"/>
+          <w:szCs w:val="18"/>
+          <w:shd w:fill="F1F3F5" w:color="auto" w:val="clear"/>
+        </w:rPr>
+        <w:t xml:space="preserve">ОбработатьОшибкуОтправкиПисьма</w:t>
+      </w:r>
+      <w:r>
+        <w:t xml:space="preserve"> сама пишет в журнал регистрации и не меняет статус письма. В черновики письмо возвращает расширение.</w:t>
+      </w:r>
+    </w:p>
+    <w:p>
+      <w:pPr>
+        <w:pStyle w:val="ListParagraph"/>
+        <w:numPr>
+          <w:ilvl w:val="0"/>
+          <w:numId w:val="2"/>
+        </w:numPr>
+        <w:spacing w:after="60"/>
+      </w:pPr>
+      <w:r>
+        <w:t xml:space="preserve">Типовой </w:t>
+      </w:r>
+      <w:r>
+        <w:rPr>
+          <w:rFonts w:ascii="Consolas" w:cs="Consolas" w:eastAsia="Consolas" w:hAnsi="Consolas"/>
+          <w:sz w:val="18"/>
+          <w:szCs w:val="18"/>
+          <w:shd w:fill="F1F3F5" w:color="auto" w:val="clear"/>
+        </w:rPr>
+        <w:t xml:space="preserve">ПередЗаписьюНаСервере</w:t>
+      </w:r>
+      <w:r>
+        <w:t xml:space="preserve"> добавляет цитату исходного письма при каждой «отправочной» записи черновика и не снимает флажок «Включать текст исходного письма». Поэтому при возврате в черновики расширение снимает этот флажок.</w:t>
+      </w:r>
+    </w:p>
+    <w:p>
+      <w:pPr>
+        <w:pStyle w:val="ListParagraph"/>
+        <w:numPr>
+          <w:ilvl w:val="0"/>
+          <w:numId w:val="2"/>
+        </w:numPr>
+        <w:spacing w:after="60"/>
+      </w:pPr>
+      <w:r>
+        <w:t xml:space="preserve">Типовой </w:t>
+      </w:r>
+      <w:r>
+        <w:rPr>
+          <w:rFonts w:ascii="Consolas" w:cs="Consolas" w:eastAsia="Consolas" w:hAnsi="Consolas"/>
+          <w:sz w:val="18"/>
+          <w:szCs w:val="18"/>
+          <w:shd w:fill="F1F3F5" w:color="auto" w:val="clear"/>
+        </w:rPr>
+        <w:t xml:space="preserve">ПередЗаписью</w:t>
+      </w:r>
+      <w:r>
+        <w:t xml:space="preserve"> формы помещает правленые вложения асинхронно, то есть уже после записи письма и запуска задания. Поэтому форма помещает их сама до записи.</w:t>
+      </w:r>
+    </w:p>
+    <w:p>
+      <w:pPr>
+        <w:pStyle w:val="ListParagraph"/>
+        <w:numPr>
+          <w:ilvl w:val="0"/>
+          <w:numId w:val="2"/>
+        </w:numPr>
+        <w:spacing w:after="60"/>
+      </w:pPr>
+      <w:r>
+        <w:t xml:space="preserve">Форма держит блокировку редактирования письма с первой правки до закрытия, даже после </w:t>
+      </w:r>
+      <w:r>
+        <w:rPr>
+          <w:rFonts w:ascii="Consolas" w:cs="Consolas" w:eastAsia="Consolas" w:hAnsi="Consolas"/>
+          <w:sz w:val="18"/>
+          <w:szCs w:val="18"/>
+          <w:shd w:fill="F1F3F5" w:color="auto" w:val="clear"/>
+        </w:rPr>
+        <w:t xml:space="preserve">Записать()</w:t>
+      </w:r>
+      <w:r>
+        <w:t xml:space="preserve">. Перед запуском отправки расширение снимает эту блокировку (</w:t>
+      </w:r>
+      <w:r>
+        <w:rPr>
+          <w:rFonts w:ascii="Consolas" w:cs="Consolas" w:eastAsia="Consolas" w:hAnsi="Consolas"/>
+          <w:sz w:val="18"/>
+          <w:szCs w:val="18"/>
+          <w:shd w:fill="F1F3F5" w:color="auto" w:val="clear"/>
+        </w:rPr>
+        <w:t xml:space="preserve">РазблокироватьДанныеДляРедактирования</w:t>
+      </w:r>
+      <w:r>
+        <w:t xml:space="preserve">).</w:t>
+      </w:r>
+    </w:p>
+    <w:p>
+      <w:pPr>
+        <w:pStyle w:val="ListParagraph"/>
+        <w:numPr>
+          <w:ilvl w:val="0"/>
+          <w:numId w:val="2"/>
+        </w:numPr>
+        <w:spacing w:after="60"/>
+      </w:pPr>
+      <w:r>
+        <w:t xml:space="preserve">В режиме отладки БСП </w:t>
+      </w:r>
+      <w:r>
+        <w:rPr>
+          <w:rFonts w:ascii="Consolas" w:cs="Consolas" w:eastAsia="Consolas" w:hAnsi="Consolas"/>
+          <w:sz w:val="18"/>
+          <w:szCs w:val="18"/>
+          <w:shd w:fill="F1F3F5" w:color="auto" w:val="clear"/>
+        </w:rPr>
+        <w:t xml:space="preserve">ДлительныеОперации.ВыполнитьВФоне</w:t>
+      </w:r>
+      <w:r>
+        <w:t xml:space="preserve"> выполняет процедуру синхронно в сеансе пользователя. Тогда пауз между попытками и ожидания учётной записи нет.</w:t>
+      </w:r>
+    </w:p>
+    <w:p>
+      <w:pPr>
+        <w:pStyle w:val="Heading1"/>
+      </w:pPr>
+      <w:r>
+        <w:t xml:space="preserve">6. Установка, обновление, отключение</w:t>
+      </w:r>
+    </w:p>
+    <w:p>
       <w:r>
         <w:rPr>
           <w:b/>
           <w:bCs/>
         </w:rPr>
-        <w:t xml:space="preserve">Снять «Безопасный режим»</w:t>
-      </w:r>
-      <w:r>
-        <w:t xml:space="preserve"> у расширения. В безопасном режиме расширение не может отправлять письма, а окна при этом открываются без ошибок. Защиту от опасных действий оставить включённой.</w:t>
+        <w:t xml:space="preserve">Установка:</w:t>
       </w:r>
     </w:p>
     <w:p>
@@ -3853,7 +4236,19 @@
         <w:spacing w:after="60"/>
       </w:pPr>
       <w:r>
-        <w:t xml:space="preserve">Обновить конфигурацию базы данных.</w:t>
+        <w:t xml:space="preserve">Конфигуратор → «Конфигурация → Расширения конфигурации → Добавить → Загрузить из файла» → </w:t>
+      </w:r>
+      <w:r>
+        <w:rPr>
+          <w:rFonts w:ascii="Consolas" w:cs="Consolas" w:eastAsia="Consolas" w:hAnsi="Consolas"/>
+          <w:sz w:val="18"/>
+          <w:szCs w:val="18"/>
+          <w:shd w:fill="F1F3F5" w:color="auto" w:val="clear"/>
+        </w:rPr>
+        <w:t xml:space="preserve">МгновеннаяОтправкаПисем.cfe</w:t>
+      </w:r>
+      <w:r>
+        <w:t xml:space="preserve">.</w:t>
       </w:r>
     </w:p>
     <w:p>
@@ -3865,57 +4260,54 @@
         </w:numPr>
         <w:spacing w:after="60"/>
       </w:pPr>
-      <w:r>
-        <w:t xml:space="preserve">Проверить в списке расширений: версия совпадает с переданной, «Активно» отмечено, «Безопасный режим» снят, «Защита от опасных действий» отмечена. Создать новое исходящее письмо: окно открывается без ошибок.</w:t>
-      </w:r>
-    </w:p>
-    <w:p>
-      <w:pPr>
-        <w:pStyle w:val="ListParagraph"/>
-        <w:numPr>
-          <w:ilvl w:val="0"/>
-          <w:numId w:val="4"/>
-        </w:numPr>
-        <w:spacing w:after="60"/>
-      </w:pPr>
-      <w:r>
-        <w:t xml:space="preserve">Пользователям перезайти.</w:t>
-      </w:r>
-    </w:p>
-    <w:p>
       <w:r>
         <w:rPr>
           <w:b/>
           <w:bCs/>
         </w:rPr>
-        <w:t xml:space="preserve">Обновление:</w:t>
-      </w:r>
-      <w:r>
-        <w:t xml:space="preserve"> выделить </w:t>
-      </w:r>
-      <w:r>
-        <w:rPr>
-          <w:rFonts w:ascii="Consolas" w:cs="Consolas" w:eastAsia="Consolas" w:hAnsi="Consolas"/>
-          <w:sz w:val="18"/>
-          <w:szCs w:val="18"/>
-          <w:shd w:fill="F1F3F5" w:color="auto" w:val="clear"/>
-        </w:rPr>
-        <w:t xml:space="preserve">МгновеннаяОтправкаПисем</w:t>
-      </w:r>
-      <w:r>
-        <w:t xml:space="preserve"> в списке расширений и загрузить новый </w:t>
-      </w:r>
-      <w:r>
-        <w:rPr>
-          <w:rFonts w:ascii="Consolas" w:cs="Consolas" w:eastAsia="Consolas" w:hAnsi="Consolas"/>
-          <w:sz w:val="18"/>
-          <w:szCs w:val="18"/>
-          <w:shd w:fill="F1F3F5" w:color="auto" w:val="clear"/>
-        </w:rPr>
-        <w:t xml:space="preserve">.cfe</w:t>
-      </w:r>
-      <w:r>
-        <w:t xml:space="preserve"> из файла, не удаляя расширение. Затем обновить конфигурацию БД, проверить список расширений, как в шаге 4, и попросить пользователей перезайти.</w:t>
+        <w:t xml:space="preserve">Снять «Безопасный режим»</w:t>
+      </w:r>
+      <w:r>
+        <w:t xml:space="preserve"> у расширения. В безопасном режиме расширение не может отправлять письма, а окна при этом открываются без ошибок. Защиту от опасных действий оставить включённой.</w:t>
+      </w:r>
+    </w:p>
+    <w:p>
+      <w:pPr>
+        <w:pStyle w:val="ListParagraph"/>
+        <w:numPr>
+          <w:ilvl w:val="0"/>
+          <w:numId w:val="4"/>
+        </w:numPr>
+        <w:spacing w:after="60"/>
+      </w:pPr>
+      <w:r>
+        <w:t xml:space="preserve">Обновить конфигурацию базы данных.</w:t>
+      </w:r>
+    </w:p>
+    <w:p>
+      <w:pPr>
+        <w:pStyle w:val="ListParagraph"/>
+        <w:numPr>
+          <w:ilvl w:val="0"/>
+          <w:numId w:val="4"/>
+        </w:numPr>
+        <w:spacing w:after="60"/>
+      </w:pPr>
+      <w:r>
+        <w:t xml:space="preserve">Проверить в списке расширений: версия совпадает с переданной, «Активно» отмечено, «Безопасный режим» снят, «Защита от опасных действий» отмечена. Создать новое исходящее письмо: окно открывается без ошибок.</w:t>
+      </w:r>
+    </w:p>
+    <w:p>
+      <w:pPr>
+        <w:pStyle w:val="ListParagraph"/>
+        <w:numPr>
+          <w:ilvl w:val="0"/>
+          <w:numId w:val="4"/>
+        </w:numPr>
+        <w:spacing w:after="60"/>
+      </w:pPr>
+      <w:r>
+        <w:t xml:space="preserve">Пользователям перезайти.</w:t>
       </w:r>
     </w:p>
     <w:p>
@@ -3924,52 +4316,34 @@
           <w:b/>
           <w:bCs/>
         </w:rPr>
-        <w:t xml:space="preserve">Аварийное отключение:</w:t>
-      </w:r>
-      <w:r>
-        <w:t xml:space="preserve"> снять «Активно» у расширения и попросить пользователей перезайти. Обновлять БД не нужно, удалять расширение тоже. После этого «Отправить» работает как в типовой КА. Письма, которые отправлялись в момент отключения, отправит регламентное задание: служебное время в «Когда отправить» истечёт само не позже чем через 10 минут.</w:t>
-      </w:r>
-    </w:p>
-    <w:p>
-      <w:r>
-        <w:t xml:space="preserve">Расширение тестов в рабочую базу не устанавливается.</w:t>
-      </w:r>
-    </w:p>
-    <w:p>
-      <w:pPr>
-        <w:pStyle w:val="Heading1"/>
-      </w:pPr>
-      <w:r>
-        <w:t xml:space="preserve">7. Тесты</w:t>
-      </w:r>
-    </w:p>
-    <w:p>
-      <w:r>
-        <w:t xml:space="preserve">Тесты написаны на YAXUnit (в </w:t>
-      </w:r>
-      <w:r>
-        <w:rPr>
-          <w:rFonts w:ascii="Consolas" w:cs="Consolas" w:eastAsia="Consolas" w:hAnsi="Consolas"/>
-          <w:sz w:val="18"/>
-          <w:szCs w:val="18"/>
-          <w:shd w:fill="F1F3F5" w:color="auto" w:val="clear"/>
-        </w:rPr>
-        <w:t xml:space="preserve">ka-demo</w:t>
-      </w:r>
-      <w:r>
-        <w:t xml:space="preserve"> проверено на 25.12), в общем модуле </w:t>
-      </w:r>
-      <w:r>
-        <w:rPr>
-          <w:rFonts w:ascii="Consolas" w:cs="Consolas" w:eastAsia="Consolas" w:hAnsi="Consolas"/>
-          <w:sz w:val="18"/>
-          <w:szCs w:val="18"/>
-          <w:shd w:fill="F1F3F5" w:color="auto" w:val="clear"/>
-        </w:rPr>
-        <w:t xml:space="preserve">мопТ_МгновеннаяОтправкаПисем</w:t>
-      </w:r>
-      <w:r>
-        <w:t xml:space="preserve">, 93 теста. Их можно запускать только в тестовой базе, где уже установлены YAXUnit и оба расширения.</w:t>
+        <w:t xml:space="preserve">Обновление:</w:t>
+      </w:r>
+      <w:r>
+        <w:t xml:space="preserve"> выделить </w:t>
+      </w:r>
+      <w:r>
+        <w:rPr>
+          <w:rFonts w:ascii="Consolas" w:cs="Consolas" w:eastAsia="Consolas" w:hAnsi="Consolas"/>
+          <w:sz w:val="18"/>
+          <w:szCs w:val="18"/>
+          <w:shd w:fill="F1F3F5" w:color="auto" w:val="clear"/>
+        </w:rPr>
+        <w:t xml:space="preserve">МгновеннаяОтправкаПисем</w:t>
+      </w:r>
+      <w:r>
+        <w:t xml:space="preserve"> в списке расширений и загрузить новый </w:t>
+      </w:r>
+      <w:r>
+        <w:rPr>
+          <w:rFonts w:ascii="Consolas" w:cs="Consolas" w:eastAsia="Consolas" w:hAnsi="Consolas"/>
+          <w:sz w:val="18"/>
+          <w:szCs w:val="18"/>
+          <w:shd w:fill="F1F3F5" w:color="auto" w:val="clear"/>
+        </w:rPr>
+        <w:t xml:space="preserve">.cfe</w:t>
+      </w:r>
+      <w:r>
+        <w:t xml:space="preserve"> из файла, не удаляя расширение. Затем обновить конфигурацию БД, проверить список расширений, как в шаге 4, и попросить пользователей перезайти.</w:t>
       </w:r>
     </w:p>
     <w:p>
@@ -3978,51 +4352,64 @@
           <w:b/>
           <w:bCs/>
         </w:rPr>
-        <w:t xml:space="preserve">Условия запуска:</w:t>
-      </w:r>
-    </w:p>
-    <w:p>
-      <w:pPr>
-        <w:pStyle w:val="ListParagraph"/>
-        <w:numPr>
-          <w:ilvl w:val="0"/>
-          <w:numId w:val="2"/>
-        </w:numPr>
-        <w:spacing w:after="60"/>
-      </w:pPr>
-      <w:r>
-        <w:t xml:space="preserve">под администратором;</w:t>
-      </w:r>
-    </w:p>
-    <w:p>
-      <w:pPr>
-        <w:pStyle w:val="ListParagraph"/>
-        <w:numPr>
-          <w:ilvl w:val="0"/>
-          <w:numId w:val="2"/>
-        </w:numPr>
-        <w:spacing w:after="60"/>
-      </w:pPr>
-      <w:r>
-        <w:t xml:space="preserve">регламентное задание «Получение и отправка электронных писем» выключено;</w:t>
-      </w:r>
-    </w:p>
-    <w:p>
-      <w:pPr>
-        <w:pStyle w:val="ListParagraph"/>
-        <w:numPr>
-          <w:ilvl w:val="0"/>
-          <w:numId w:val="2"/>
-        </w:numPr>
-        <w:spacing w:after="60"/>
-      </w:pPr>
-      <w:r>
-        <w:t xml:space="preserve">никто не запускает «Отправить и получить почту».</w:t>
-      </w:r>
-    </w:p>
-    <w:p>
-      <w:r>
-        <w:t xml:space="preserve">Блокировку работы с внешними ресурсами снимать не нужно.</w:t>
+        <w:t xml:space="preserve">Аварийное отключение:</w:t>
+      </w:r>
+      <w:r>
+        <w:t xml:space="preserve"> снять «Активно» у расширения и попросить пользователей перезайти. Обновлять БД не нужно, удалять расширение тоже. После этого «Отправить» работает как в типовой КА. Письма, которые отправлялись в момент отключения, отправит регламентное задание: служебное время в «Когда отправить» истечёт само не позже чем через 10 минут.</w:t>
+      </w:r>
+    </w:p>
+    <w:p>
+      <w:r>
+        <w:t xml:space="preserve">Расширение тестов в рабочую базу не устанавливается.</w:t>
+      </w:r>
+    </w:p>
+    <w:p>
+      <w:pPr>
+        <w:pStyle w:val="Heading1"/>
+      </w:pPr>
+      <w:r>
+        <w:t xml:space="preserve">7. Тесты</w:t>
+      </w:r>
+    </w:p>
+    <w:p>
+      <w:r>
+        <w:t xml:space="preserve">Тесты написаны на YAXUnit (в </w:t>
+      </w:r>
+      <w:r>
+        <w:rPr>
+          <w:rFonts w:ascii="Consolas" w:cs="Consolas" w:eastAsia="Consolas" w:hAnsi="Consolas"/>
+          <w:sz w:val="18"/>
+          <w:szCs w:val="18"/>
+          <w:shd w:fill="F1F3F5" w:color="auto" w:val="clear"/>
+        </w:rPr>
+        <w:t xml:space="preserve">ka-demo</w:t>
+      </w:r>
+      <w:r>
+        <w:t xml:space="preserve"> проверено на 25.12), в общих модулях </w:t>
+      </w:r>
+      <w:r>
+        <w:rPr>
+          <w:rFonts w:ascii="Consolas" w:cs="Consolas" w:eastAsia="Consolas" w:hAnsi="Consolas"/>
+          <w:sz w:val="18"/>
+          <w:szCs w:val="18"/>
+          <w:shd w:fill="F1F3F5" w:color="auto" w:val="clear"/>
+        </w:rPr>
+        <w:t xml:space="preserve">мопТ_МгновеннаяОтправкаПисем</w:t>
+      </w:r>
+      <w:r>
+        <w:t xml:space="preserve"> и </w:t>
+      </w:r>
+      <w:r>
+        <w:rPr>
+          <w:rFonts w:ascii="Consolas" w:cs="Consolas" w:eastAsia="Consolas" w:hAnsi="Consolas"/>
+          <w:sz w:val="18"/>
+          <w:szCs w:val="18"/>
+          <w:shd w:fill="F1F3F5" w:color="auto" w:val="clear"/>
+        </w:rPr>
+        <w:t xml:space="preserve">мопТ_ОтправкаСчетовНаОплату</w:t>
+      </w:r>
+      <w:r>
+        <w:t xml:space="preserve">, 101 тест. Их можно запускать только в тестовой базе, где уже установлены YAXUnit и оба расширения.</w:t>
       </w:r>
     </w:p>
     <w:p>
@@ -4031,58 +4418,51 @@
           <w:b/>
           <w:bCs/>
         </w:rPr>
-        <w:t xml:space="preserve">Ожидаемый результат:</w:t>
-      </w:r>
-    </w:p>
-    <w:p>
-      <w:pPr>
-        <w:pStyle w:val="ListParagraph"/>
-        <w:numPr>
-          <w:ilvl w:val="0"/>
-          <w:numId w:val="2"/>
-        </w:numPr>
-        <w:spacing w:after="60"/>
-      </w:pPr>
-      <w:r>
-        <w:t xml:space="preserve">все тесты зелёные, пропущенных нет;</w:t>
-      </w:r>
-    </w:p>
-    <w:p>
-      <w:pPr>
-        <w:pStyle w:val="ListParagraph"/>
-        <w:numPr>
-          <w:ilvl w:val="0"/>
-          <w:numId w:val="2"/>
-        </w:numPr>
-        <w:spacing w:after="60"/>
-      </w:pPr>
-      <w:r>
-        <w:t xml:space="preserve">пропущенный тест означает, что в базе шло получение почты, и прогон нужно повторить;</w:t>
-      </w:r>
-    </w:p>
-    <w:p>
-      <w:pPr>
-        <w:pStyle w:val="ListParagraph"/>
-        <w:numPr>
-          <w:ilvl w:val="0"/>
-          <w:numId w:val="2"/>
-        </w:numPr>
-        <w:spacing w:after="60"/>
-      </w:pPr>
-      <w:r>
-        <w:t xml:space="preserve">ноль выполненных тестов или </w:t>
-      </w:r>
-      <w:r>
-        <w:rPr>
-          <w:rFonts w:ascii="Consolas" w:cs="Consolas" w:eastAsia="Consolas" w:hAnsi="Consolas"/>
-          <w:sz w:val="18"/>
-          <w:szCs w:val="18"/>
-          <w:shd w:fill="F1F3F5" w:color="auto" w:val="clear"/>
-        </w:rPr>
-        <w:t xml:space="preserve">[ERR]</w:t>
-      </w:r>
-      <w:r>
-        <w:t xml:space="preserve"> в журнале YAXUnit означают ошибку компиляции модуля тестов: YAXUnit такой модуль молча пропускает.</w:t>
+        <w:t xml:space="preserve">Условия запуска:</w:t>
+      </w:r>
+    </w:p>
+    <w:p>
+      <w:pPr>
+        <w:pStyle w:val="ListParagraph"/>
+        <w:numPr>
+          <w:ilvl w:val="0"/>
+          <w:numId w:val="2"/>
+        </w:numPr>
+        <w:spacing w:after="60"/>
+      </w:pPr>
+      <w:r>
+        <w:t xml:space="preserve">под администратором;</w:t>
+      </w:r>
+    </w:p>
+    <w:p>
+      <w:pPr>
+        <w:pStyle w:val="ListParagraph"/>
+        <w:numPr>
+          <w:ilvl w:val="0"/>
+          <w:numId w:val="2"/>
+        </w:numPr>
+        <w:spacing w:after="60"/>
+      </w:pPr>
+      <w:r>
+        <w:t xml:space="preserve">регламентное задание «Получение и отправка электронных писем» выключено;</w:t>
+      </w:r>
+    </w:p>
+    <w:p>
+      <w:pPr>
+        <w:pStyle w:val="ListParagraph"/>
+        <w:numPr>
+          <w:ilvl w:val="0"/>
+          <w:numId w:val="2"/>
+        </w:numPr>
+        <w:spacing w:after="60"/>
+      </w:pPr>
+      <w:r>
+        <w:t xml:space="preserve">никто не запускает «Отправить и получить почту».</w:t>
+      </w:r>
+    </w:p>
+    <w:p>
+      <w:r>
+        <w:t xml:space="preserve">Блокировку работы с внешними ресурсами снимать не нужно.</w:t>
       </w:r>
     </w:p>
     <w:p>
@@ -4091,85 +4471,58 @@
           <w:b/>
           <w:bCs/>
         </w:rPr>
-        <w:t xml:space="preserve">Что тесты проверяют:</w:t>
-      </w:r>
-    </w:p>
-    <w:p>
-      <w:pPr>
-        <w:pStyle w:val="ListParagraph"/>
-        <w:numPr>
-          <w:ilvl w:val="0"/>
-          <w:numId w:val="2"/>
-        </w:numPr>
-        <w:spacing w:after="60"/>
-      </w:pPr>
-      <w:r>
-        <w:t xml:space="preserve">правила доступности отправки и их тексты;</w:t>
-      </w:r>
-    </w:p>
-    <w:p>
-      <w:pPr>
-        <w:pStyle w:val="ListParagraph"/>
-        <w:numPr>
-          <w:ilvl w:val="0"/>
-          <w:numId w:val="2"/>
-        </w:numPr>
-        <w:spacing w:after="60"/>
-      </w:pPr>
-      <w:r>
-        <w:t xml:space="preserve">правила служебного времени и блокировки учётной записи, включая границы 10 и 60 минут;</w:t>
-      </w:r>
-    </w:p>
-    <w:p>
-      <w:pPr>
-        <w:pStyle w:val="ListParagraph"/>
-        <w:numPr>
-          <w:ilvl w:val="0"/>
-          <w:numId w:val="2"/>
-        </w:numPr>
-        <w:spacing w:after="60"/>
-      </w:pPr>
-      <w:r>
-        <w:t xml:space="preserve">все служебные записи письма;</w:t>
-      </w:r>
-    </w:p>
-    <w:p>
-      <w:pPr>
-        <w:pStyle w:val="ListParagraph"/>
-        <w:numPr>
-          <w:ilvl w:val="0"/>
-          <w:numId w:val="2"/>
-        </w:numPr>
-        <w:spacing w:after="60"/>
-      </w:pPr>
-      <w:r>
-        <w:t xml:space="preserve">ветки фоновой отправки до обращения к почтовому серверу;</w:t>
-      </w:r>
-    </w:p>
-    <w:p>
-      <w:pPr>
-        <w:pStyle w:val="ListParagraph"/>
-        <w:numPr>
-          <w:ilvl w:val="0"/>
-          <w:numId w:val="2"/>
-        </w:numPr>
-        <w:spacing w:after="60"/>
-      </w:pPr>
-      <w:r>
-        <w:t xml:space="preserve">поиск активных фоновых заданий;</w:t>
-      </w:r>
-    </w:p>
-    <w:p>
-      <w:pPr>
-        <w:pStyle w:val="ListParagraph"/>
-        <w:numPr>
-          <w:ilvl w:val="0"/>
-          <w:numId w:val="2"/>
-        </w:numPr>
-        <w:spacing w:after="60"/>
-      </w:pPr>
-      <w:r>
-        <w:t xml:space="preserve">что вызываемые процедуры КА не изменились: подготовка письма, обработка непринятых адресатов, текст «&lt;Без темы&gt;».</w:t>
+        <w:t xml:space="preserve">Ожидаемый результат:</w:t>
+      </w:r>
+    </w:p>
+    <w:p>
+      <w:pPr>
+        <w:pStyle w:val="ListParagraph"/>
+        <w:numPr>
+          <w:ilvl w:val="0"/>
+          <w:numId w:val="2"/>
+        </w:numPr>
+        <w:spacing w:after="60"/>
+      </w:pPr>
+      <w:r>
+        <w:t xml:space="preserve">все тесты зелёные, пропущенных нет;</w:t>
+      </w:r>
+    </w:p>
+    <w:p>
+      <w:pPr>
+        <w:pStyle w:val="ListParagraph"/>
+        <w:numPr>
+          <w:ilvl w:val="0"/>
+          <w:numId w:val="2"/>
+        </w:numPr>
+        <w:spacing w:after="60"/>
+      </w:pPr>
+      <w:r>
+        <w:t xml:space="preserve">пропущенный тест означает, что в базе шло получение почты, и прогон нужно повторить;</w:t>
+      </w:r>
+    </w:p>
+    <w:p>
+      <w:pPr>
+        <w:pStyle w:val="ListParagraph"/>
+        <w:numPr>
+          <w:ilvl w:val="0"/>
+          <w:numId w:val="2"/>
+        </w:numPr>
+        <w:spacing w:after="60"/>
+      </w:pPr>
+      <w:r>
+        <w:t xml:space="preserve">ноль выполненных тестов или </w:t>
+      </w:r>
+      <w:r>
+        <w:rPr>
+          <w:rFonts w:ascii="Consolas" w:cs="Consolas" w:eastAsia="Consolas" w:hAnsi="Consolas"/>
+          <w:sz w:val="18"/>
+          <w:szCs w:val="18"/>
+          <w:shd w:fill="F1F3F5" w:color="auto" w:val="clear"/>
+        </w:rPr>
+        <w:t xml:space="preserve">[ERR]</w:t>
+      </w:r>
+      <w:r>
+        <w:t xml:space="preserve"> в журнале YAXUnit означают ошибку компиляции модуля тестов: YAXUnit такой модуль молча пропускает.</w:t>
       </w:r>
     </w:p>
     <w:p>
@@ -4178,6 +4531,106 @@
           <w:b/>
           <w:bCs/>
         </w:rPr>
+        <w:t xml:space="preserve">Что тесты проверяют:</w:t>
+      </w:r>
+    </w:p>
+    <w:p>
+      <w:pPr>
+        <w:pStyle w:val="ListParagraph"/>
+        <w:numPr>
+          <w:ilvl w:val="0"/>
+          <w:numId w:val="2"/>
+        </w:numPr>
+        <w:spacing w:after="60"/>
+      </w:pPr>
+      <w:r>
+        <w:t xml:space="preserve">правила доступности отправки и их тексты;</w:t>
+      </w:r>
+    </w:p>
+    <w:p>
+      <w:pPr>
+        <w:pStyle w:val="ListParagraph"/>
+        <w:numPr>
+          <w:ilvl w:val="0"/>
+          <w:numId w:val="2"/>
+        </w:numPr>
+        <w:spacing w:after="60"/>
+      </w:pPr>
+      <w:r>
+        <w:t xml:space="preserve">правила служебного времени и блокировки учётной записи, включая границы 10 и 60 минут;</w:t>
+      </w:r>
+    </w:p>
+    <w:p>
+      <w:pPr>
+        <w:pStyle w:val="ListParagraph"/>
+        <w:numPr>
+          <w:ilvl w:val="0"/>
+          <w:numId w:val="2"/>
+        </w:numPr>
+        <w:spacing w:after="60"/>
+      </w:pPr>
+      <w:r>
+        <w:t xml:space="preserve">все служебные записи письма;</w:t>
+      </w:r>
+    </w:p>
+    <w:p>
+      <w:pPr>
+        <w:pStyle w:val="ListParagraph"/>
+        <w:numPr>
+          <w:ilvl w:val="0"/>
+          <w:numId w:val="2"/>
+        </w:numPr>
+        <w:spacing w:after="60"/>
+      </w:pPr>
+      <w:r>
+        <w:t xml:space="preserve">ветки фоновой отправки до обращения к почтовому серверу;</w:t>
+      </w:r>
+    </w:p>
+    <w:p>
+      <w:pPr>
+        <w:pStyle w:val="ListParagraph"/>
+        <w:numPr>
+          <w:ilvl w:val="0"/>
+          <w:numId w:val="2"/>
+        </w:numPr>
+        <w:spacing w:after="60"/>
+      </w:pPr>
+      <w:r>
+        <w:t xml:space="preserve">поиск активных фоновых заданий;</w:t>
+      </w:r>
+    </w:p>
+    <w:p>
+      <w:pPr>
+        <w:pStyle w:val="ListParagraph"/>
+        <w:numPr>
+          <w:ilvl w:val="0"/>
+          <w:numId w:val="2"/>
+        </w:numPr>
+        <w:spacing w:after="60"/>
+      </w:pPr>
+      <w:r>
+        <w:t xml:space="preserve">тему письма со счётом: один и несколько счетов, другой документ, счёт вместе с другим документом, несуществующий счёт, пустые объекты печати;</w:t>
+      </w:r>
+    </w:p>
+    <w:p>
+      <w:pPr>
+        <w:pStyle w:val="ListParagraph"/>
+        <w:numPr>
+          <w:ilvl w:val="0"/>
+          <w:numId w:val="2"/>
+        </w:numPr>
+        <w:spacing w:after="60"/>
+      </w:pPr>
+      <w:r>
+        <w:t xml:space="preserve">что вызываемые процедуры КА не изменились: подготовка письма, обработка непринятых адресатов, текст «&lt;Без темы&gt;».</w:t>
+      </w:r>
+    </w:p>
+    <w:p>
+      <w:r>
+        <w:rPr>
+          <w:b/>
+          <w:bCs/>
+        </w:rPr>
         <w:t xml:space="preserve">Что тесты не проверяют:</w:t>
       </w:r>
     </w:p>
@@ -4312,7 +4765,7 @@
         <w:spacing w:after="60"/>
       </w:pPr>
       <w:r>
-        <w:t xml:space="preserve">Сценарии приёмки П1, П3, П5, П6, П10, П15, П17 из </w:t>
+        <w:t xml:space="preserve">Сценарии приёмки П1, П3, П5, П6, П10, П15, П17, П35 из </w:t>
       </w:r>
       <w:r>
         <w:rPr>
@@ -4778,6 +5231,19 @@
       </w:pPr>
       <w:r>
         <w:t xml:space="preserve">10. Известные ограничения</w:t>
+      </w:r>
+    </w:p>
+    <w:p>
+      <w:pPr>
+        <w:pStyle w:val="ListParagraph"/>
+        <w:numPr>
+          <w:ilvl w:val="0"/>
+          <w:numId w:val="2"/>
+        </w:numPr>
+        <w:spacing w:after="60"/>
+      </w:pPr>
+      <w:r>
+        <w:t xml:space="preserve">Тема «Счет на оплату № … от …» подставляется только при отправке печатных форм документов «Счёт на оплату клиенту». Для письма, созданного вручную, и для печатных форм других документов тема остаётся как в КА.</w:t>
       </w:r>
     </w:p>
     <w:p>

--- a/docs/Техническое описание.docx
+++ b/docs/Техническое описание.docx
@@ -12,13 +12,13 @@
     </w:p>
     <w:p>
       <w:r>
-        <w:t xml:space="preserve">Для программиста, который устанавливает и сопровождает расширение. Описание соответствует версии 1.0.2. Подробная спецификация поведения и все тексты сообщений — в </w:t>
-      </w:r>
-      <w:r>
-        <w:rPr>
-          <w:rFonts w:ascii="Consolas" w:cs="Consolas" w:eastAsia="Consolas" w:hAnsi="Consolas"/>
-          <w:sz w:val="18"/>
-          <w:szCs w:val="18"/>
+        <w:t xml:space="preserve">Для программиста, который устанавливает и сопровождает расширение. Описание соответствует версии 1.0.3. Подробная спецификация поведения и все тексты сообщений — в </w:t>
+      </w:r>
+      <w:r>
+        <w:rPr>
+          <w:sz w:val="18"/>
+          <w:szCs w:val="18"/>
+          <w:rFonts w:ascii="Consolas" w:cs="Consolas" w:eastAsia="Consolas" w:hAnsi="Consolas"/>
           <w:shd w:fill="F1F3F5" w:color="auto" w:val="clear"/>
         </w:rPr>
         <w:t xml:space="preserve">PRD.md</w:t>
@@ -42,7 +42,7 @@
     </w:p>
     <w:p>
       <w:r>
-        <w:t xml:space="preserve">Кроме того, при отправке печатной формы счёта («Печать → Счет на оплату → Отправить») расширение ставит в письме тему «Счет на оплату № &lt;номер&gt; от &lt;дата&gt;», например «Счет на оплату № 123 от 20.10.2026». Типовая КА ставит тему «Счет на оплату» без номера и только для одной печатной формы, а для внешней печатной формы и «Комплекта документов» оставляет тему пустой или «Документы». Правило действует только для документов «Счёт на оплату клиенту». Если в письме несколько счетов, в теме перечислены все по дате.</w:t>
+        <w:t xml:space="preserve">Кроме того, при отправке печатной формы счёта («Печать → Счет на оплату → Отправить») расширение ставит в письме тему «Счет на оплату № &lt;номер&gt; от &lt;дата&gt;», например «Счет на оплату № 123 от 20.10.2026». Типовая КА ставит тему «Счет на оплату» без номера и только для одной печатной формы, а для внешней печатной формы и «Комплекта документов» оставляет тему пустой или «Документы». Правило действует для документов «Счёт на оплату клиенту» и для формы счёта, напечатанной из «Заказа клиента» (типовой «Счет на оплату» или внешняя форма «ГЕМ: Счет на оплату общая»): в этом случае в теме номер и дата заказа. Форму счёта расширение узнаёт по технической метке печатной формы, а не по названию. Если в письме несколько документов, в теме перечислены все по дате.</w:t>
       </w:r>
     </w:p>
     <w:p>
@@ -204,7 +204,7 @@
       <w:tr>
         <w:trPr>
           <w:cantSplit/>
-          <w:tblHeader w:val="off"/>
+          <w:tblHeader w:val="false"/>
         </w:trPr>
         <w:tc>
           <w:tcPr>
@@ -235,9 +235,9 @@
             </w:r>
             <w:r>
               <w:rPr>
+                <w:sz w:val="19"/>
+                <w:szCs w:val="19"/>
                 <w:rFonts w:ascii="Consolas" w:cs="Consolas" w:eastAsia="Consolas" w:hAnsi="Consolas"/>
-                <w:sz w:val="19"/>
-                <w:szCs w:val="19"/>
                 <w:shd w:fill="F1F3F5" w:color="auto" w:val="clear"/>
               </w:rPr>
               <w:t xml:space="preserve">МгновеннаяОтправкаПисем</w:t>
@@ -266,9 +266,9 @@
             </w:pPr>
             <w:r>
               <w:rPr>
+                <w:sz w:val="19"/>
+                <w:szCs w:val="19"/>
                 <w:rFonts w:ascii="Consolas" w:cs="Consolas" w:eastAsia="Consolas" w:hAnsi="Consolas"/>
-                <w:sz w:val="19"/>
-                <w:szCs w:val="19"/>
                 <w:shd w:fill="F1F3F5" w:color="auto" w:val="clear"/>
               </w:rPr>
               <w:t xml:space="preserve">build/МгновеннаяОтправкаПисем.cfe</w:t>
@@ -282,9 +282,9 @@
             </w:r>
             <w:r>
               <w:rPr>
+                <w:sz w:val="19"/>
+                <w:szCs w:val="19"/>
                 <w:rFonts w:ascii="Consolas" w:cs="Consolas" w:eastAsia="Consolas" w:hAnsi="Consolas"/>
-                <w:sz w:val="19"/>
-                <w:szCs w:val="19"/>
                 <w:shd w:fill="F1F3F5" w:color="auto" w:val="clear"/>
               </w:rPr>
               <w:t xml:space="preserve">src/МгновеннаяОтправкаПисем/</w:t>
@@ -295,7 +295,7 @@
       <w:tr>
         <w:trPr>
           <w:cantSplit/>
-          <w:tblHeader w:val="off"/>
+          <w:tblHeader w:val="false"/>
         </w:trPr>
         <w:tc>
           <w:tcPr>
@@ -326,9 +326,9 @@
             </w:r>
             <w:r>
               <w:rPr>
+                <w:sz w:val="19"/>
+                <w:szCs w:val="19"/>
                 <w:rFonts w:ascii="Consolas" w:cs="Consolas" w:eastAsia="Consolas" w:hAnsi="Consolas"/>
-                <w:sz w:val="19"/>
-                <w:szCs w:val="19"/>
                 <w:shd w:fill="F1F3F5" w:color="auto" w:val="clear"/>
               </w:rPr>
               <w:t xml:space="preserve">МгновеннаяОтправкаПисемТесты</w:t>
@@ -364,9 +364,9 @@
             </w:pPr>
             <w:r>
               <w:rPr>
+                <w:sz w:val="19"/>
+                <w:szCs w:val="19"/>
                 <w:rFonts w:ascii="Consolas" w:cs="Consolas" w:eastAsia="Consolas" w:hAnsi="Consolas"/>
-                <w:sz w:val="19"/>
-                <w:szCs w:val="19"/>
                 <w:shd w:fill="F1F3F5" w:color="auto" w:val="clear"/>
               </w:rPr>
               <w:t xml:space="preserve">build/МгновеннаяОтправкаПисемТесты.cfe</w:t>
@@ -380,9 +380,9 @@
             </w:r>
             <w:r>
               <w:rPr>
+                <w:sz w:val="19"/>
+                <w:szCs w:val="19"/>
                 <w:rFonts w:ascii="Consolas" w:cs="Consolas" w:eastAsia="Consolas" w:hAnsi="Consolas"/>
-                <w:sz w:val="19"/>
-                <w:szCs w:val="19"/>
                 <w:shd w:fill="F1F3F5" w:color="auto" w:val="clear"/>
               </w:rPr>
               <w:t xml:space="preserve">src/МгновеннаяОтправкаПисемТесты/</w:t>
@@ -402,9 +402,9 @@
       </w:r>
       <w:r>
         <w:rPr>
-          <w:rFonts w:ascii="Consolas" w:cs="Consolas" w:eastAsia="Consolas" w:hAnsi="Consolas"/>
-          <w:sz w:val="18"/>
-          <w:szCs w:val="18"/>
+          <w:sz w:val="18"/>
+          <w:szCs w:val="18"/>
+          <w:rFonts w:ascii="Consolas" w:cs="Consolas" w:eastAsia="Consolas" w:hAnsi="Consolas"/>
           <w:shd w:fill="F1F3F5" w:color="auto" w:val="clear"/>
         </w:rPr>
         <w:t xml:space="preserve">моп_</w:t>
@@ -414,9 +414,9 @@
       </w:r>
       <w:r>
         <w:rPr>
-          <w:rFonts w:ascii="Consolas" w:cs="Consolas" w:eastAsia="Consolas" w:hAnsi="Consolas"/>
-          <w:sz w:val="18"/>
-          <w:szCs w:val="18"/>
+          <w:sz w:val="18"/>
+          <w:szCs w:val="18"/>
+          <w:rFonts w:ascii="Consolas" w:cs="Consolas" w:eastAsia="Consolas" w:hAnsi="Consolas"/>
           <w:shd w:fill="F1F3F5" w:color="auto" w:val="clear"/>
         </w:rPr>
         <w:t xml:space="preserve">Version8_3_21</w:t>
@@ -436,9 +436,9 @@
       </w:r>
       <w:r>
         <w:rPr>
-          <w:rFonts w:ascii="Consolas" w:cs="Consolas" w:eastAsia="Consolas" w:hAnsi="Consolas"/>
-          <w:sz w:val="18"/>
-          <w:szCs w:val="18"/>
+          <w:sz w:val="18"/>
+          <w:szCs w:val="18"/>
+          <w:rFonts w:ascii="Consolas" w:cs="Consolas" w:eastAsia="Consolas" w:hAnsi="Consolas"/>
           <w:shd w:fill="F1F3F5" w:color="auto" w:val="clear"/>
         </w:rPr>
         <w:t xml:space="preserve">мопТ_</w:t>
@@ -471,7 +471,7 @@
     <w:p>
       <w:pPr>
         <w:keepNext/>
-        <w:spacing w:after="60" w:before="120"/>
+        <w:spacing w:before="120" w:after="60"/>
         <w:jc w:val="center"/>
       </w:pPr>
       <w:r>
@@ -493,7 +493,7 @@
                     </pic:cNvPicPr>
                   </pic:nvPicPr>
                   <pic:blipFill>
-                    <a:blip r:embed="rId8" cstate="none"/>
+                    <a:blip r:embed="rId7" cstate="none"/>
                     <a:srcRect/>
                     <a:stretch>
                       <a:fillRect/>
@@ -641,9 +641,9 @@
       </w:r>
       <w:r>
         <w:rPr>
-          <w:rFonts w:ascii="Consolas" w:cs="Consolas" w:eastAsia="Consolas" w:hAnsi="Consolas"/>
-          <w:sz w:val="18"/>
-          <w:szCs w:val="18"/>
+          <w:sz w:val="18"/>
+          <w:szCs w:val="18"/>
+          <w:rFonts w:ascii="Consolas" w:cs="Consolas" w:eastAsia="Consolas" w:hAnsi="Consolas"/>
           <w:shd w:fill="F1F3F5" w:color="auto" w:val="clear"/>
         </w:rPr>
         <w:t xml:space="preserve">моп_ОтправитьПисьмоКлиент</w:t>
@@ -653,9 +653,9 @@
       </w:r>
       <w:r>
         <w:rPr>
-          <w:rFonts w:ascii="Consolas" w:cs="Consolas" w:eastAsia="Consolas" w:hAnsi="Consolas"/>
-          <w:sz w:val="18"/>
-          <w:szCs w:val="18"/>
+          <w:sz w:val="18"/>
+          <w:szCs w:val="18"/>
+          <w:rFonts w:ascii="Consolas" w:cs="Consolas" w:eastAsia="Consolas" w:hAnsi="Consolas"/>
           <w:shd w:fill="F1F3F5" w:color="auto" w:val="clear"/>
         </w:rPr>
         <w:t xml:space="preserve">моп_ОтправитьМгновенно</w:t>
@@ -665,9 +665,9 @@
       </w:r>
       <w:r>
         <w:rPr>
-          <w:rFonts w:ascii="Consolas" w:cs="Consolas" w:eastAsia="Consolas" w:hAnsi="Consolas"/>
-          <w:sz w:val="18"/>
-          <w:szCs w:val="18"/>
+          <w:sz w:val="18"/>
+          <w:szCs w:val="18"/>
+          <w:rFonts w:ascii="Consolas" w:cs="Consolas" w:eastAsia="Consolas" w:hAnsi="Consolas"/>
           <w:shd w:fill="F1F3F5" w:color="auto" w:val="clear"/>
         </w:rPr>
         <w:t xml:space="preserve">НачатьОтправку</w:t>
@@ -677,9 +677,9 @@
       </w:r>
       <w:r>
         <w:rPr>
-          <w:rFonts w:ascii="Consolas" w:cs="Consolas" w:eastAsia="Consolas" w:hAnsi="Consolas"/>
-          <w:sz w:val="18"/>
-          <w:szCs w:val="18"/>
+          <w:sz w:val="18"/>
+          <w:szCs w:val="18"/>
+          <w:rFonts w:ascii="Consolas" w:cs="Consolas" w:eastAsia="Consolas" w:hAnsi="Consolas"/>
           <w:shd w:fill="F1F3F5" w:color="auto" w:val="clear"/>
         </w:rPr>
         <w:t xml:space="preserve">ОтправитьПисьмоВФоне</w:t>
@@ -689,9 +689,9 @@
       </w:r>
       <w:r>
         <w:rPr>
-          <w:rFonts w:ascii="Consolas" w:cs="Consolas" w:eastAsia="Consolas" w:hAnsi="Consolas"/>
-          <w:sz w:val="18"/>
-          <w:szCs w:val="18"/>
+          <w:sz w:val="18"/>
+          <w:szCs w:val="18"/>
+          <w:rFonts w:ascii="Consolas" w:cs="Consolas" w:eastAsia="Consolas" w:hAnsi="Consolas"/>
           <w:shd w:fill="F1F3F5" w:color="auto" w:val="clear"/>
         </w:rPr>
         <w:t xml:space="preserve">моп_МгновеннаяОтправкаПисемКлиент</w:t>
@@ -711,7 +711,7 @@
     <w:p>
       <w:pPr>
         <w:keepNext/>
-        <w:spacing w:after="60" w:before="120"/>
+        <w:spacing w:before="120" w:after="60"/>
         <w:jc w:val="center"/>
       </w:pPr>
       <w:r>
@@ -719,7 +719,7 @@
           <wp:inline distT="0" distB="0" distL="0" distR="0">
             <wp:extent cx="6096000" cy="3790950"/>
             <wp:effectExtent t="0" r="0" b="0" l="0"/>
-            <wp:docPr id="2" name="попытки-и-итоги.png" descr="Попытки отправки и что видит пользователь при каждом итоге" title="Попытки отправки и что видит пользователь при каждом итоге"/>
+            <wp:docPr id="1" name="попытки-и-итоги.png" descr="Попытки отправки и что видит пользователь при каждом итоге" title="Попытки отправки и что видит пользователь при каждом итоге"/>
             <wp:cNvGraphicFramePr>
               <a:graphicFrameLocks xmlns:a="http://schemas.openxmlformats.org/drawingml/2006/main" noChangeAspect="1"/>
             </wp:cNvGraphicFramePr>
@@ -733,7 +733,7 @@
                     </pic:cNvPicPr>
                   </pic:nvPicPr>
                   <pic:blipFill>
-                    <a:blip r:embed="rId9" cstate="none"/>
+                    <a:blip r:embed="rId8" cstate="none"/>
                     <a:srcRect/>
                     <a:stretch>
                       <a:fillRect/>
@@ -898,7 +898,7 @@
       <w:tr>
         <w:trPr>
           <w:cantSplit/>
-          <w:tblHeader w:val="off"/>
+          <w:tblHeader w:val="false"/>
         </w:trPr>
         <w:tc>
           <w:tcPr>
@@ -991,7 +991,7 @@
       <w:tr>
         <w:trPr>
           <w:cantSplit/>
-          <w:tblHeader w:val="off"/>
+          <w:tblHeader w:val="false"/>
         </w:trPr>
         <w:tc>
           <w:tcPr>
@@ -1051,9 +1051,9 @@
             </w:r>
             <w:r>
               <w:rPr>
+                <w:sz w:val="19"/>
+                <w:szCs w:val="19"/>
                 <w:rFonts w:ascii="Consolas" w:cs="Consolas" w:eastAsia="Consolas" w:hAnsi="Consolas"/>
-                <w:sz w:val="19"/>
-                <w:szCs w:val="19"/>
                 <w:shd w:fill="F1F3F5" w:color="auto" w:val="clear"/>
               </w:rPr>
               <w:t xml:space="preserve">ОбработатьОшибкуОтправкиПисьма</w:t>
@@ -1093,7 +1093,7 @@
       <w:tr>
         <w:trPr>
           <w:cantSplit/>
-          <w:tblHeader w:val="off"/>
+          <w:tblHeader w:val="false"/>
         </w:trPr>
         <w:tc>
           <w:tcPr>
@@ -1186,7 +1186,7 @@
       <w:tr>
         <w:trPr>
           <w:cantSplit/>
-          <w:tblHeader w:val="off"/>
+          <w:tblHeader w:val="false"/>
         </w:trPr>
         <w:tc>
           <w:tcPr>
@@ -1279,7 +1279,7 @@
       <w:tr>
         <w:trPr>
           <w:cantSplit/>
-          <w:tblHeader w:val="off"/>
+          <w:tblHeader w:val="false"/>
         </w:trPr>
         <w:tc>
           <w:tcPr>
@@ -1391,7 +1391,7 @@
     <w:p>
       <w:pPr>
         <w:keepNext/>
-        <w:spacing w:after="60" w:before="120"/>
+        <w:spacing w:before="120" w:after="60"/>
         <w:jc w:val="center"/>
       </w:pPr>
       <w:r>
@@ -1399,7 +1399,7 @@
           <wp:inline distT="0" distB="0" distL="0" distR="0">
             <wp:extent cx="6096000" cy="1895475"/>
             <wp:effectExtent t="0" r="0" b="0" l="0"/>
-            <wp:docPr id="3" name="защита-от-двойной-отправки.png" descr="Как служебное время в поле «Когда отправить» прячет письмо от регламентного задания" title="Как служебное время в поле «Когда отправить» прячет письмо от регламентного задания"/>
+            <wp:docPr id="1" name="защита-от-двойной-отправки.png" descr="Как служебное время в поле «Когда отправить» прячет письмо от регламентного задания" title="Как служебное время в поле «Когда отправить» прячет письмо от регламентного задания"/>
             <wp:cNvGraphicFramePr>
               <a:graphicFrameLocks xmlns:a="http://schemas.openxmlformats.org/drawingml/2006/main" noChangeAspect="1"/>
             </wp:cNvGraphicFramePr>
@@ -1413,7 +1413,7 @@
                     </pic:cNvPicPr>
                   </pic:nvPicPr>
                   <pic:blipFill>
-                    <a:blip r:embed="rId10" cstate="none"/>
+                    <a:blip r:embed="rId9" cstate="none"/>
                     <a:srcRect/>
                     <a:stretch>
                       <a:fillRect/>
@@ -1470,9 +1470,9 @@
       </w:r>
       <w:r>
         <w:rPr>
-          <w:rFonts w:ascii="Consolas" w:cs="Consolas" w:eastAsia="Consolas" w:hAnsi="Consolas"/>
-          <w:sz w:val="18"/>
-          <w:szCs w:val="18"/>
+          <w:sz w:val="18"/>
+          <w:szCs w:val="18"/>
+          <w:rFonts w:ascii="Consolas" w:cs="Consolas" w:eastAsia="Consolas" w:hAnsi="Consolas"/>
           <w:shd w:fill="F1F3F5" w:color="auto" w:val="clear"/>
         </w:rPr>
         <w:t xml:space="preserve">&amp;После("ПередЗаписьюНаСервере")</w:t>
@@ -1495,9 +1495,9 @@
       </w:r>
       <w:r>
         <w:rPr>
-          <w:rFonts w:ascii="Consolas" w:cs="Consolas" w:eastAsia="Consolas" w:hAnsi="Consolas"/>
-          <w:sz w:val="18"/>
-          <w:szCs w:val="18"/>
+          <w:sz w:val="18"/>
+          <w:szCs w:val="18"/>
+          <w:rFonts w:ascii="Consolas" w:cs="Consolas" w:eastAsia="Consolas" w:hAnsi="Consolas"/>
           <w:shd w:fill="F1F3F5" w:color="auto" w:val="clear"/>
         </w:rPr>
         <w:t xml:space="preserve">НачатьОтправку</w:t>
@@ -1551,9 +1551,9 @@
       </w:r>
       <w:r>
         <w:rPr>
-          <w:rFonts w:ascii="Consolas" w:cs="Consolas" w:eastAsia="Consolas" w:hAnsi="Consolas"/>
-          <w:sz w:val="18"/>
-          <w:szCs w:val="18"/>
+          <w:sz w:val="18"/>
+          <w:szCs w:val="18"/>
+          <w:rFonts w:ascii="Consolas" w:cs="Consolas" w:eastAsia="Consolas" w:hAnsi="Consolas"/>
           <w:shd w:fill="F1F3F5" w:color="auto" w:val="clear"/>
         </w:rPr>
         <w:t xml:space="preserve">моп_ОтправкаПисьма_&lt;УникальныйИдентификатор письма&gt;</w:t>
@@ -1576,9 +1576,9 @@
       </w:r>
       <w:r>
         <w:rPr>
-          <w:rFonts w:ascii="Consolas" w:cs="Consolas" w:eastAsia="Consolas" w:hAnsi="Consolas"/>
-          <w:sz w:val="18"/>
-          <w:szCs w:val="18"/>
+          <w:sz w:val="18"/>
+          <w:szCs w:val="18"/>
+          <w:rFonts w:ascii="Consolas" w:cs="Consolas" w:eastAsia="Consolas" w:hAnsi="Consolas"/>
           <w:shd w:fill="F1F3F5" w:color="auto" w:val="clear"/>
         </w:rPr>
         <w:t xml:space="preserve">ЗаблокированныеДляПолученияУчетныеЗаписи</w:t>
@@ -1588,9 +1588,9 @@
       </w:r>
       <w:r>
         <w:rPr>
-          <w:rFonts w:ascii="Consolas" w:cs="Consolas" w:eastAsia="Consolas" w:hAnsi="Consolas"/>
-          <w:sz w:val="18"/>
-          <w:szCs w:val="18"/>
+          <w:sz w:val="18"/>
+          <w:szCs w:val="18"/>
+          <w:rFonts w:ascii="Consolas" w:cs="Consolas" w:eastAsia="Consolas" w:hAnsi="Consolas"/>
           <w:shd w:fill="F1F3F5" w:color="auto" w:val="clear"/>
         </w:rPr>
         <w:t xml:space="preserve">УправлениеЭлектроннойПочтой.ЗаблокироватьУчетнуюЗапись</w:t>
@@ -1644,9 +1644,9 @@
       </w:r>
       <w:r>
         <w:rPr>
-          <w:rFonts w:ascii="Consolas" w:cs="Consolas" w:eastAsia="Consolas" w:hAnsi="Consolas"/>
-          <w:sz w:val="18"/>
-          <w:szCs w:val="18"/>
+          <w:sz w:val="18"/>
+          <w:szCs w:val="18"/>
+          <w:rFonts w:ascii="Consolas" w:cs="Consolas" w:eastAsia="Consolas" w:hAnsi="Consolas"/>
           <w:shd w:fill="F1F3F5" w:color="auto" w:val="clear"/>
         </w:rPr>
         <w:t xml:space="preserve">Мгновенная отправка письма (&lt;UUID учётной записи&gt;)</w:t>
@@ -1666,9 +1666,9 @@
       </w:r>
       <w:r>
         <w:rPr>
-          <w:rFonts w:ascii="Consolas" w:cs="Consolas" w:eastAsia="Consolas" w:hAnsi="Consolas"/>
-          <w:sz w:val="18"/>
-          <w:szCs w:val="18"/>
+          <w:sz w:val="18"/>
+          <w:szCs w:val="18"/>
+          <w:rFonts w:ascii="Consolas" w:cs="Consolas" w:eastAsia="Consolas" w:hAnsi="Consolas"/>
           <w:shd w:fill="F1F3F5" w:color="auto" w:val="clear"/>
         </w:rPr>
         <w:t xml:space="preserve">ДатаБлокировки</w:t>
@@ -1774,7 +1774,7 @@
       <w:tr>
         <w:trPr>
           <w:cantSplit/>
-          <w:tblHeader w:val="off"/>
+          <w:tblHeader w:val="false"/>
         </w:trPr>
         <w:tc>
           <w:tcPr>
@@ -1798,9 +1798,9 @@
             </w:pPr>
             <w:r>
               <w:rPr>
+                <w:sz w:val="19"/>
+                <w:szCs w:val="19"/>
                 <w:rFonts w:ascii="Consolas" w:cs="Consolas" w:eastAsia="Consolas" w:hAnsi="Consolas"/>
-                <w:sz w:val="19"/>
-                <w:szCs w:val="19"/>
                 <w:shd w:fill="F1F3F5" w:color="auto" w:val="clear"/>
               </w:rPr>
               <w:t xml:space="preserve">моп_МгновеннаяОтправкаПисемКлиентСервер</w:t>
@@ -1829,9 +1829,9 @@
             </w:pPr>
             <w:r>
               <w:rPr>
+                <w:sz w:val="19"/>
+                <w:szCs w:val="19"/>
                 <w:rFonts w:ascii="Consolas" w:cs="Consolas" w:eastAsia="Consolas" w:hAnsi="Consolas"/>
-                <w:sz w:val="19"/>
-                <w:szCs w:val="19"/>
                 <w:shd w:fill="F1F3F5" w:color="auto" w:val="clear"/>
               </w:rPr>
               <w:t xml:space="preserve">ДоступностьОтправки</w:t>
@@ -1849,7 +1849,7 @@
       <w:tr>
         <w:trPr>
           <w:cantSplit/>
-          <w:tblHeader w:val="off"/>
+          <w:tblHeader w:val="false"/>
         </w:trPr>
         <w:tc>
           <w:tcPr>
@@ -1873,9 +1873,9 @@
             </w:pPr>
             <w:r>
               <w:rPr>
+                <w:sz w:val="19"/>
+                <w:szCs w:val="19"/>
                 <w:rFonts w:ascii="Consolas" w:cs="Consolas" w:eastAsia="Consolas" w:hAnsi="Consolas"/>
-                <w:sz w:val="19"/>
-                <w:szCs w:val="19"/>
                 <w:shd w:fill="F1F3F5" w:color="auto" w:val="clear"/>
               </w:rPr>
               <w:t xml:space="preserve">моп_МгновеннаяОтправкаПисем</w:t>
@@ -1918,9 +1918,9 @@
             </w:r>
             <w:r>
               <w:rPr>
+                <w:sz w:val="19"/>
+                <w:szCs w:val="19"/>
                 <w:rFonts w:ascii="Consolas" w:cs="Consolas" w:eastAsia="Consolas" w:hAnsi="Consolas"/>
-                <w:sz w:val="19"/>
-                <w:szCs w:val="19"/>
                 <w:shd w:fill="F1F3F5" w:color="auto" w:val="clear"/>
               </w:rPr>
               <w:t xml:space="preserve">НачатьОтправку</w:t>
@@ -1934,9 +1934,9 @@
             </w:r>
             <w:r>
               <w:rPr>
+                <w:sz w:val="19"/>
+                <w:szCs w:val="19"/>
                 <w:rFonts w:ascii="Consolas" w:cs="Consolas" w:eastAsia="Consolas" w:hAnsi="Consolas"/>
-                <w:sz w:val="19"/>
-                <w:szCs w:val="19"/>
                 <w:shd w:fill="F1F3F5" w:color="auto" w:val="clear"/>
               </w:rPr>
               <w:t xml:space="preserve">ОтправитьПисьмоВФоне</w:t>
@@ -1947,7 +1947,7 @@
       <w:tr>
         <w:trPr>
           <w:cantSplit/>
-          <w:tblHeader w:val="off"/>
+          <w:tblHeader w:val="false"/>
         </w:trPr>
         <w:tc>
           <w:tcPr>
@@ -1971,9 +1971,9 @@
             </w:pPr>
             <w:r>
               <w:rPr>
+                <w:sz w:val="19"/>
+                <w:szCs w:val="19"/>
                 <w:rFonts w:ascii="Consolas" w:cs="Consolas" w:eastAsia="Consolas" w:hAnsi="Consolas"/>
-                <w:sz w:val="19"/>
-                <w:szCs w:val="19"/>
                 <w:shd w:fill="F1F3F5" w:color="auto" w:val="clear"/>
               </w:rPr>
               <w:t xml:space="preserve">моп_МгновеннаяОтправкаПисемВызовСервера</w:t>
@@ -2002,9 +2002,9 @@
             </w:pPr>
             <w:r>
               <w:rPr>
+                <w:sz w:val="19"/>
+                <w:szCs w:val="19"/>
                 <w:rFonts w:ascii="Consolas" w:cs="Consolas" w:eastAsia="Consolas" w:hAnsi="Consolas"/>
-                <w:sz w:val="19"/>
-                <w:szCs w:val="19"/>
                 <w:shd w:fill="F1F3F5" w:color="auto" w:val="clear"/>
               </w:rPr>
               <w:t xml:space="preserve">СостояниеОтправки</w:t>
@@ -2022,7 +2022,7 @@
       <w:tr>
         <w:trPr>
           <w:cantSplit/>
-          <w:tblHeader w:val="off"/>
+          <w:tblHeader w:val="false"/>
         </w:trPr>
         <w:tc>
           <w:tcPr>
@@ -2046,9 +2046,9 @@
             </w:pPr>
             <w:r>
               <w:rPr>
+                <w:sz w:val="19"/>
+                <w:szCs w:val="19"/>
                 <w:rFonts w:ascii="Consolas" w:cs="Consolas" w:eastAsia="Consolas" w:hAnsi="Consolas"/>
-                <w:sz w:val="19"/>
-                <w:szCs w:val="19"/>
                 <w:shd w:fill="F1F3F5" w:color="auto" w:val="clear"/>
               </w:rPr>
               <w:t xml:space="preserve">моп_МгновеннаяОтправкаПисемКлиент</w:t>
@@ -2088,7 +2088,7 @@
       <w:tr>
         <w:trPr>
           <w:cantSplit/>
-          <w:tblHeader w:val="off"/>
+          <w:tblHeader w:val="false"/>
         </w:trPr>
         <w:tc>
           <w:tcPr>
@@ -2112,9 +2112,9 @@
             </w:pPr>
             <w:r>
               <w:rPr>
+                <w:sz w:val="19"/>
+                <w:szCs w:val="19"/>
                 <w:rFonts w:ascii="Consolas" w:cs="Consolas" w:eastAsia="Consolas" w:hAnsi="Consolas"/>
-                <w:sz w:val="19"/>
-                <w:szCs w:val="19"/>
                 <w:shd w:fill="F1F3F5" w:color="auto" w:val="clear"/>
               </w:rPr>
               <w:t xml:space="preserve">моп_ОтправкаСчетовНаОплату</w:t>
@@ -2157,9 +2157,9 @@
             </w:r>
             <w:r>
               <w:rPr>
+                <w:sz w:val="19"/>
+                <w:szCs w:val="19"/>
                 <w:rFonts w:ascii="Consolas" w:cs="Consolas" w:eastAsia="Consolas" w:hAnsi="Consolas"/>
-                <w:sz w:val="19"/>
-                <w:szCs w:val="19"/>
                 <w:shd w:fill="F1F3F5" w:color="auto" w:val="clear"/>
               </w:rPr>
               <w:t xml:space="preserve">ТемаПисьмаСчетов</w:t>
@@ -2173,9 +2173,9 @@
             </w:r>
             <w:r>
               <w:rPr>
+                <w:sz w:val="19"/>
+                <w:szCs w:val="19"/>
                 <w:rFonts w:ascii="Consolas" w:cs="Consolas" w:eastAsia="Consolas" w:hAnsi="Consolas"/>
-                <w:sz w:val="19"/>
-                <w:szCs w:val="19"/>
                 <w:shd w:fill="F1F3F5" w:color="auto" w:val="clear"/>
               </w:rPr>
               <w:t xml:space="preserve">ЗаполнитьТемуПисьма</w:t>
@@ -2185,7 +2185,7 @@
                 <w:sz w:val="19"/>
                 <w:szCs w:val="19"/>
               </w:rPr>
-              <w:t xml:space="preserve"> — проверка объектов печати и запись темы в параметры письма</w:t>
+              <w:t xml:space="preserve"> — проверка объектов печати и печатных форм и запись темы в параметры письма</w:t>
             </w:r>
           </w:p>
         </w:tc>
@@ -2193,7 +2193,7 @@
       <w:tr>
         <w:trPr>
           <w:cantSplit/>
-          <w:tblHeader w:val="off"/>
+          <w:tblHeader w:val="false"/>
         </w:trPr>
         <w:tc>
           <w:tcPr>
@@ -2224,9 +2224,9 @@
             </w:r>
             <w:r>
               <w:rPr>
+                <w:sz w:val="19"/>
+                <w:szCs w:val="19"/>
                 <w:rFonts w:ascii="Consolas" w:cs="Consolas" w:eastAsia="Consolas" w:hAnsi="Consolas"/>
-                <w:sz w:val="19"/>
-                <w:szCs w:val="19"/>
                 <w:shd w:fill="F1F3F5" w:color="auto" w:val="clear"/>
               </w:rPr>
               <w:t xml:space="preserve">УправлениеПечатьюПереопределяемый</w:t>
@@ -2269,9 +2269,9 @@
             </w:r>
             <w:r>
               <w:rPr>
+                <w:sz w:val="19"/>
+                <w:szCs w:val="19"/>
                 <w:rFonts w:ascii="Consolas" w:cs="Consolas" w:eastAsia="Consolas" w:hAnsi="Consolas"/>
-                <w:sz w:val="19"/>
-                <w:szCs w:val="19"/>
                 <w:shd w:fill="F1F3F5" w:color="auto" w:val="clear"/>
               </w:rPr>
               <w:t xml:space="preserve">&amp;После("ПередОтправкойПоПочте")</w:t>
@@ -2285,9 +2285,9 @@
             </w:r>
             <w:r>
               <w:rPr>
+                <w:sz w:val="19"/>
+                <w:szCs w:val="19"/>
                 <w:rFonts w:ascii="Consolas" w:cs="Consolas" w:eastAsia="Consolas" w:hAnsi="Consolas"/>
-                <w:sz w:val="19"/>
-                <w:szCs w:val="19"/>
                 <w:shd w:fill="F1F3F5" w:color="auto" w:val="clear"/>
               </w:rPr>
               <w:t xml:space="preserve">ЗаполнитьТемуПисьма</w:t>
@@ -2297,7 +2297,7 @@
                 <w:sz w:val="19"/>
                 <w:szCs w:val="19"/>
               </w:rPr>
-              <w:t xml:space="preserve">. Эту точку расширения БСП вызывает форма печати документов перед созданием письма</w:t>
+              <w:t xml:space="preserve"> с объектами печати и печатными формами. Эту точку расширения БСП вызывает форма печати документов перед созданием письма</w:t>
             </w:r>
           </w:p>
         </w:tc>
@@ -2305,7 +2305,7 @@
       <w:tr>
         <w:trPr>
           <w:cantSplit/>
-          <w:tblHeader w:val="off"/>
+          <w:tblHeader w:val="false"/>
         </w:trPr>
         <w:tc>
           <w:tcPr>
@@ -2336,9 +2336,9 @@
             </w:r>
             <w:r>
               <w:rPr>
+                <w:sz w:val="19"/>
+                <w:szCs w:val="19"/>
                 <w:rFonts w:ascii="Consolas" w:cs="Consolas" w:eastAsia="Consolas" w:hAnsi="Consolas"/>
-                <w:sz w:val="19"/>
-                <w:szCs w:val="19"/>
                 <w:shd w:fill="F1F3F5" w:color="auto" w:val="clear"/>
               </w:rPr>
               <w:t xml:space="preserve">Документ.ЭлектронноеПисьмоИсходящее.ФормаДокумента</w:t>
@@ -2381,9 +2381,9 @@
             </w:r>
             <w:r>
               <w:rPr>
+                <w:sz w:val="19"/>
+                <w:szCs w:val="19"/>
                 <w:rFonts w:ascii="Consolas" w:cs="Consolas" w:eastAsia="Consolas" w:hAnsi="Consolas"/>
-                <w:sz w:val="19"/>
-                <w:szCs w:val="19"/>
                 <w:shd w:fill="F1F3F5" w:color="auto" w:val="clear"/>
               </w:rPr>
               <w:t xml:space="preserve">моп_РаботаСВнешнимиРесурсамиЗаблокирована</w:t>
@@ -2397,9 +2397,9 @@
             </w:r>
             <w:r>
               <w:rPr>
+                <w:sz w:val="19"/>
+                <w:szCs w:val="19"/>
                 <w:rFonts w:ascii="Consolas" w:cs="Consolas" w:eastAsia="Consolas" w:hAnsi="Consolas"/>
-                <w:sz w:val="19"/>
-                <w:szCs w:val="19"/>
                 <w:shd w:fill="F1F3F5" w:color="auto" w:val="clear"/>
               </w:rPr>
               <w:t xml:space="preserve">моп_МгновеннаяОтправка</w:t>
@@ -2419,9 +2419,9 @@
       </w:r>
       <w:r>
         <w:rPr>
-          <w:rFonts w:ascii="Consolas" w:cs="Consolas" w:eastAsia="Consolas" w:hAnsi="Consolas"/>
-          <w:sz w:val="18"/>
-          <w:szCs w:val="18"/>
+          <w:sz w:val="18"/>
+          <w:szCs w:val="18"/>
+          <w:rFonts w:ascii="Consolas" w:cs="Consolas" w:eastAsia="Consolas" w:hAnsi="Consolas"/>
           <w:shd w:fill="F1F3F5" w:color="auto" w:val="clear"/>
         </w:rPr>
         <w:t xml:space="preserve">PRD.md</w:t>
@@ -2462,9 +2462,9 @@
       </w:pPr>
       <w:r>
         <w:rPr>
-          <w:rFonts w:ascii="Consolas" w:cs="Consolas" w:eastAsia="Consolas" w:hAnsi="Consolas"/>
-          <w:sz w:val="18"/>
-          <w:szCs w:val="18"/>
+          <w:sz w:val="18"/>
+          <w:szCs w:val="18"/>
+          <w:rFonts w:ascii="Consolas" w:cs="Consolas" w:eastAsia="Consolas" w:hAnsi="Consolas"/>
           <w:shd w:fill="F1F3F5" w:color="auto" w:val="clear"/>
         </w:rPr>
         <w:t xml:space="preserve">Документ.ЭлектронноеПисьмоИсходящее</w:t>
@@ -2474,9 +2474,9 @@
       </w:r>
       <w:r>
         <w:rPr>
-          <w:rFonts w:ascii="Consolas" w:cs="Consolas" w:eastAsia="Consolas" w:hAnsi="Consolas"/>
-          <w:sz w:val="18"/>
-          <w:szCs w:val="18"/>
+          <w:sz w:val="18"/>
+          <w:szCs w:val="18"/>
+          <w:rFonts w:ascii="Consolas" w:cs="Consolas" w:eastAsia="Consolas" w:hAnsi="Consolas"/>
           <w:shd w:fill="F1F3F5" w:color="auto" w:val="clear"/>
         </w:rPr>
         <w:t xml:space="preserve">ФормаДокумента</w:t>
@@ -2499,9 +2499,9 @@
       </w:r>
       <w:r>
         <w:rPr>
-          <w:rFonts w:ascii="Consolas" w:cs="Consolas" w:eastAsia="Consolas" w:hAnsi="Consolas"/>
-          <w:sz w:val="18"/>
-          <w:szCs w:val="18"/>
+          <w:sz w:val="18"/>
+          <w:szCs w:val="18"/>
+          <w:rFonts w:ascii="Consolas" w:cs="Consolas" w:eastAsia="Consolas" w:hAnsi="Consolas"/>
           <w:shd w:fill="F1F3F5" w:color="auto" w:val="clear"/>
         </w:rPr>
         <w:t xml:space="preserve">УправлениеПечатьюПереопределяемый</w:t>
@@ -2511,9 +2511,9 @@
       </w:r>
       <w:r>
         <w:rPr>
-          <w:rFonts w:ascii="Consolas" w:cs="Consolas" w:eastAsia="Consolas" w:hAnsi="Consolas"/>
-          <w:sz w:val="18"/>
-          <w:szCs w:val="18"/>
+          <w:sz w:val="18"/>
+          <w:szCs w:val="18"/>
+          <w:rFonts w:ascii="Consolas" w:cs="Consolas" w:eastAsia="Consolas" w:hAnsi="Consolas"/>
           <w:shd w:fill="F1F3F5" w:color="auto" w:val="clear"/>
         </w:rPr>
         <w:t xml:space="preserve">ПередОтправкойПоПочте</w:t>
@@ -2549,9 +2549,9 @@
       </w:r>
       <w:r>
         <w:rPr>
-          <w:rFonts w:ascii="Consolas" w:cs="Consolas" w:eastAsia="Consolas" w:hAnsi="Consolas"/>
-          <w:sz w:val="18"/>
-          <w:szCs w:val="18"/>
+          <w:sz w:val="18"/>
+          <w:szCs w:val="18"/>
+          <w:rFonts w:ascii="Consolas" w:cs="Consolas" w:eastAsia="Consolas" w:hAnsi="Consolas"/>
           <w:shd w:fill="F1F3F5" w:color="auto" w:val="clear"/>
         </w:rPr>
         <w:t xml:space="preserve">Взаимодействия</w:t>
@@ -2574,9 +2574,9 @@
       </w:r>
       <w:r>
         <w:rPr>
-          <w:rFonts w:ascii="Consolas" w:cs="Consolas" w:eastAsia="Consolas" w:hAnsi="Consolas"/>
-          <w:sz w:val="18"/>
-          <w:szCs w:val="18"/>
+          <w:sz w:val="18"/>
+          <w:szCs w:val="18"/>
+          <w:rFonts w:ascii="Consolas" w:cs="Consolas" w:eastAsia="Consolas" w:hAnsi="Consolas"/>
           <w:shd w:fill="F1F3F5" w:color="auto" w:val="clear"/>
         </w:rPr>
         <w:t xml:space="preserve">КоллекцияПиктограммФайлов</w:t>
@@ -2599,9 +2599,9 @@
       </w:r>
       <w:r>
         <w:rPr>
-          <w:rFonts w:ascii="Consolas" w:cs="Consolas" w:eastAsia="Consolas" w:hAnsi="Consolas"/>
-          <w:sz w:val="18"/>
-          <w:szCs w:val="18"/>
+          <w:sz w:val="18"/>
+          <w:szCs w:val="18"/>
+          <w:rFonts w:ascii="Consolas" w:cs="Consolas" w:eastAsia="Consolas" w:hAnsi="Consolas"/>
           <w:shd w:fill="F1F3F5" w:color="auto" w:val="clear"/>
         </w:rPr>
         <w:t xml:space="preserve">ВариантыВажностиВзаимодействия</w:t>
@@ -2624,9 +2624,9 @@
       </w:r>
       <w:r>
         <w:rPr>
-          <w:rFonts w:ascii="Consolas" w:cs="Consolas" w:eastAsia="Consolas" w:hAnsi="Consolas"/>
-          <w:sz w:val="18"/>
-          <w:szCs w:val="18"/>
+          <w:sz w:val="18"/>
+          <w:szCs w:val="18"/>
+          <w:rFonts w:ascii="Consolas" w:cs="Consolas" w:eastAsia="Consolas" w:hAnsi="Consolas"/>
           <w:shd w:fill="F1F3F5" w:color="auto" w:val="clear"/>
         </w:rPr>
         <w:t xml:space="preserve">Пользователи</w:t>
@@ -2649,9 +2649,9 @@
       </w:r>
       <w:r>
         <w:rPr>
-          <w:rFonts w:ascii="Consolas" w:cs="Consolas" w:eastAsia="Consolas" w:hAnsi="Consolas"/>
-          <w:sz w:val="18"/>
-          <w:szCs w:val="18"/>
+          <w:sz w:val="18"/>
+          <w:szCs w:val="18"/>
+          <w:rFonts w:ascii="Consolas" w:cs="Consolas" w:eastAsia="Consolas" w:hAnsi="Consolas"/>
           <w:shd w:fill="F1F3F5" w:color="auto" w:val="clear"/>
         </w:rPr>
         <w:t xml:space="preserve">Важность</w:t>
@@ -2661,9 +2661,9 @@
       </w:r>
       <w:r>
         <w:rPr>
-          <w:rFonts w:ascii="Consolas" w:cs="Consolas" w:eastAsia="Consolas" w:hAnsi="Consolas"/>
-          <w:sz w:val="18"/>
-          <w:szCs w:val="18"/>
+          <w:sz w:val="18"/>
+          <w:szCs w:val="18"/>
+          <w:rFonts w:ascii="Consolas" w:cs="Consolas" w:eastAsia="Consolas" w:hAnsi="Consolas"/>
           <w:shd w:fill="F1F3F5" w:color="auto" w:val="clear"/>
         </w:rPr>
         <w:t xml:space="preserve">ДатаОтправления</w:t>
@@ -2673,9 +2673,9 @@
       </w:r>
       <w:r>
         <w:rPr>
-          <w:rFonts w:ascii="Consolas" w:cs="Consolas" w:eastAsia="Consolas" w:hAnsi="Consolas"/>
-          <w:sz w:val="18"/>
-          <w:szCs w:val="18"/>
+          <w:sz w:val="18"/>
+          <w:szCs w:val="18"/>
+          <w:rFonts w:ascii="Consolas" w:cs="Consolas" w:eastAsia="Consolas" w:hAnsi="Consolas"/>
           <w:shd w:fill="F1F3F5" w:color="auto" w:val="clear"/>
         </w:rPr>
         <w:t xml:space="preserve">Ответственный</w:t>
@@ -2685,9 +2685,9 @@
       </w:r>
       <w:r>
         <w:rPr>
-          <w:rFonts w:ascii="Consolas" w:cs="Consolas" w:eastAsia="Consolas" w:hAnsi="Consolas"/>
-          <w:sz w:val="18"/>
-          <w:szCs w:val="18"/>
+          <w:sz w:val="18"/>
+          <w:szCs w:val="18"/>
+          <w:rFonts w:ascii="Consolas" w:cs="Consolas" w:eastAsia="Consolas" w:hAnsi="Consolas"/>
           <w:shd w:fill="F1F3F5" w:color="auto" w:val="clear"/>
         </w:rPr>
         <w:t xml:space="preserve">ОтправительПредставление</w:t>
@@ -2697,9 +2697,9 @@
       </w:r>
       <w:r>
         <w:rPr>
-          <w:rFonts w:ascii="Consolas" w:cs="Consolas" w:eastAsia="Consolas" w:hAnsi="Consolas"/>
-          <w:sz w:val="18"/>
-          <w:szCs w:val="18"/>
+          <w:sz w:val="18"/>
+          <w:szCs w:val="18"/>
+          <w:rFonts w:ascii="Consolas" w:cs="Consolas" w:eastAsia="Consolas" w:hAnsi="Consolas"/>
           <w:shd w:fill="F1F3F5" w:color="auto" w:val="clear"/>
         </w:rPr>
         <w:t xml:space="preserve">Тема</w:t>
@@ -2709,9 +2709,9 @@
       </w:r>
       <w:r>
         <w:rPr>
-          <w:rFonts w:ascii="Consolas" w:cs="Consolas" w:eastAsia="Consolas" w:hAnsi="Consolas"/>
-          <w:sz w:val="18"/>
-          <w:szCs w:val="18"/>
+          <w:sz w:val="18"/>
+          <w:szCs w:val="18"/>
+          <w:rFonts w:ascii="Consolas" w:cs="Consolas" w:eastAsia="Consolas" w:hAnsi="Consolas"/>
           <w:shd w:fill="F1F3F5" w:color="auto" w:val="clear"/>
         </w:rPr>
         <w:t xml:space="preserve">Комментарий</w:t>
@@ -2721,9 +2721,9 @@
       </w:r>
       <w:r>
         <w:rPr>
-          <w:rFonts w:ascii="Consolas" w:cs="Consolas" w:eastAsia="Consolas" w:hAnsi="Consolas"/>
-          <w:sz w:val="18"/>
-          <w:szCs w:val="18"/>
+          <w:sz w:val="18"/>
+          <w:szCs w:val="18"/>
+          <w:rFonts w:ascii="Consolas" w:cs="Consolas" w:eastAsia="Consolas" w:hAnsi="Consolas"/>
           <w:shd w:fill="F1F3F5" w:color="auto" w:val="clear"/>
         </w:rPr>
         <w:t xml:space="preserve">ДатаКогдаОтправить</w:t>
@@ -2733,9 +2733,9 @@
       </w:r>
       <w:r>
         <w:rPr>
-          <w:rFonts w:ascii="Consolas" w:cs="Consolas" w:eastAsia="Consolas" w:hAnsi="Consolas"/>
-          <w:sz w:val="18"/>
-          <w:szCs w:val="18"/>
+          <w:sz w:val="18"/>
+          <w:szCs w:val="18"/>
+          <w:rFonts w:ascii="Consolas" w:cs="Consolas" w:eastAsia="Consolas" w:hAnsi="Consolas"/>
           <w:shd w:fill="F1F3F5" w:color="auto" w:val="clear"/>
         </w:rPr>
         <w:t xml:space="preserve">ДатаАктуальностиОтправки</w:t>
@@ -2760,9 +2760,9 @@
     <w:p>
       <w:r>
         <w:rPr>
-          <w:rFonts w:ascii="Consolas" w:cs="Consolas" w:eastAsia="Consolas" w:hAnsi="Consolas"/>
-          <w:sz w:val="18"/>
-          <w:szCs w:val="18"/>
+          <w:sz w:val="18"/>
+          <w:szCs w:val="18"/>
+          <w:rFonts w:ascii="Consolas" w:cs="Consolas" w:eastAsia="Consolas" w:hAnsi="Consolas"/>
           <w:shd w:fill="F1F3F5" w:color="auto" w:val="clear"/>
         </w:rPr>
         <w:t xml:space="preserve">&amp;ИзменениеИКонтроль</w:t>
@@ -2772,9 +2772,9 @@
       </w:r>
       <w:r>
         <w:rPr>
-          <w:rFonts w:ascii="Consolas" w:cs="Consolas" w:eastAsia="Consolas" w:hAnsi="Consolas"/>
-          <w:sz w:val="18"/>
-          <w:szCs w:val="18"/>
+          <w:sz w:val="18"/>
+          <w:szCs w:val="18"/>
+          <w:rFonts w:ascii="Consolas" w:cs="Consolas" w:eastAsia="Consolas" w:hAnsi="Consolas"/>
           <w:shd w:fill="F1F3F5" w:color="auto" w:val="clear"/>
         </w:rPr>
         <w:t xml:space="preserve">&amp;Перед</w:t>
@@ -2784,9 +2784,9 @@
       </w:r>
       <w:r>
         <w:rPr>
-          <w:rFonts w:ascii="Consolas" w:cs="Consolas" w:eastAsia="Consolas" w:hAnsi="Consolas"/>
-          <w:sz w:val="18"/>
-          <w:szCs w:val="18"/>
+          <w:sz w:val="18"/>
+          <w:szCs w:val="18"/>
+          <w:rFonts w:ascii="Consolas" w:cs="Consolas" w:eastAsia="Consolas" w:hAnsi="Consolas"/>
           <w:shd w:fill="F1F3F5" w:color="auto" w:val="clear"/>
         </w:rPr>
         <w:t xml:space="preserve">&amp;После</w:t>
@@ -2796,9 +2796,9 @@
       </w:r>
       <w:r>
         <w:rPr>
-          <w:rFonts w:ascii="Consolas" w:cs="Consolas" w:eastAsia="Consolas" w:hAnsi="Consolas"/>
-          <w:sz w:val="18"/>
-          <w:szCs w:val="18"/>
+          <w:sz w:val="18"/>
+          <w:szCs w:val="18"/>
+          <w:rFonts w:ascii="Consolas" w:cs="Consolas" w:eastAsia="Consolas" w:hAnsi="Consolas"/>
           <w:shd w:fill="F1F3F5" w:color="auto" w:val="clear"/>
         </w:rPr>
         <w:t xml:space="preserve">&amp;Вместо</w:t>
@@ -2828,11 +2828,11 @@
       </w:pPr>
       <w:r>
         <w:rPr>
-          <w:rFonts w:ascii="Consolas" w:cs="Consolas" w:eastAsia="Consolas" w:hAnsi="Consolas"/>
           <w:b/>
           <w:bCs/>
           <w:sz w:val="18"/>
           <w:szCs w:val="18"/>
+          <w:rFonts w:ascii="Consolas" w:cs="Consolas" w:eastAsia="Consolas" w:hAnsi="Consolas"/>
           <w:shd w:fill="F1F3F5" w:color="auto" w:val="clear"/>
         </w:rPr>
         <w:t xml:space="preserve">ОтправитьПисьмоКлиент</w:t>
@@ -2842,9 +2842,9 @@
       </w:r>
       <w:r>
         <w:rPr>
-          <w:rFonts w:ascii="Consolas" w:cs="Consolas" w:eastAsia="Consolas" w:hAnsi="Consolas"/>
-          <w:sz w:val="18"/>
-          <w:szCs w:val="18"/>
+          <w:sz w:val="18"/>
+          <w:szCs w:val="18"/>
+          <w:rFonts w:ascii="Consolas" w:cs="Consolas" w:eastAsia="Consolas" w:hAnsi="Consolas"/>
           <w:shd w:fill="F1F3F5" w:color="auto" w:val="clear"/>
         </w:rPr>
         <w:t xml:space="preserve">&amp;Вместо</w:t>
@@ -2880,9 +2880,9 @@
       </w:r>
       <w:r>
         <w:rPr>
-          <w:rFonts w:ascii="Consolas" w:cs="Consolas" w:eastAsia="Consolas" w:hAnsi="Consolas"/>
-          <w:sz w:val="18"/>
-          <w:szCs w:val="18"/>
+          <w:sz w:val="18"/>
+          <w:szCs w:val="18"/>
+          <w:rFonts w:ascii="Consolas" w:cs="Consolas" w:eastAsia="Consolas" w:hAnsi="Consolas"/>
           <w:shd w:fill="F1F3F5" w:color="auto" w:val="clear"/>
         </w:rPr>
         <w:t xml:space="preserve">ОтправитьВыполнить</w:t>
@@ -2902,9 +2902,9 @@
       </w:r>
       <w:r>
         <w:rPr>
-          <w:rFonts w:ascii="Consolas" w:cs="Consolas" w:eastAsia="Consolas" w:hAnsi="Consolas"/>
-          <w:sz w:val="18"/>
-          <w:szCs w:val="18"/>
+          <w:sz w:val="18"/>
+          <w:szCs w:val="18"/>
+          <w:rFonts w:ascii="Consolas" w:cs="Consolas" w:eastAsia="Consolas" w:hAnsi="Consolas"/>
           <w:shd w:fill="F1F3F5" w:color="auto" w:val="clear"/>
         </w:rPr>
         <w:t xml:space="preserve">ОтправлятьСообщенияСразу = Истина</w:t>
@@ -2914,9 +2914,9 @@
       </w:r>
       <w:r>
         <w:rPr>
-          <w:rFonts w:ascii="Consolas" w:cs="Consolas" w:eastAsia="Consolas" w:hAnsi="Consolas"/>
-          <w:sz w:val="18"/>
-          <w:szCs w:val="18"/>
+          <w:sz w:val="18"/>
+          <w:szCs w:val="18"/>
+          <w:rFonts w:ascii="Consolas" w:cs="Consolas" w:eastAsia="Consolas" w:hAnsi="Consolas"/>
           <w:shd w:fill="F1F3F5" w:color="auto" w:val="clear"/>
         </w:rPr>
         <w:t xml:space="preserve">ПродолжитьВызов()</w:t>
@@ -2936,11 +2936,11 @@
       </w:pPr>
       <w:r>
         <w:rPr>
-          <w:rFonts w:ascii="Consolas" w:cs="Consolas" w:eastAsia="Consolas" w:hAnsi="Consolas"/>
           <w:b/>
           <w:bCs/>
           <w:sz w:val="18"/>
           <w:szCs w:val="18"/>
+          <w:rFonts w:ascii="Consolas" w:cs="Consolas" w:eastAsia="Consolas" w:hAnsi="Consolas"/>
           <w:shd w:fill="F1F3F5" w:color="auto" w:val="clear"/>
         </w:rPr>
         <w:t xml:space="preserve">ОпределитьВидимостьДоступностьЭлементовВЗависимостиОтСтатусаПисьма</w:t>
@@ -2950,9 +2950,9 @@
       </w:r>
       <w:r>
         <w:rPr>
-          <w:rFonts w:ascii="Consolas" w:cs="Consolas" w:eastAsia="Consolas" w:hAnsi="Consolas"/>
-          <w:sz w:val="18"/>
-          <w:szCs w:val="18"/>
+          <w:sz w:val="18"/>
+          <w:szCs w:val="18"/>
+          <w:rFonts w:ascii="Consolas" w:cs="Consolas" w:eastAsia="Consolas" w:hAnsi="Consolas"/>
           <w:shd w:fill="F1F3F5" w:color="auto" w:val="clear"/>
         </w:rPr>
         <w:t xml:space="preserve">&amp;После</w:t>
@@ -2975,9 +2975,9 @@
       </w:r>
       <w:r>
         <w:rPr>
-          <w:rFonts w:ascii="Consolas" w:cs="Consolas" w:eastAsia="Consolas" w:hAnsi="Consolas"/>
-          <w:sz w:val="18"/>
-          <w:szCs w:val="18"/>
+          <w:sz w:val="18"/>
+          <w:szCs w:val="18"/>
+          <w:rFonts w:ascii="Consolas" w:cs="Consolas" w:eastAsia="Consolas" w:hAnsi="Consolas"/>
           <w:shd w:fill="F1F3F5" w:color="auto" w:val="clear"/>
         </w:rPr>
         <w:t xml:space="preserve">моп_РаботаСВнешнимиРесурсамиЗаблокирована</w:t>
@@ -2987,9 +2987,9 @@
       </w:r>
       <w:r>
         <w:rPr>
-          <w:rFonts w:ascii="Consolas" w:cs="Consolas" w:eastAsia="Consolas" w:hAnsi="Consolas"/>
-          <w:sz w:val="18"/>
-          <w:szCs w:val="18"/>
+          <w:sz w:val="18"/>
+          <w:szCs w:val="18"/>
+          <w:rFonts w:ascii="Consolas" w:cs="Consolas" w:eastAsia="Consolas" w:hAnsi="Consolas"/>
           <w:shd w:fill="F1F3F5" w:color="auto" w:val="clear"/>
         </w:rPr>
         <w:t xml:space="preserve">Отправить</w:t>
@@ -3012,9 +3012,9 @@
       </w:r>
       <w:r>
         <w:rPr>
-          <w:rFonts w:ascii="Consolas" w:cs="Consolas" w:eastAsia="Consolas" w:hAnsi="Consolas"/>
-          <w:sz w:val="18"/>
-          <w:szCs w:val="18"/>
+          <w:sz w:val="18"/>
+          <w:szCs w:val="18"/>
+          <w:rFonts w:ascii="Consolas" w:cs="Consolas" w:eastAsia="Consolas" w:hAnsi="Consolas"/>
           <w:shd w:fill="F1F3F5" w:color="auto" w:val="clear"/>
         </w:rPr>
         <w:t xml:space="preserve">ПриЧтенииНаСервере</w:t>
@@ -3024,9 +3024,9 @@
       </w:r>
       <w:r>
         <w:rPr>
-          <w:rFonts w:ascii="Consolas" w:cs="Consolas" w:eastAsia="Consolas" w:hAnsi="Consolas"/>
-          <w:sz w:val="18"/>
-          <w:szCs w:val="18"/>
+          <w:sz w:val="18"/>
+          <w:szCs w:val="18"/>
+          <w:rFonts w:ascii="Consolas" w:cs="Consolas" w:eastAsia="Consolas" w:hAnsi="Consolas"/>
           <w:shd w:fill="F1F3F5" w:color="auto" w:val="clear"/>
         </w:rPr>
         <w:t xml:space="preserve">ПриСозданииНаСервере</w:t>
@@ -3046,11 +3046,11 @@
       </w:pPr>
       <w:r>
         <w:rPr>
-          <w:rFonts w:ascii="Consolas" w:cs="Consolas" w:eastAsia="Consolas" w:hAnsi="Consolas"/>
           <w:b/>
           <w:bCs/>
           <w:sz w:val="18"/>
           <w:szCs w:val="18"/>
+          <w:rFonts w:ascii="Consolas" w:cs="Consolas" w:eastAsia="Consolas" w:hAnsi="Consolas"/>
           <w:shd w:fill="F1F3F5" w:color="auto" w:val="clear"/>
         </w:rPr>
         <w:t xml:space="preserve">УправлениеДоступностью</w:t>
@@ -3060,9 +3060,9 @@
       </w:r>
       <w:r>
         <w:rPr>
-          <w:rFonts w:ascii="Consolas" w:cs="Consolas" w:eastAsia="Consolas" w:hAnsi="Consolas"/>
-          <w:sz w:val="18"/>
-          <w:szCs w:val="18"/>
+          <w:sz w:val="18"/>
+          <w:szCs w:val="18"/>
+          <w:rFonts w:ascii="Consolas" w:cs="Consolas" w:eastAsia="Consolas" w:hAnsi="Consolas"/>
           <w:shd w:fill="F1F3F5" w:color="auto" w:val="clear"/>
         </w:rPr>
         <w:t xml:space="preserve">&amp;После</w:t>
@@ -3098,9 +3098,9 @@
       </w:r>
       <w:r>
         <w:rPr>
-          <w:rFonts w:ascii="Consolas" w:cs="Consolas" w:eastAsia="Consolas" w:hAnsi="Consolas"/>
-          <w:sz w:val="18"/>
-          <w:szCs w:val="18"/>
+          <w:sz w:val="18"/>
+          <w:szCs w:val="18"/>
+          <w:rFonts w:ascii="Consolas" w:cs="Consolas" w:eastAsia="Consolas" w:hAnsi="Consolas"/>
           <w:shd w:fill="F1F3F5" w:color="auto" w:val="clear"/>
         </w:rPr>
         <w:t xml:space="preserve">ТолькоПросмотр</w:t>
@@ -3120,11 +3120,11 @@
       </w:pPr>
       <w:r>
         <w:rPr>
-          <w:rFonts w:ascii="Consolas" w:cs="Consolas" w:eastAsia="Consolas" w:hAnsi="Consolas"/>
           <w:b/>
           <w:bCs/>
           <w:sz w:val="18"/>
           <w:szCs w:val="18"/>
+          <w:rFonts w:ascii="Consolas" w:cs="Consolas" w:eastAsia="Consolas" w:hAnsi="Consolas"/>
           <w:shd w:fill="F1F3F5" w:color="auto" w:val="clear"/>
         </w:rPr>
         <w:t xml:space="preserve">ПередЗаписьюНаСервере</w:t>
@@ -3134,9 +3134,9 @@
       </w:r>
       <w:r>
         <w:rPr>
-          <w:rFonts w:ascii="Consolas" w:cs="Consolas" w:eastAsia="Consolas" w:hAnsi="Consolas"/>
-          <w:sz w:val="18"/>
-          <w:szCs w:val="18"/>
+          <w:sz w:val="18"/>
+          <w:szCs w:val="18"/>
+          <w:rFonts w:ascii="Consolas" w:cs="Consolas" w:eastAsia="Consolas" w:hAnsi="Consolas"/>
           <w:shd w:fill="F1F3F5" w:color="auto" w:val="clear"/>
         </w:rPr>
         <w:t xml:space="preserve">&amp;После</w:t>
@@ -3172,9 +3172,9 @@
       </w:r>
       <w:r>
         <w:rPr>
-          <w:rFonts w:ascii="Consolas" w:cs="Consolas" w:eastAsia="Consolas" w:hAnsi="Consolas"/>
-          <w:sz w:val="18"/>
-          <w:szCs w:val="18"/>
+          <w:sz w:val="18"/>
+          <w:szCs w:val="18"/>
+          <w:rFonts w:ascii="Consolas" w:cs="Consolas" w:eastAsia="Consolas" w:hAnsi="Consolas"/>
           <w:shd w:fill="F1F3F5" w:color="auto" w:val="clear"/>
         </w:rPr>
         <w:t xml:space="preserve">ВыполняетсяОтправка = Истина</w:t>
@@ -3201,11 +3201,11 @@
       </w:r>
       <w:r>
         <w:rPr>
-          <w:rFonts w:ascii="Consolas" w:cs="Consolas" w:eastAsia="Consolas" w:hAnsi="Consolas"/>
           <w:b/>
           <w:bCs/>
           <w:sz w:val="18"/>
           <w:szCs w:val="18"/>
+          <w:rFonts w:ascii="Consolas" w:cs="Consolas" w:eastAsia="Consolas" w:hAnsi="Consolas"/>
           <w:shd w:fill="F1F3F5" w:color="auto" w:val="clear"/>
         </w:rPr>
         <w:t xml:space="preserve">ПриИзменении</w:t>
@@ -3219,11 +3219,11 @@
       </w:r>
       <w:r>
         <w:rPr>
-          <w:rFonts w:ascii="Consolas" w:cs="Consolas" w:eastAsia="Consolas" w:hAnsi="Consolas"/>
           <w:b/>
           <w:bCs/>
           <w:sz w:val="18"/>
           <w:szCs w:val="18"/>
+          <w:rFonts w:ascii="Consolas" w:cs="Consolas" w:eastAsia="Consolas" w:hAnsi="Consolas"/>
           <w:shd w:fill="F1F3F5" w:color="auto" w:val="clear"/>
         </w:rPr>
         <w:t xml:space="preserve">ДатаАктуальностиОтправки</w:t>
@@ -3233,9 +3233,9 @@
       </w:r>
       <w:r>
         <w:rPr>
-          <w:rFonts w:ascii="Consolas" w:cs="Consolas" w:eastAsia="Consolas" w:hAnsi="Consolas"/>
-          <w:sz w:val="18"/>
-          <w:szCs w:val="18"/>
+          <w:sz w:val="18"/>
+          <w:szCs w:val="18"/>
+          <w:rFonts w:ascii="Consolas" w:cs="Consolas" w:eastAsia="Consolas" w:hAnsi="Consolas"/>
           <w:shd w:fill="F1F3F5" w:color="auto" w:val="clear"/>
         </w:rPr>
         <w:t xml:space="preserve">После</w:t>
@@ -3268,11 +3268,11 @@
       </w:pPr>
       <w:r>
         <w:rPr>
-          <w:rFonts w:ascii="Consolas" w:cs="Consolas" w:eastAsia="Consolas" w:hAnsi="Consolas"/>
           <w:b/>
           <w:bCs/>
           <w:sz w:val="18"/>
           <w:szCs w:val="18"/>
+          <w:rFonts w:ascii="Consolas" w:cs="Consolas" w:eastAsia="Consolas" w:hAnsi="Consolas"/>
           <w:shd w:fill="F1F3F5" w:color="auto" w:val="clear"/>
         </w:rPr>
         <w:t xml:space="preserve">УправлениеПечатьюПереопределяемый.ПередОтправкойПоПочте</w:t>
@@ -3282,9 +3282,9 @@
       </w:r>
       <w:r>
         <w:rPr>
-          <w:rFonts w:ascii="Consolas" w:cs="Consolas" w:eastAsia="Consolas" w:hAnsi="Consolas"/>
-          <w:sz w:val="18"/>
-          <w:szCs w:val="18"/>
+          <w:sz w:val="18"/>
+          <w:szCs w:val="18"/>
+          <w:rFonts w:ascii="Consolas" w:cs="Consolas" w:eastAsia="Consolas" w:hAnsi="Consolas"/>
           <w:shd w:fill="F1F3F5" w:color="auto" w:val="clear"/>
         </w:rPr>
         <w:t xml:space="preserve">&amp;После</w:t>
@@ -3303,7 +3303,31 @@
         <w:spacing w:after="60"/>
       </w:pPr>
       <w:r>
-        <w:t xml:space="preserve">Что делает расширение: подставляет тему «Счет на оплату № … от …», если все объекты печати — «Счёт на оплату клиенту».</w:t>
+        <w:t xml:space="preserve">Что делает расширение: подставляет тему «Счет на оплату № … от …», если все объекты печати — «Счёт на оплату клиенту» либо «Заказ клиента» и при этом все печатные формы письма помечены как форма счёта (</w:t>
+      </w:r>
+      <w:r>
+        <w:rPr>
+          <w:sz w:val="18"/>
+          <w:szCs w:val="18"/>
+          <w:rFonts w:ascii="Consolas" w:cs="Consolas" w:eastAsia="Consolas" w:hAnsi="Consolas"/>
+          <w:shd w:fill="F1F3F5" w:color="auto" w:val="clear"/>
+        </w:rPr>
+        <w:t xml:space="preserve">ИмяПараметровПечати</w:t>
+      </w:r>
+      <w:r>
+        <w:t xml:space="preserve"> = </w:t>
+      </w:r>
+      <w:r>
+        <w:rPr>
+          <w:sz w:val="18"/>
+          <w:szCs w:val="18"/>
+          <w:rFonts w:ascii="Consolas" w:cs="Consolas" w:eastAsia="Consolas" w:hAnsi="Consolas"/>
+          <w:shd w:fill="F1F3F5" w:color="auto" w:val="clear"/>
+        </w:rPr>
+        <w:t xml:space="preserve">ПАРАМЕТРЫ_ПЕЧАТИ_СЧЕТНАОПЛАТУ</w:t>
+      </w:r>
+      <w:r>
+        <w:t xml:space="preserve">).</w:t>
       </w:r>
     </w:p>
     <w:p>
@@ -3320,9 +3344,9 @@
       </w:r>
       <w:r>
         <w:rPr>
-          <w:rFonts w:ascii="Consolas" w:cs="Consolas" w:eastAsia="Consolas" w:hAnsi="Consolas"/>
-          <w:sz w:val="18"/>
-          <w:szCs w:val="18"/>
+          <w:sz w:val="18"/>
+          <w:szCs w:val="18"/>
+          <w:rFonts w:ascii="Consolas" w:cs="Consolas" w:eastAsia="Consolas" w:hAnsi="Consolas"/>
           <w:shd w:fill="F1F3F5" w:color="auto" w:val="clear"/>
         </w:rPr>
         <w:t xml:space="preserve">ОбщаяФорма.ПечатьДокументов</w:t>
@@ -3332,26 +3356,50 @@
       </w:r>
       <w:r>
         <w:rPr>
-          <w:rFonts w:ascii="Consolas" w:cs="Consolas" w:eastAsia="Consolas" w:hAnsi="Consolas"/>
-          <w:sz w:val="18"/>
-          <w:szCs w:val="18"/>
+          <w:sz w:val="18"/>
+          <w:szCs w:val="18"/>
+          <w:rFonts w:ascii="Consolas" w:cs="Consolas" w:eastAsia="Consolas" w:hAnsi="Consolas"/>
           <w:shd w:fill="F1F3F5" w:color="auto" w:val="clear"/>
         </w:rPr>
         <w:t xml:space="preserve">ОбъектыПечати</w:t>
       </w:r>
       <w:r>
-        <w:t xml:space="preserve"> массив ссылок. Тему, которую поставила КА, расширение заменяет. Если БСП изменит сигнатуру или перестанет её вызывать, проверка применимости покажет первое, но не второе. Второе заметит тест </w:t>
-      </w:r>
-      <w:r>
-        <w:rPr>
-          <w:rFonts w:ascii="Consolas" w:cs="Consolas" w:eastAsia="Consolas" w:hAnsi="Consolas"/>
-          <w:sz w:val="18"/>
-          <w:szCs w:val="18"/>
+        <w:t xml:space="preserve"> массив ссылок, а в </w:t>
+      </w:r>
+      <w:r>
+        <w:rPr>
+          <w:sz w:val="18"/>
+          <w:szCs w:val="18"/>
+          <w:rFonts w:ascii="Consolas" w:cs="Consolas" w:eastAsia="Consolas" w:hAnsi="Consolas"/>
+          <w:shd w:fill="F1F3F5" w:color="auto" w:val="clear"/>
+        </w:rPr>
+        <w:t xml:space="preserve">ПечатныеФормы</w:t>
+      </w:r>
+      <w:r>
+        <w:t xml:space="preserve"> таблицу собственных табличных документов формы (копии вложений для отдельных документов метку теряют, поэтому смотрим на таблицу). Тему, которую поставила КА, расширение заменяет. Если БСП изменит сигнатуру или перестанет её вызывать, проверка применимости покажет первое, но не второе. Второе заметят тесты </w:t>
+      </w:r>
+      <w:r>
+        <w:rPr>
+          <w:sz w:val="18"/>
+          <w:szCs w:val="18"/>
+          <w:rFonts w:ascii="Consolas" w:cs="Consolas" w:eastAsia="Consolas" w:hAnsi="Consolas"/>
           <w:shd w:fill="F1F3F5" w:color="auto" w:val="clear"/>
         </w:rPr>
         <w:t xml:space="preserve">ПередОтправкойПоПочте_Счет</w:t>
       </w:r>
       <w:r>
+        <w:t xml:space="preserve"> и </w:t>
+      </w:r>
+      <w:r>
+        <w:rPr>
+          <w:sz w:val="18"/>
+          <w:szCs w:val="18"/>
+          <w:rFonts w:ascii="Consolas" w:cs="Consolas" w:eastAsia="Consolas" w:hAnsi="Consolas"/>
+          <w:shd w:fill="F1F3F5" w:color="auto" w:val="clear"/>
+        </w:rPr>
+        <w:t xml:space="preserve">ПередОтправкойПоПочте_ЗаказСФормойСчета</w:t>
+      </w:r>
+      <w:r>
         <w:t xml:space="preserve">.</w:t>
       </w:r>
     </w:p>
@@ -3361,9 +3409,9 @@
       </w:r>
       <w:r>
         <w:rPr>
-          <w:rFonts w:ascii="Consolas" w:cs="Consolas" w:eastAsia="Consolas" w:hAnsi="Consolas"/>
-          <w:sz w:val="18"/>
-          <w:szCs w:val="18"/>
+          <w:sz w:val="18"/>
+          <w:szCs w:val="18"/>
+          <w:rFonts w:ascii="Consolas" w:cs="Consolas" w:eastAsia="Consolas" w:hAnsi="Consolas"/>
           <w:shd w:fill="F1F3F5" w:color="auto" w:val="clear"/>
         </w:rPr>
         <w:t xml:space="preserve">ОтправлятьСообщенияСразу</w:t>
@@ -3373,9 +3421,9 @@
       </w:r>
       <w:r>
         <w:rPr>
-          <w:rFonts w:ascii="Consolas" w:cs="Consolas" w:eastAsia="Consolas" w:hAnsi="Consolas"/>
-          <w:sz w:val="18"/>
-          <w:szCs w:val="18"/>
+          <w:sz w:val="18"/>
+          <w:szCs w:val="18"/>
+          <w:rFonts w:ascii="Consolas" w:cs="Consolas" w:eastAsia="Consolas" w:hAnsi="Consolas"/>
           <w:shd w:fill="F1F3F5" w:color="auto" w:val="clear"/>
         </w:rPr>
         <w:t xml:space="preserve">ВыполняетсяОтправка</w:t>
@@ -3385,9 +3433,9 @@
       </w:r>
       <w:r>
         <w:rPr>
-          <w:rFonts w:ascii="Consolas" w:cs="Consolas" w:eastAsia="Consolas" w:hAnsi="Consolas"/>
-          <w:sz w:val="18"/>
-          <w:szCs w:val="18"/>
+          <w:sz w:val="18"/>
+          <w:szCs w:val="18"/>
+          <w:rFonts w:ascii="Consolas" w:cs="Consolas" w:eastAsia="Consolas" w:hAnsi="Consolas"/>
           <w:shd w:fill="F1F3F5" w:color="auto" w:val="clear"/>
         </w:rPr>
         <w:t xml:space="preserve">Вложения</w:t>
@@ -3397,9 +3445,9 @@
       </w:r>
       <w:r>
         <w:rPr>
-          <w:rFonts w:ascii="Consolas" w:cs="Consolas" w:eastAsia="Consolas" w:hAnsi="Consolas"/>
-          <w:sz w:val="18"/>
-          <w:szCs w:val="18"/>
+          <w:sz w:val="18"/>
+          <w:szCs w:val="18"/>
+          <w:rFonts w:ascii="Consolas" w:cs="Consolas" w:eastAsia="Consolas" w:hAnsi="Consolas"/>
           <w:shd w:fill="F1F3F5" w:color="auto" w:val="clear"/>
         </w:rPr>
         <w:t xml:space="preserve">Расположение</w:t>
@@ -3409,9 +3457,9 @@
       </w:r>
       <w:r>
         <w:rPr>
-          <w:rFonts w:ascii="Consolas" w:cs="Consolas" w:eastAsia="Consolas" w:hAnsi="Consolas"/>
-          <w:sz w:val="18"/>
-          <w:szCs w:val="18"/>
+          <w:sz w:val="18"/>
+          <w:szCs w:val="18"/>
+          <w:rFonts w:ascii="Consolas" w:cs="Consolas" w:eastAsia="Consolas" w:hAnsi="Consolas"/>
           <w:shd w:fill="F1F3F5" w:color="auto" w:val="clear"/>
         </w:rPr>
         <w:t xml:space="preserve">Редактируется</w:t>
@@ -3421,9 +3469,9 @@
       </w:r>
       <w:r>
         <w:rPr>
-          <w:rFonts w:ascii="Consolas" w:cs="Consolas" w:eastAsia="Consolas" w:hAnsi="Consolas"/>
-          <w:sz w:val="18"/>
-          <w:szCs w:val="18"/>
+          <w:sz w:val="18"/>
+          <w:szCs w:val="18"/>
+          <w:rFonts w:ascii="Consolas" w:cs="Consolas" w:eastAsia="Consolas" w:hAnsi="Consolas"/>
           <w:shd w:fill="F1F3F5" w:color="auto" w:val="clear"/>
         </w:rPr>
         <w:t xml:space="preserve">Ссылка</w:t>
@@ -3433,9 +3481,9 @@
       </w:r>
       <w:r>
         <w:rPr>
-          <w:rFonts w:ascii="Consolas" w:cs="Consolas" w:eastAsia="Consolas" w:hAnsi="Consolas"/>
-          <w:sz w:val="18"/>
-          <w:szCs w:val="18"/>
+          <w:sz w:val="18"/>
+          <w:szCs w:val="18"/>
+          <w:rFonts w:ascii="Consolas" w:cs="Consolas" w:eastAsia="Consolas" w:hAnsi="Consolas"/>
           <w:shd w:fill="F1F3F5" w:color="auto" w:val="clear"/>
         </w:rPr>
         <w:t xml:space="preserve">Отправить</w:t>
@@ -3445,9 +3493,9 @@
       </w:r>
       <w:r>
         <w:rPr>
-          <w:rFonts w:ascii="Consolas" w:cs="Consolas" w:eastAsia="Consolas" w:hAnsi="Consolas"/>
-          <w:sz w:val="18"/>
-          <w:szCs w:val="18"/>
+          <w:sz w:val="18"/>
+          <w:szCs w:val="18"/>
+          <w:rFonts w:ascii="Consolas" w:cs="Consolas" w:eastAsia="Consolas" w:hAnsi="Consolas"/>
           <w:shd w:fill="F1F3F5" w:color="auto" w:val="clear"/>
         </w:rPr>
         <w:t xml:space="preserve">ФормаЗаписатьИЗакрыть</w:t>
@@ -3457,9 +3505,9 @@
       </w:r>
       <w:r>
         <w:rPr>
-          <w:rFonts w:ascii="Consolas" w:cs="Consolas" w:eastAsia="Consolas" w:hAnsi="Consolas"/>
-          <w:sz w:val="18"/>
-          <w:szCs w:val="18"/>
+          <w:sz w:val="18"/>
+          <w:szCs w:val="18"/>
+          <w:rFonts w:ascii="Consolas" w:cs="Consolas" w:eastAsia="Consolas" w:hAnsi="Consolas"/>
           <w:shd w:fill="F1F3F5" w:color="auto" w:val="clear"/>
         </w:rPr>
         <w:t xml:space="preserve">УстановитьЗаголовокКнопкиПоУмолчанию</w:t>
@@ -3492,9 +3540,9 @@
       </w:pPr>
       <w:r>
         <w:rPr>
-          <w:rFonts w:ascii="Consolas" w:cs="Consolas" w:eastAsia="Consolas" w:hAnsi="Consolas"/>
-          <w:sz w:val="18"/>
-          <w:szCs w:val="18"/>
+          <w:sz w:val="18"/>
+          <w:szCs w:val="18"/>
+          <w:rFonts w:ascii="Consolas" w:cs="Consolas" w:eastAsia="Consolas" w:hAnsi="Consolas"/>
           <w:shd w:fill="F1F3F5" w:color="auto" w:val="clear"/>
         </w:rPr>
         <w:t xml:space="preserve">УправлениеЭлектроннойПочтой</w:t>
@@ -3504,9 +3552,9 @@
       </w:r>
       <w:r>
         <w:rPr>
-          <w:rFonts w:ascii="Consolas" w:cs="Consolas" w:eastAsia="Consolas" w:hAnsi="Consolas"/>
-          <w:sz w:val="18"/>
-          <w:szCs w:val="18"/>
+          <w:sz w:val="18"/>
+          <w:szCs w:val="18"/>
+          <w:rFonts w:ascii="Consolas" w:cs="Consolas" w:eastAsia="Consolas" w:hAnsi="Consolas"/>
           <w:shd w:fill="F1F3F5" w:color="auto" w:val="clear"/>
         </w:rPr>
         <w:t xml:space="preserve">ОбработатьОшибкуОтправкиПисьма</w:t>
@@ -3516,9 +3564,9 @@
       </w:r>
       <w:r>
         <w:rPr>
-          <w:rFonts w:ascii="Consolas" w:cs="Consolas" w:eastAsia="Consolas" w:hAnsi="Consolas"/>
-          <w:sz w:val="18"/>
-          <w:szCs w:val="18"/>
+          <w:sz w:val="18"/>
+          <w:szCs w:val="18"/>
+          <w:rFonts w:ascii="Consolas" w:cs="Consolas" w:eastAsia="Consolas" w:hAnsi="Consolas"/>
           <w:shd w:fill="F1F3F5" w:color="auto" w:val="clear"/>
         </w:rPr>
         <w:t xml:space="preserve">ПараметрыОбработкиОшибкиОтправки</w:t>
@@ -3528,9 +3576,9 @@
       </w:r>
       <w:r>
         <w:rPr>
-          <w:rFonts w:ascii="Consolas" w:cs="Consolas" w:eastAsia="Consolas" w:hAnsi="Consolas"/>
-          <w:sz w:val="18"/>
-          <w:szCs w:val="18"/>
+          <w:sz w:val="18"/>
+          <w:szCs w:val="18"/>
+          <w:rFonts w:ascii="Consolas" w:cs="Consolas" w:eastAsia="Consolas" w:hAnsi="Consolas"/>
           <w:shd w:fill="F1F3F5" w:color="auto" w:val="clear"/>
         </w:rPr>
         <w:t xml:space="preserve">СобытиеЖурналаРегистрации</w:t>
@@ -3550,9 +3598,9 @@
       </w:pPr>
       <w:r>
         <w:rPr>
-          <w:rFonts w:ascii="Consolas" w:cs="Consolas" w:eastAsia="Consolas" w:hAnsi="Consolas"/>
-          <w:sz w:val="18"/>
-          <w:szCs w:val="18"/>
+          <w:sz w:val="18"/>
+          <w:szCs w:val="18"/>
+          <w:rFonts w:ascii="Consolas" w:cs="Consolas" w:eastAsia="Consolas" w:hAnsi="Consolas"/>
           <w:shd w:fill="F1F3F5" w:color="auto" w:val="clear"/>
         </w:rPr>
         <w:t xml:space="preserve">Взаимодействия</w:t>
@@ -3572,9 +3620,9 @@
       </w:pPr>
       <w:r>
         <w:rPr>
-          <w:rFonts w:ascii="Consolas" w:cs="Consolas" w:eastAsia="Consolas" w:hAnsi="Consolas"/>
-          <w:sz w:val="18"/>
-          <w:szCs w:val="18"/>
+          <w:sz w:val="18"/>
+          <w:szCs w:val="18"/>
+          <w:rFonts w:ascii="Consolas" w:cs="Consolas" w:eastAsia="Consolas" w:hAnsi="Consolas"/>
           <w:shd w:fill="F1F3F5" w:color="auto" w:val="clear"/>
         </w:rPr>
         <w:t xml:space="preserve">ПараметрыПисьмаДляОтправки</w:t>
@@ -3584,9 +3632,9 @@
       </w:r>
       <w:r>
         <w:rPr>
-          <w:rFonts w:ascii="Consolas" w:cs="Consolas" w:eastAsia="Consolas" w:hAnsi="Consolas"/>
-          <w:sz w:val="18"/>
-          <w:szCs w:val="18"/>
+          <w:sz w:val="18"/>
+          <w:szCs w:val="18"/>
+          <w:rFonts w:ascii="Consolas" w:cs="Consolas" w:eastAsia="Consolas" w:hAnsi="Consolas"/>
           <w:shd w:fill="F1F3F5" w:color="auto" w:val="clear"/>
         </w:rPr>
         <w:t xml:space="preserve">ОценитьРазмерИсходящегоЭлектронногоПисьма</w:t>
@@ -3596,9 +3644,9 @@
       </w:r>
       <w:r>
         <w:rPr>
-          <w:rFonts w:ascii="Consolas" w:cs="Consolas" w:eastAsia="Consolas" w:hAnsi="Consolas"/>
-          <w:sz w:val="18"/>
-          <w:szCs w:val="18"/>
+          <w:sz w:val="18"/>
+          <w:szCs w:val="18"/>
+          <w:rFonts w:ascii="Consolas" w:cs="Consolas" w:eastAsia="Consolas" w:hAnsi="Consolas"/>
           <w:shd w:fill="F1F3F5" w:color="auto" w:val="clear"/>
         </w:rPr>
         <w:t xml:space="preserve">ПредставлениеПисьма</w:t>
@@ -3618,9 +3666,9 @@
       </w:pPr>
       <w:r>
         <w:rPr>
-          <w:rFonts w:ascii="Consolas" w:cs="Consolas" w:eastAsia="Consolas" w:hAnsi="Consolas"/>
-          <w:sz w:val="18"/>
-          <w:szCs w:val="18"/>
+          <w:sz w:val="18"/>
+          <w:szCs w:val="18"/>
+          <w:rFonts w:ascii="Consolas" w:cs="Consolas" w:eastAsia="Consolas" w:hAnsi="Consolas"/>
           <w:shd w:fill="F1F3F5" w:color="auto" w:val="clear"/>
         </w:rPr>
         <w:t xml:space="preserve">ОпределитьПапкуДляПисьма</w:t>
@@ -3630,9 +3678,9 @@
       </w:r>
       <w:r>
         <w:rPr>
-          <w:rFonts w:ascii="Consolas" w:cs="Consolas" w:eastAsia="Consolas" w:hAnsi="Consolas"/>
-          <w:sz w:val="18"/>
-          <w:szCs w:val="18"/>
+          <w:sz w:val="18"/>
+          <w:szCs w:val="18"/>
+          <w:rFonts w:ascii="Consolas" w:cs="Consolas" w:eastAsia="Consolas" w:hAnsi="Consolas"/>
           <w:shd w:fill="F1F3F5" w:color="auto" w:val="clear"/>
         </w:rPr>
         <w:t xml:space="preserve">ОпределитьПапкуДляПисьмаПоУмолчанию</w:t>
@@ -3642,9 +3690,9 @@
       </w:r>
       <w:r>
         <w:rPr>
-          <w:rFonts w:ascii="Consolas" w:cs="Consolas" w:eastAsia="Consolas" w:hAnsi="Consolas"/>
-          <w:sz w:val="18"/>
-          <w:szCs w:val="18"/>
+          <w:sz w:val="18"/>
+          <w:szCs w:val="18"/>
+          <w:rFonts w:ascii="Consolas" w:cs="Consolas" w:eastAsia="Consolas" w:hAnsi="Consolas"/>
           <w:shd w:fill="F1F3F5" w:color="auto" w:val="clear"/>
         </w:rPr>
         <w:t xml:space="preserve">УстановитьПапкуЭлектронногоПисьма</w:t>
@@ -3664,9 +3712,9 @@
       </w:pPr>
       <w:r>
         <w:rPr>
-          <w:rFonts w:ascii="Consolas" w:cs="Consolas" w:eastAsia="Consolas" w:hAnsi="Consolas"/>
-          <w:sz w:val="18"/>
-          <w:szCs w:val="18"/>
+          <w:sz w:val="18"/>
+          <w:szCs w:val="18"/>
+          <w:rFonts w:ascii="Consolas" w:cs="Consolas" w:eastAsia="Consolas" w:hAnsi="Consolas"/>
           <w:shd w:fill="F1F3F5" w:color="auto" w:val="clear"/>
         </w:rPr>
         <w:t xml:space="preserve">ВзаимодействияКлиентСервер.ТемаВзаимодействия</w:t>
@@ -3686,9 +3734,9 @@
       </w:pPr>
       <w:r>
         <w:rPr>
-          <w:rFonts w:ascii="Consolas" w:cs="Consolas" w:eastAsia="Consolas" w:hAnsi="Consolas"/>
-          <w:sz w:val="18"/>
-          <w:szCs w:val="18"/>
+          <w:sz w:val="18"/>
+          <w:szCs w:val="18"/>
+          <w:rFonts w:ascii="Consolas" w:cs="Consolas" w:eastAsia="Consolas" w:hAnsi="Consolas"/>
           <w:shd w:fill="F1F3F5" w:color="auto" w:val="clear"/>
         </w:rPr>
         <w:t xml:space="preserve">ПрефиксацияОбъектовКлиентСервер.НомерНаПечать</w:t>
@@ -3708,9 +3756,9 @@
       </w:pPr>
       <w:r>
         <w:rPr>
-          <w:rFonts w:ascii="Consolas" w:cs="Consolas" w:eastAsia="Consolas" w:hAnsi="Consolas"/>
-          <w:sz w:val="18"/>
-          <w:szCs w:val="18"/>
+          <w:sz w:val="18"/>
+          <w:szCs w:val="18"/>
+          <w:rFonts w:ascii="Consolas" w:cs="Consolas" w:eastAsia="Consolas" w:hAnsi="Consolas"/>
           <w:shd w:fill="F1F3F5" w:color="auto" w:val="clear"/>
         </w:rPr>
         <w:t xml:space="preserve">РаботаСПочтовымиСообщениями</w:t>
@@ -3720,9 +3768,9 @@
       </w:r>
       <w:r>
         <w:rPr>
-          <w:rFonts w:ascii="Consolas" w:cs="Consolas" w:eastAsia="Consolas" w:hAnsi="Consolas"/>
-          <w:sz w:val="18"/>
-          <w:szCs w:val="18"/>
+          <w:sz w:val="18"/>
+          <w:szCs w:val="18"/>
+          <w:rFonts w:ascii="Consolas" w:cs="Consolas" w:eastAsia="Consolas" w:hAnsi="Consolas"/>
           <w:shd w:fill="F1F3F5" w:color="auto" w:val="clear"/>
         </w:rPr>
         <w:t xml:space="preserve">ПодготовитьПисьмо</w:t>
@@ -3732,9 +3780,9 @@
       </w:r>
       <w:r>
         <w:rPr>
-          <w:rFonts w:ascii="Consolas" w:cs="Consolas" w:eastAsia="Consolas" w:hAnsi="Consolas"/>
-          <w:sz w:val="18"/>
-          <w:szCs w:val="18"/>
+          <w:sz w:val="18"/>
+          <w:szCs w:val="18"/>
+          <w:rFonts w:ascii="Consolas" w:cs="Consolas" w:eastAsia="Consolas" w:hAnsi="Consolas"/>
           <w:shd w:fill="F1F3F5" w:color="auto" w:val="clear"/>
         </w:rPr>
         <w:t xml:space="preserve">ОтправитьПисьмо</w:t>
@@ -3757,9 +3805,9 @@
       </w:r>
       <w:r>
         <w:rPr>
-          <w:rFonts w:ascii="Consolas" w:cs="Consolas" w:eastAsia="Consolas" w:hAnsi="Consolas"/>
-          <w:sz w:val="18"/>
-          <w:szCs w:val="18"/>
+          <w:sz w:val="18"/>
+          <w:szCs w:val="18"/>
+          <w:rFonts w:ascii="Consolas" w:cs="Consolas" w:eastAsia="Consolas" w:hAnsi="Consolas"/>
           <w:shd w:fill="F1F3F5" w:color="auto" w:val="clear"/>
         </w:rPr>
         <w:t xml:space="preserve">Справочник.УчетныеЗаписиЭлектроннойПочты.Форма.ПроверкаНастроекУчетнойЗаписи</w:t>
@@ -3769,9 +3817,9 @@
       </w:r>
       <w:r>
         <w:rPr>
-          <w:rFonts w:ascii="Consolas" w:cs="Consolas" w:eastAsia="Consolas" w:hAnsi="Consolas"/>
-          <w:sz w:val="18"/>
-          <w:szCs w:val="18"/>
+          <w:sz w:val="18"/>
+          <w:szCs w:val="18"/>
+          <w:rFonts w:ascii="Consolas" w:cs="Consolas" w:eastAsia="Consolas" w:hAnsi="Consolas"/>
           <w:shd w:fill="F1F3F5" w:color="auto" w:val="clear"/>
         </w:rPr>
         <w:t xml:space="preserve">РаботаСПочтовымиСообщениямиКлиент.СообщитьОбОшибкеПодключения</w:t>
@@ -3794,9 +3842,9 @@
       </w:r>
       <w:r>
         <w:rPr>
-          <w:rFonts w:ascii="Consolas" w:cs="Consolas" w:eastAsia="Consolas" w:hAnsi="Consolas"/>
-          <w:sz w:val="18"/>
-          <w:szCs w:val="18"/>
+          <w:sz w:val="18"/>
+          <w:szCs w:val="18"/>
+          <w:rFonts w:ascii="Consolas" w:cs="Consolas" w:eastAsia="Consolas" w:hAnsi="Consolas"/>
           <w:shd w:fill="F1F3F5" w:color="auto" w:val="clear"/>
         </w:rPr>
         <w:t xml:space="preserve">ДлительныеОперации</w:t>
@@ -3806,9 +3854,9 @@
       </w:r>
       <w:r>
         <w:rPr>
-          <w:rFonts w:ascii="Consolas" w:cs="Consolas" w:eastAsia="Consolas" w:hAnsi="Consolas"/>
-          <w:sz w:val="18"/>
-          <w:szCs w:val="18"/>
+          <w:sz w:val="18"/>
+          <w:szCs w:val="18"/>
+          <w:rFonts w:ascii="Consolas" w:cs="Consolas" w:eastAsia="Consolas" w:hAnsi="Consolas"/>
           <w:shd w:fill="F1F3F5" w:color="auto" w:val="clear"/>
         </w:rPr>
         <w:t xml:space="preserve">ДлительныеОперацииКлиент</w:t>
@@ -3818,9 +3866,9 @@
       </w:r>
       <w:r>
         <w:rPr>
-          <w:rFonts w:ascii="Consolas" w:cs="Consolas" w:eastAsia="Consolas" w:hAnsi="Consolas"/>
-          <w:sz w:val="18"/>
-          <w:szCs w:val="18"/>
+          <w:sz w:val="18"/>
+          <w:szCs w:val="18"/>
+          <w:rFonts w:ascii="Consolas" w:cs="Consolas" w:eastAsia="Consolas" w:hAnsi="Consolas"/>
           <w:shd w:fill="F1F3F5" w:color="auto" w:val="clear"/>
         </w:rPr>
         <w:t xml:space="preserve">БлокировкаРаботыСВнешнимиРесурсами.РаботаСВнешнимиРесурсамиЗаблокирована</w:t>
@@ -3830,9 +3878,9 @@
       </w:r>
       <w:r>
         <w:rPr>
-          <w:rFonts w:ascii="Consolas" w:cs="Consolas" w:eastAsia="Consolas" w:hAnsi="Consolas"/>
-          <w:sz w:val="18"/>
-          <w:szCs w:val="18"/>
+          <w:sz w:val="18"/>
+          <w:szCs w:val="18"/>
+          <w:rFonts w:ascii="Consolas" w:cs="Consolas" w:eastAsia="Consolas" w:hAnsi="Consolas"/>
           <w:shd w:fill="F1F3F5" w:color="auto" w:val="clear"/>
         </w:rPr>
         <w:t xml:space="preserve">РаботаСФайламиКлиент.ПоместитьПрисоединенныйФайл</w:t>
@@ -3842,9 +3890,9 @@
       </w:r>
       <w:r>
         <w:rPr>
-          <w:rFonts w:ascii="Consolas" w:cs="Consolas" w:eastAsia="Consolas" w:hAnsi="Consolas"/>
-          <w:sz w:val="18"/>
-          <w:szCs w:val="18"/>
+          <w:sz w:val="18"/>
+          <w:szCs w:val="18"/>
+          <w:rFonts w:ascii="Consolas" w:cs="Consolas" w:eastAsia="Consolas" w:hAnsi="Consolas"/>
           <w:shd w:fill="F1F3F5" w:color="auto" w:val="clear"/>
         </w:rPr>
         <w:t xml:space="preserve">ОбщегоНазначения*</w:t>
@@ -3854,9 +3902,9 @@
       </w:r>
       <w:r>
         <w:rPr>
-          <w:rFonts w:ascii="Consolas" w:cs="Consolas" w:eastAsia="Consolas" w:hAnsi="Consolas"/>
-          <w:sz w:val="18"/>
-          <w:szCs w:val="18"/>
+          <w:sz w:val="18"/>
+          <w:szCs w:val="18"/>
+          <w:rFonts w:ascii="Consolas" w:cs="Consolas" w:eastAsia="Consolas" w:hAnsi="Consolas"/>
           <w:shd w:fill="F1F3F5" w:color="auto" w:val="clear"/>
         </w:rPr>
         <w:t xml:space="preserve">Пользователи.АвторизованныйПользователь</w:t>
@@ -3889,9 +3937,9 @@
       </w:pPr>
       <w:r>
         <w:rPr>
-          <w:rFonts w:ascii="Consolas" w:cs="Consolas" w:eastAsia="Consolas" w:hAnsi="Consolas"/>
-          <w:sz w:val="18"/>
-          <w:szCs w:val="18"/>
+          <w:sz w:val="18"/>
+          <w:szCs w:val="18"/>
+          <w:rFonts w:ascii="Consolas" w:cs="Consolas" w:eastAsia="Consolas" w:hAnsi="Consolas"/>
           <w:shd w:fill="F1F3F5" w:color="auto" w:val="clear"/>
         </w:rPr>
         <w:t xml:space="preserve">ЗаблокированныеДляПолученияУчетныеЗаписи</w:t>
@@ -3911,9 +3959,9 @@
       </w:pPr>
       <w:r>
         <w:rPr>
-          <w:rFonts w:ascii="Consolas" w:cs="Consolas" w:eastAsia="Consolas" w:hAnsi="Consolas"/>
-          <w:sz w:val="18"/>
-          <w:szCs w:val="18"/>
+          <w:sz w:val="18"/>
+          <w:szCs w:val="18"/>
+          <w:rFonts w:ascii="Consolas" w:cs="Consolas" w:eastAsia="Consolas" w:hAnsi="Consolas"/>
           <w:shd w:fill="F1F3F5" w:color="auto" w:val="clear"/>
         </w:rPr>
         <w:t xml:space="preserve">НепринятыеКОбработкеПочтовымСерверомИсходящиеПисьма</w:t>
@@ -3933,9 +3981,9 @@
       </w:pPr>
       <w:r>
         <w:rPr>
-          <w:rFonts w:ascii="Consolas" w:cs="Consolas" w:eastAsia="Consolas" w:hAnsi="Consolas"/>
-          <w:sz w:val="18"/>
-          <w:szCs w:val="18"/>
+          <w:sz w:val="18"/>
+          <w:szCs w:val="18"/>
+          <w:rFonts w:ascii="Consolas" w:cs="Consolas" w:eastAsia="Consolas" w:hAnsi="Consolas"/>
           <w:shd w:fill="F1F3F5" w:color="auto" w:val="clear"/>
         </w:rPr>
         <w:t xml:space="preserve">ПредметыПапкиВзаимодействий</w:t>
@@ -3958,9 +4006,9 @@
       </w:r>
       <w:r>
         <w:rPr>
-          <w:rFonts w:ascii="Consolas" w:cs="Consolas" w:eastAsia="Consolas" w:hAnsi="Consolas"/>
-          <w:sz w:val="18"/>
-          <w:szCs w:val="18"/>
+          <w:sz w:val="18"/>
+          <w:szCs w:val="18"/>
+          <w:rFonts w:ascii="Consolas" w:cs="Consolas" w:eastAsia="Consolas" w:hAnsi="Consolas"/>
           <w:shd w:fill="F1F3F5" w:color="auto" w:val="clear"/>
         </w:rPr>
         <w:t xml:space="preserve">ПолучениеИОтправкаЭлектронныхПисем</w:t>
@@ -3970,9 +4018,9 @@
       </w:r>
       <w:r>
         <w:rPr>
-          <w:rFonts w:ascii="Consolas" w:cs="Consolas" w:eastAsia="Consolas" w:hAnsi="Consolas"/>
-          <w:sz w:val="18"/>
-          <w:szCs w:val="18"/>
+          <w:sz w:val="18"/>
+          <w:szCs w:val="18"/>
+          <w:rFonts w:ascii="Consolas" w:cs="Consolas" w:eastAsia="Consolas" w:hAnsi="Consolas"/>
           <w:shd w:fill="F1F3F5" w:color="auto" w:val="clear"/>
         </w:rPr>
         <w:t xml:space="preserve">ИмяМетода</w:t>
@@ -3994,9 +4042,9 @@
       </w:r>
       <w:r>
         <w:rPr>
-          <w:rFonts w:ascii="Consolas" w:cs="Consolas" w:eastAsia="Consolas" w:hAnsi="Consolas"/>
-          <w:sz w:val="18"/>
-          <w:szCs w:val="18"/>
+          <w:sz w:val="18"/>
+          <w:szCs w:val="18"/>
+          <w:rFonts w:ascii="Consolas" w:cs="Consolas" w:eastAsia="Consolas" w:hAnsi="Consolas"/>
           <w:shd w:fill="F1F3F5" w:color="auto" w:val="clear"/>
         </w:rPr>
         <w:t xml:space="preserve">ВзаимодействияВызовСервера</w:t>
@@ -4027,9 +4075,9 @@
       </w:r>
       <w:r>
         <w:rPr>
-          <w:rFonts w:ascii="Consolas" w:cs="Consolas" w:eastAsia="Consolas" w:hAnsi="Consolas"/>
-          <w:sz w:val="18"/>
-          <w:szCs w:val="18"/>
+          <w:sz w:val="18"/>
+          <w:szCs w:val="18"/>
+          <w:rFonts w:ascii="Consolas" w:cs="Consolas" w:eastAsia="Consolas" w:hAnsi="Consolas"/>
           <w:shd w:fill="F1F3F5" w:color="auto" w:val="clear"/>
         </w:rPr>
         <w:t xml:space="preserve">НомерНаПечать</w:t>
@@ -4039,9 +4087,9 @@
       </w:r>
       <w:r>
         <w:rPr>
-          <w:rFonts w:ascii="Consolas" w:cs="Consolas" w:eastAsia="Consolas" w:hAnsi="Consolas"/>
-          <w:sz w:val="18"/>
-          <w:szCs w:val="18"/>
+          <w:sz w:val="18"/>
+          <w:szCs w:val="18"/>
+          <w:rFonts w:ascii="Consolas" w:cs="Consolas" w:eastAsia="Consolas" w:hAnsi="Consolas"/>
           <w:shd w:fill="F1F3F5" w:color="auto" w:val="clear"/>
         </w:rPr>
         <w:t xml:space="preserve">ФормированиеПечатныхФорм.СформироватьТемуИТекстПисьма</w:t>
@@ -4051,9 +4099,9 @@
       </w:r>
       <w:r>
         <w:rPr>
-          <w:rFonts w:ascii="Consolas" w:cs="Consolas" w:eastAsia="Consolas" w:hAnsi="Consolas"/>
-          <w:sz w:val="18"/>
-          <w:szCs w:val="18"/>
+          <w:sz w:val="18"/>
+          <w:szCs w:val="18"/>
+          <w:rFonts w:ascii="Consolas" w:cs="Consolas" w:eastAsia="Consolas" w:hAnsi="Consolas"/>
           <w:shd w:fill="F1F3F5" w:color="auto" w:val="clear"/>
         </w:rPr>
         <w:t xml:space="preserve">ПередОтправкойПоПочте</w:t>
@@ -4086,9 +4134,9 @@
       </w:pPr>
       <w:r>
         <w:rPr>
-          <w:rFonts w:ascii="Consolas" w:cs="Consolas" w:eastAsia="Consolas" w:hAnsi="Consolas"/>
-          <w:sz w:val="18"/>
-          <w:szCs w:val="18"/>
+          <w:sz w:val="18"/>
+          <w:szCs w:val="18"/>
+          <w:rFonts w:ascii="Consolas" w:cs="Consolas" w:eastAsia="Consolas" w:hAnsi="Consolas"/>
           <w:shd w:fill="F1F3F5" w:color="auto" w:val="clear"/>
         </w:rPr>
         <w:t xml:space="preserve">ОбработатьОшибкуОтправкиПисьма</w:t>
@@ -4111,9 +4159,9 @@
       </w:r>
       <w:r>
         <w:rPr>
-          <w:rFonts w:ascii="Consolas" w:cs="Consolas" w:eastAsia="Consolas" w:hAnsi="Consolas"/>
-          <w:sz w:val="18"/>
-          <w:szCs w:val="18"/>
+          <w:sz w:val="18"/>
+          <w:szCs w:val="18"/>
+          <w:rFonts w:ascii="Consolas" w:cs="Consolas" w:eastAsia="Consolas" w:hAnsi="Consolas"/>
           <w:shd w:fill="F1F3F5" w:color="auto" w:val="clear"/>
         </w:rPr>
         <w:t xml:space="preserve">ПередЗаписьюНаСервере</w:t>
@@ -4136,9 +4184,9 @@
       </w:r>
       <w:r>
         <w:rPr>
-          <w:rFonts w:ascii="Consolas" w:cs="Consolas" w:eastAsia="Consolas" w:hAnsi="Consolas"/>
-          <w:sz w:val="18"/>
-          <w:szCs w:val="18"/>
+          <w:sz w:val="18"/>
+          <w:szCs w:val="18"/>
+          <w:rFonts w:ascii="Consolas" w:cs="Consolas" w:eastAsia="Consolas" w:hAnsi="Consolas"/>
           <w:shd w:fill="F1F3F5" w:color="auto" w:val="clear"/>
         </w:rPr>
         <w:t xml:space="preserve">ПередЗаписью</w:t>
@@ -4161,9 +4209,9 @@
       </w:r>
       <w:r>
         <w:rPr>
-          <w:rFonts w:ascii="Consolas" w:cs="Consolas" w:eastAsia="Consolas" w:hAnsi="Consolas"/>
-          <w:sz w:val="18"/>
-          <w:szCs w:val="18"/>
+          <w:sz w:val="18"/>
+          <w:szCs w:val="18"/>
+          <w:rFonts w:ascii="Consolas" w:cs="Consolas" w:eastAsia="Consolas" w:hAnsi="Consolas"/>
           <w:shd w:fill="F1F3F5" w:color="auto" w:val="clear"/>
         </w:rPr>
         <w:t xml:space="preserve">Записать()</w:t>
@@ -4173,9 +4221,9 @@
       </w:r>
       <w:r>
         <w:rPr>
-          <w:rFonts w:ascii="Consolas" w:cs="Consolas" w:eastAsia="Consolas" w:hAnsi="Consolas"/>
-          <w:sz w:val="18"/>
-          <w:szCs w:val="18"/>
+          <w:sz w:val="18"/>
+          <w:szCs w:val="18"/>
+          <w:rFonts w:ascii="Consolas" w:cs="Consolas" w:eastAsia="Consolas" w:hAnsi="Consolas"/>
           <w:shd w:fill="F1F3F5" w:color="auto" w:val="clear"/>
         </w:rPr>
         <w:t xml:space="preserve">РазблокироватьДанныеДляРедактирования</w:t>
@@ -4198,9 +4246,9 @@
       </w:r>
       <w:r>
         <w:rPr>
-          <w:rFonts w:ascii="Consolas" w:cs="Consolas" w:eastAsia="Consolas" w:hAnsi="Consolas"/>
-          <w:sz w:val="18"/>
-          <w:szCs w:val="18"/>
+          <w:sz w:val="18"/>
+          <w:szCs w:val="18"/>
+          <w:rFonts w:ascii="Consolas" w:cs="Consolas" w:eastAsia="Consolas" w:hAnsi="Consolas"/>
           <w:shd w:fill="F1F3F5" w:color="auto" w:val="clear"/>
         </w:rPr>
         <w:t xml:space="preserve">ДлительныеОперации.ВыполнитьВФоне</w:t>
@@ -4240,9 +4288,9 @@
       </w:r>
       <w:r>
         <w:rPr>
-          <w:rFonts w:ascii="Consolas" w:cs="Consolas" w:eastAsia="Consolas" w:hAnsi="Consolas"/>
-          <w:sz w:val="18"/>
-          <w:szCs w:val="18"/>
+          <w:sz w:val="18"/>
+          <w:szCs w:val="18"/>
+          <w:rFonts w:ascii="Consolas" w:cs="Consolas" w:eastAsia="Consolas" w:hAnsi="Consolas"/>
           <w:shd w:fill="F1F3F5" w:color="auto" w:val="clear"/>
         </w:rPr>
         <w:t xml:space="preserve">МгновеннаяОтправкаПисем.cfe</w:t>
@@ -4323,9 +4371,9 @@
       </w:r>
       <w:r>
         <w:rPr>
-          <w:rFonts w:ascii="Consolas" w:cs="Consolas" w:eastAsia="Consolas" w:hAnsi="Consolas"/>
-          <w:sz w:val="18"/>
-          <w:szCs w:val="18"/>
+          <w:sz w:val="18"/>
+          <w:szCs w:val="18"/>
+          <w:rFonts w:ascii="Consolas" w:cs="Consolas" w:eastAsia="Consolas" w:hAnsi="Consolas"/>
           <w:shd w:fill="F1F3F5" w:color="auto" w:val="clear"/>
         </w:rPr>
         <w:t xml:space="preserve">МгновеннаяОтправкаПисем</w:t>
@@ -4335,9 +4383,9 @@
       </w:r>
       <w:r>
         <w:rPr>
-          <w:rFonts w:ascii="Consolas" w:cs="Consolas" w:eastAsia="Consolas" w:hAnsi="Consolas"/>
-          <w:sz w:val="18"/>
-          <w:szCs w:val="18"/>
+          <w:sz w:val="18"/>
+          <w:szCs w:val="18"/>
+          <w:rFonts w:ascii="Consolas" w:cs="Consolas" w:eastAsia="Consolas" w:hAnsi="Consolas"/>
           <w:shd w:fill="F1F3F5" w:color="auto" w:val="clear"/>
         </w:rPr>
         <w:t xml:space="preserve">.cfe</w:t>
@@ -4377,9 +4425,9 @@
       </w:r>
       <w:r>
         <w:rPr>
-          <w:rFonts w:ascii="Consolas" w:cs="Consolas" w:eastAsia="Consolas" w:hAnsi="Consolas"/>
-          <w:sz w:val="18"/>
-          <w:szCs w:val="18"/>
+          <w:sz w:val="18"/>
+          <w:szCs w:val="18"/>
+          <w:rFonts w:ascii="Consolas" w:cs="Consolas" w:eastAsia="Consolas" w:hAnsi="Consolas"/>
           <w:shd w:fill="F1F3F5" w:color="auto" w:val="clear"/>
         </w:rPr>
         <w:t xml:space="preserve">ka-demo</w:t>
@@ -4389,9 +4437,9 @@
       </w:r>
       <w:r>
         <w:rPr>
-          <w:rFonts w:ascii="Consolas" w:cs="Consolas" w:eastAsia="Consolas" w:hAnsi="Consolas"/>
-          <w:sz w:val="18"/>
-          <w:szCs w:val="18"/>
+          <w:sz w:val="18"/>
+          <w:szCs w:val="18"/>
+          <w:rFonts w:ascii="Consolas" w:cs="Consolas" w:eastAsia="Consolas" w:hAnsi="Consolas"/>
           <w:shd w:fill="F1F3F5" w:color="auto" w:val="clear"/>
         </w:rPr>
         <w:t xml:space="preserve">мопТ_МгновеннаяОтправкаПисем</w:t>
@@ -4401,15 +4449,15 @@
       </w:r>
       <w:r>
         <w:rPr>
-          <w:rFonts w:ascii="Consolas" w:cs="Consolas" w:eastAsia="Consolas" w:hAnsi="Consolas"/>
-          <w:sz w:val="18"/>
-          <w:szCs w:val="18"/>
+          <w:sz w:val="18"/>
+          <w:szCs w:val="18"/>
+          <w:rFonts w:ascii="Consolas" w:cs="Consolas" w:eastAsia="Consolas" w:hAnsi="Consolas"/>
           <w:shd w:fill="F1F3F5" w:color="auto" w:val="clear"/>
         </w:rPr>
         <w:t xml:space="preserve">мопТ_ОтправкаСчетовНаОплату</w:t>
       </w:r>
       <w:r>
-        <w:t xml:space="preserve">, 101 тест. Их можно запускать только в тестовой базе, где уже установлены YAXUnit и оба расширения.</w:t>
+        <w:t xml:space="preserve">, 110 тестов. Их можно запускать только в тестовой базе, где уже установлены YAXUnit и оба расширения.</w:t>
       </w:r>
     </w:p>
     <w:p>
@@ -4514,9 +4562,9 @@
       </w:r>
       <w:r>
         <w:rPr>
-          <w:rFonts w:ascii="Consolas" w:cs="Consolas" w:eastAsia="Consolas" w:hAnsi="Consolas"/>
-          <w:sz w:val="18"/>
-          <w:szCs w:val="18"/>
+          <w:sz w:val="18"/>
+          <w:szCs w:val="18"/>
+          <w:rFonts w:ascii="Consolas" w:cs="Consolas" w:eastAsia="Consolas" w:hAnsi="Consolas"/>
           <w:shd w:fill="F1F3F5" w:color="auto" w:val="clear"/>
         </w:rPr>
         <w:t xml:space="preserve">[ERR]</w:t>
@@ -4609,7 +4657,7 @@
         <w:spacing w:after="60"/>
       </w:pPr>
       <w:r>
-        <w:t xml:space="preserve">тему письма со счётом: один и несколько счетов, другой документ, счёт вместе с другим документом, несуществующий счёт, пустые объекты печати;</w:t>
+        <w:t xml:space="preserve">тему письма со счётом: один и несколько счетов, другой документ, счёт вместе с другим документом, несуществующий счёт, пустые объекты печати; то же для заказа клиента: форма счёта (в том числе несколько заказов и счёт вместе с заказом), другая форма, «Извещение», заказ без печатных форм, несуществующий заказ;</w:t>
       </w:r>
     </w:p>
     <w:p>
@@ -4718,9 +4766,9 @@
       </w:r>
       <w:r>
         <w:rPr>
-          <w:rFonts w:ascii="Consolas" w:cs="Consolas" w:eastAsia="Consolas" w:hAnsi="Consolas"/>
-          <w:sz w:val="18"/>
-          <w:szCs w:val="18"/>
+          <w:sz w:val="18"/>
+          <w:szCs w:val="18"/>
+          <w:rFonts w:ascii="Consolas" w:cs="Consolas" w:eastAsia="Consolas" w:hAnsi="Consolas"/>
           <w:shd w:fill="F1F3F5" w:color="auto" w:val="clear"/>
         </w:rPr>
         <w:t xml:space="preserve">ВзаимодействияВызовСервера</w:t>
@@ -4769,9 +4817,9 @@
       </w:r>
       <w:r>
         <w:rPr>
-          <w:rFonts w:ascii="Consolas" w:cs="Consolas" w:eastAsia="Consolas" w:hAnsi="Consolas"/>
-          <w:sz w:val="18"/>
-          <w:szCs w:val="18"/>
+          <w:sz w:val="18"/>
+          <w:szCs w:val="18"/>
+          <w:rFonts w:ascii="Consolas" w:cs="Consolas" w:eastAsia="Consolas" w:hAnsi="Consolas"/>
           <w:shd w:fill="F1F3F5" w:color="auto" w:val="clear"/>
         </w:rPr>
         <w:t xml:space="preserve">PRD.md</w:t>
@@ -4877,7 +4925,7 @@
       <w:tr>
         <w:trPr>
           <w:cantSplit/>
-          <w:tblHeader w:val="off"/>
+          <w:tblHeader w:val="false"/>
         </w:trPr>
         <w:tc>
           <w:tcPr>
@@ -4941,7 +4989,7 @@
       <w:tr>
         <w:trPr>
           <w:cantSplit/>
-          <w:tblHeader w:val="off"/>
+          <w:tblHeader w:val="false"/>
         </w:trPr>
         <w:tc>
           <w:tcPr>
@@ -5001,9 +5049,9 @@
             </w:r>
             <w:r>
               <w:rPr>
+                <w:sz w:val="19"/>
+                <w:szCs w:val="19"/>
                 <w:rFonts w:ascii="Consolas" w:cs="Consolas" w:eastAsia="Consolas" w:hAnsi="Consolas"/>
-                <w:sz w:val="19"/>
-                <w:szCs w:val="19"/>
                 <w:shd w:fill="F1F3F5" w:color="auto" w:val="clear"/>
               </w:rPr>
               <w:t xml:space="preserve">Мгновенная отправка письма (&lt;UUID учётной записи&gt;)</w:t>
@@ -5017,9 +5065,9 @@
             </w:r>
             <w:r>
               <w:rPr>
+                <w:sz w:val="19"/>
+                <w:szCs w:val="19"/>
                 <w:rFonts w:ascii="Consolas" w:cs="Consolas" w:eastAsia="Consolas" w:hAnsi="Consolas"/>
-                <w:sz w:val="19"/>
-                <w:szCs w:val="19"/>
                 <w:shd w:fill="F1F3F5" w:color="auto" w:val="clear"/>
               </w:rPr>
               <w:t xml:space="preserve">моп_ОтправкаПисьма_&lt;UUID письма&gt;</w:t>
@@ -5030,7 +5078,7 @@
       <w:tr>
         <w:trPr>
           <w:cantSplit/>
-          <w:tblHeader w:val="off"/>
+          <w:tblHeader w:val="false"/>
         </w:trPr>
         <w:tc>
           <w:tcPr>
@@ -5094,7 +5142,7 @@
       <w:tr>
         <w:trPr>
           <w:cantSplit/>
-          <w:tblHeader w:val="off"/>
+          <w:tblHeader w:val="false"/>
         </w:trPr>
         <w:tc>
           <w:tcPr>
@@ -5158,7 +5206,7 @@
       <w:tr>
         <w:trPr>
           <w:cantSplit/>
-          <w:tblHeader w:val="off"/>
+          <w:tblHeader w:val="false"/>
         </w:trPr>
         <w:tc>
           <w:tcPr>
@@ -5243,7 +5291,7 @@
         <w:spacing w:after="60"/>
       </w:pPr>
       <w:r>
-        <w:t xml:space="preserve">Тема «Счет на оплату № … от …» подставляется только при отправке печатных форм документов «Счёт на оплату клиенту». Для письма, созданного вручную, и для печатных форм других документов тема остаётся как в КА.</w:t>
+        <w:t xml:space="preserve">Тема «Счет на оплату № … от …» подставляется только при отправке печатных форм документов «Счёт на оплату клиенту» и форм счёта, напечатанных из «Заказа клиента». Для письма, созданного вручную, и для печатных форм других документов тема остаётся как в КА.</w:t>
       </w:r>
     </w:p>
     <w:p>
@@ -5309,41 +5357,8 @@
 </w:document>
 </file>
 
-<file path=word/endnotes.xml><?xml version="1.0" encoding="utf-8"?>
-<w:endnotes xmlns:wpc="http://schemas.microsoft.com/office/word/2010/wordprocessingCanvas" xmlns:mc="http://schemas.openxmlformats.org/markup-compatibility/2006" xmlns:o="urn:schemas-microsoft-com:office:office" xmlns:r="http://schemas.openxmlformats.org/officeDocument/2006/relationships" xmlns:m="http://schemas.openxmlformats.org/officeDocument/2006/math" xmlns:v="urn:schemas-microsoft-com:vml" xmlns:wp14="http://schemas.microsoft.com/office/word/2010/wordprocessingDrawing" xmlns:wp="http://schemas.openxmlformats.org/drawingml/2006/wordprocessingDrawing" xmlns:w10="urn:schemas-microsoft-com:office:word" xmlns:w="http://schemas.openxmlformats.org/wordprocessingml/2006/main" xmlns:w14="http://schemas.microsoft.com/office/word/2010/wordml" xmlns:w15="http://schemas.microsoft.com/office/word/2012/wordml" xmlns:wpg="http://schemas.microsoft.com/office/word/2010/wordprocessingGroup" xmlns:wpi="http://schemas.microsoft.com/office/word/2010/wordprocessingInk" xmlns:wne="http://schemas.microsoft.com/office/word/2006/wordml" xmlns:wps="http://schemas.microsoft.com/office/word/2010/wordprocessingShape" mc:Ignorable="w14 w15 wp14">
-  <w:endnote w:type="separator" w:id="-1">
-    <w:p>
-      <w:pPr>
-        <w:spacing w:after="0" w:line="240" w:lineRule="auto"/>
-      </w:pPr>
-      <w:r>
-        <w:rPr>
-          <w:rStyle w:val="EndnoteReference"/>
-        </w:rPr>
-        <w:endnoteRef/>
-      </w:r>
-      <w:r>
-        <w:separator/>
-      </w:r>
-    </w:p>
-  </w:endnote>
-  <w:endnote w:type="continuationSeparator" w:id="0">
-    <w:p>
-      <w:pPr>
-        <w:spacing w:after="0" w:line="240" w:lineRule="auto"/>
-      </w:pPr>
-      <w:r>
-        <w:rPr>
-          <w:rStyle w:val="EndnoteReference"/>
-        </w:rPr>
-        <w:endnoteRef/>
-      </w:r>
-      <w:r>
-        <w:continuationSeparator/>
-      </w:r>
-    </w:p>
-  </w:endnote>
-</w:endnotes>
+<file path=word/comments.xml><?xml version="1.0" encoding="utf-8"?>
+<w:comments xmlns:cx="http://schemas.microsoft.com/office/drawing/2014/chartex" xmlns:cx1="http://schemas.microsoft.com/office/drawing/2015/9/8/chartex" xmlns:cx2="http://schemas.microsoft.com/office/drawing/2015/10/21/chartex" xmlns:cx3="http://schemas.microsoft.com/office/drawing/2016/5/9/chartex" xmlns:cx4="http://schemas.microsoft.com/office/drawing/2016/5/10/chartex" xmlns:cx5="http://schemas.microsoft.com/office/drawing/2016/5/11/chartex" xmlns:cx6="http://schemas.microsoft.com/office/drawing/2016/5/12/chartex" xmlns:cx7="http://schemas.microsoft.com/office/drawing/2016/5/13/chartex" xmlns:cx8="http://schemas.microsoft.com/office/drawing/2016/5/14/chartex" xmlns:mc="http://schemas.openxmlformats.org/markup-compatibility/2006" xmlns:aink="http://schemas.microsoft.com/office/drawing/2016/ink" xmlns:am3d="http://schemas.microsoft.com/office/drawing/2017/model3d" xmlns:o="urn:schemas-microsoft-com:office:office" xmlns:r="http://schemas.openxmlformats.org/officeDocument/2006/relationships" xmlns:m="http://schemas.openxmlformats.org/officeDocument/2006/math" xmlns:v="urn:schemas-microsoft-com:vml" xmlns:wp14="http://schemas.microsoft.com/office/word/2010/wordprocessingDrawing" xmlns:wp="http://schemas.openxmlformats.org/drawingml/2006/wordprocessingDrawing" xmlns:w10="urn:schemas-microsoft-com:office:word" xmlns:w="http://schemas.openxmlformats.org/wordprocessingml/2006/main" xmlns:w14="http://schemas.microsoft.com/office/word/2010/wordml" xmlns:w15="http://schemas.microsoft.com/office/word/2012/wordml" xmlns:w16cex="http://schemas.microsoft.com/office/word/2018/wordml/cex" xmlns:w16cid="http://schemas.microsoft.com/office/word/2016/wordml/cid" xmlns:w16="http://schemas.microsoft.com/office/word/2018/wordml" xmlns:w16sdtdh="http://schemas.microsoft.com/office/word/2020/wordml/sdtdatahash" xmlns:w16se="http://schemas.microsoft.com/office/word/2015/wordml/symex" xmlns:wpg="http://schemas.microsoft.com/office/word/2010/wordprocessingGroup" xmlns:wpi="http://schemas.microsoft.com/office/word/2010/wordprocessingInk" xmlns:wne="http://schemas.microsoft.com/office/word/2006/wordml" xmlns:wps="http://schemas.microsoft.com/office/word/2010/wordprocessingShape"/>
 </file>
 
 <file path=word/footer1.xml><?xml version="1.0" encoding="utf-8"?>
@@ -5359,29 +5374,8 @@
         <w:szCs w:val="18"/>
       </w:rPr>
       <w:fldChar w:fldCharType="begin"/>
-    </w:r>
-    <w:r>
-      <w:rPr>
-        <w:color w:val="7B8794"/>
-        <w:sz w:val="18"/>
-        <w:szCs w:val="18"/>
-      </w:rPr>
       <w:instrText xml:space="preserve">PAGE</w:instrText>
-    </w:r>
-    <w:r>
-      <w:rPr>
-        <w:color w:val="7B8794"/>
-        <w:sz w:val="18"/>
-        <w:szCs w:val="18"/>
-      </w:rPr>
       <w:fldChar w:fldCharType="separate"/>
-    </w:r>
-    <w:r>
-      <w:rPr>
-        <w:color w:val="7B8794"/>
-        <w:sz w:val="18"/>
-        <w:szCs w:val="18"/>
-      </w:rPr>
       <w:fldChar w:fldCharType="end"/>
     </w:r>
   </w:p>
@@ -5429,7 +5423,7 @@
 <w:numbering xmlns:wpc="http://schemas.microsoft.com/office/word/2010/wordprocessingCanvas" xmlns:mc="http://schemas.openxmlformats.org/markup-compatibility/2006" xmlns:o="urn:schemas-microsoft-com:office:office" xmlns:r="http://schemas.openxmlformats.org/officeDocument/2006/relationships" xmlns:m="http://schemas.openxmlformats.org/officeDocument/2006/math" xmlns:v="urn:schemas-microsoft-com:vml" xmlns:wp14="http://schemas.microsoft.com/office/word/2010/wordprocessingDrawing" xmlns:wp="http://schemas.openxmlformats.org/drawingml/2006/wordprocessingDrawing" xmlns:w10="urn:schemas-microsoft-com:office:word" xmlns:w="http://schemas.openxmlformats.org/wordprocessingml/2006/main" xmlns:w14="http://schemas.microsoft.com/office/word/2010/wordml" xmlns:w15="http://schemas.microsoft.com/office/word/2012/wordml" xmlns:wpg="http://schemas.microsoft.com/office/word/2010/wordprocessingGroup" xmlns:wpi="http://schemas.microsoft.com/office/word/2010/wordprocessingInk" xmlns:wne="http://schemas.microsoft.com/office/word/2006/wordml" xmlns:wps="http://schemas.microsoft.com/office/word/2010/wordprocessingShape" mc:Ignorable="w14 w15 wp14">
   <w:abstractNum w:abstractNumId="1" w15:restartNumberingAfterBreak="0">
     <w:multiLevelType w:val="hybridMultilevel"/>
-    <w:lvl w:ilvl="0" w:tentative="1">
+    <w:lvl w:ilvl="0" w15:tentative="1">
       <w:start w:val="1"/>
       <w:numFmt w:val="bullet"/>
       <w:lvlText w:val="●"/>
@@ -5438,7 +5432,7 @@
         <w:ind w:left="720" w:hanging="360"/>
       </w:pPr>
     </w:lvl>
-    <w:lvl w:ilvl="1" w:tentative="1">
+    <w:lvl w:ilvl="1" w15:tentative="1">
       <w:start w:val="1"/>
       <w:numFmt w:val="bullet"/>
       <w:lvlText w:val="○"/>
@@ -5447,7 +5441,7 @@
         <w:ind w:left="1440" w:hanging="360"/>
       </w:pPr>
     </w:lvl>
-    <w:lvl w:ilvl="2" w:tentative="1">
+    <w:lvl w:ilvl="2" w15:tentative="1">
       <w:start w:val="1"/>
       <w:numFmt w:val="bullet"/>
       <w:lvlText w:val="■"/>
@@ -5456,7 +5450,7 @@
         <w:ind w:left="2160" w:hanging="360"/>
       </w:pPr>
     </w:lvl>
-    <w:lvl w:ilvl="3" w:tentative="1">
+    <w:lvl w:ilvl="3" w15:tentative="1">
       <w:start w:val="1"/>
       <w:numFmt w:val="bullet"/>
       <w:lvlText w:val="●"/>
@@ -5465,7 +5459,7 @@
         <w:ind w:left="2880" w:hanging="360"/>
       </w:pPr>
     </w:lvl>
-    <w:lvl w:ilvl="4" w:tentative="1">
+    <w:lvl w:ilvl="4" w15:tentative="1">
       <w:start w:val="1"/>
       <w:numFmt w:val="bullet"/>
       <w:lvlText w:val="○"/>
@@ -5474,7 +5468,7 @@
         <w:ind w:left="3600" w:hanging="360"/>
       </w:pPr>
     </w:lvl>
-    <w:lvl w:ilvl="5" w:tentative="1">
+    <w:lvl w:ilvl="5" w15:tentative="1">
       <w:start w:val="1"/>
       <w:numFmt w:val="bullet"/>
       <w:lvlText w:val="■"/>
@@ -5483,7 +5477,7 @@
         <w:ind w:left="4320" w:hanging="360"/>
       </w:pPr>
     </w:lvl>
-    <w:lvl w:ilvl="6" w:tentative="1">
+    <w:lvl w:ilvl="6" w15:tentative="1">
       <w:start w:val="1"/>
       <w:numFmt w:val="bullet"/>
       <w:lvlText w:val="●"/>
@@ -5492,7 +5486,7 @@
         <w:ind w:left="5040" w:hanging="360"/>
       </w:pPr>
     </w:lvl>
-    <w:lvl w:ilvl="7" w:tentative="1">
+    <w:lvl w:ilvl="7" w15:tentative="1">
       <w:start w:val="1"/>
       <w:numFmt w:val="bullet"/>
       <w:lvlText w:val="●"/>
@@ -5501,7 +5495,7 @@
         <w:ind w:left="5760" w:hanging="360"/>
       </w:pPr>
     </w:lvl>
-    <w:lvl w:ilvl="8" w:tentative="1">
+    <w:lvl w:ilvl="8" w15:tentative="1">
       <w:start w:val="1"/>
       <w:numFmt w:val="bullet"/>
       <w:lvlText w:val="●"/>
@@ -5513,7 +5507,7 @@
   </w:abstractNum>
   <w:abstractNum w:abstractNumId="2" w15:restartNumberingAfterBreak="0">
     <w:multiLevelType w:val="hybridMultilevel"/>
-    <w:lvl w:ilvl="0" w:tentative="1">
+    <w:lvl w:ilvl="0" w15:tentative="1">
       <w:start w:val="1"/>
       <w:numFmt w:val="bullet"/>
       <w:lvlText w:val="•"/>
@@ -5522,7 +5516,7 @@
         <w:ind w:left="360" w:hanging="280"/>
       </w:pPr>
     </w:lvl>
-    <w:lvl w:ilvl="1" w:tentative="1">
+    <w:lvl w:ilvl="1" w15:tentative="1">
       <w:start w:val="1"/>
       <w:numFmt w:val="bullet"/>
       <w:lvlText w:val="–"/>
@@ -5534,7 +5528,7 @@
   </w:abstractNum>
   <w:abstractNum w:abstractNumId="3" w15:restartNumberingAfterBreak="0">
     <w:multiLevelType w:val="hybridMultilevel"/>
-    <w:lvl w:ilvl="0" w:tentative="1">
+    <w:lvl w:ilvl="0" w15:tentative="1">
       <w:start w:val="1"/>
       <w:numFmt w:val="decimal"/>
       <w:lvlText w:val="%1."/>
@@ -5546,7 +5540,7 @@
   </w:abstractNum>
   <w:abstractNum w:abstractNumId="4" w15:restartNumberingAfterBreak="0">
     <w:multiLevelType w:val="hybridMultilevel"/>
-    <w:lvl w:ilvl="0" w:tentative="1">
+    <w:lvl w:ilvl="0" w15:tentative="1">
       <w:start w:val="1"/>
       <w:numFmt w:val="decimal"/>
       <w:lvlText w:val="%1."/>
@@ -5558,7 +5552,7 @@
   </w:abstractNum>
   <w:abstractNum w:abstractNumId="5" w15:restartNumberingAfterBreak="0">
     <w:multiLevelType w:val="hybridMultilevel"/>
-    <w:lvl w:ilvl="0" w:tentative="1">
+    <w:lvl w:ilvl="0" w15:tentative="1">
       <w:start w:val="1"/>
       <w:numFmt w:val="decimal"/>
       <w:lvlText w:val="%1."/>
@@ -5577,9 +5571,6 @@
   <w:num w:numId="2">
     <w:abstractNumId w:val="2"/>
     <w:lvlOverride w:ilvl="0">
-      <w:startOverride w:val="1"/>
-    </w:lvlOverride>
-    <w:lvlOverride w:ilvl="1">
       <w:startOverride w:val="1"/>
     </w:lvlOverride>
   </w:num>
@@ -5609,9 +5600,9 @@
   <w:docDefaults>
     <w:rPrDefault>
       <w:rPr>
-        <w:rFonts w:ascii="Arial" w:cs="Arial" w:eastAsia="Arial" w:hAnsi="Arial"/>
         <w:sz w:val="21"/>
         <w:szCs w:val="21"/>
+        <w:rFonts w:ascii="Arial" w:cs="Arial" w:eastAsia="Arial" w:hAnsi="Arial"/>
       </w:rPr>
     </w:rPrDefault>
     <w:pPrDefault>
@@ -5620,24 +5611,37 @@
       </w:pPr>
     </w:pPrDefault>
   </w:docDefaults>
-  <w:style w:type="paragraph" w:styleId="Normal" w:default="1">
-    <w:name w:val="Normal"/>
+  <w:style w:type="paragraph" w:styleId="Title">
+    <w:name w:val="Title"/>
+    <w:basedOn w:val="Normal"/>
+    <w:next w:val="Normal"/>
     <w:qFormat/>
+    <w:rPr>
+      <w:sz w:val="56"/>
+      <w:szCs w:val="56"/>
+    </w:rPr>
   </w:style>
-  <w:style w:type="table" w:styleId="TableNormal" w:default="true">
-    <w:name w:val="Normal Table"/>
-    <w:uiPriority w:val="99"/>
-    <w:semiHidden/>
-    <w:unhideWhenUsed/>
-    <w:tblPr>
-      <w:tblInd w:type="dxa" w:w="0"/>
-      <w:tblCellMar>
-        <w:top w:type="dxa" w:w="0"/>
-        <w:left w:type="dxa" w:w="108"/>
-        <w:bottom w:type="dxa" w:w="0"/>
-        <w:right w:type="dxa" w:w="108"/>
-      </w:tblCellMar>
-    </w:tblPr>
+  <w:style w:type="paragraph" w:styleId="Heading1">
+    <w:name w:val="Heading 1"/>
+    <w:basedOn w:val="Normal"/>
+    <w:next w:val="Normal"/>
+    <w:qFormat/>
+    <w:rPr>
+      <w:color w:val="2E74B5"/>
+      <w:sz w:val="32"/>
+      <w:szCs w:val="32"/>
+    </w:rPr>
+  </w:style>
+  <w:style w:type="paragraph" w:styleId="Heading2">
+    <w:name w:val="Heading 2"/>
+    <w:basedOn w:val="Normal"/>
+    <w:next w:val="Normal"/>
+    <w:qFormat/>
+    <w:rPr>
+      <w:color w:val="2E74B5"/>
+      <w:sz w:val="26"/>
+      <w:szCs w:val="26"/>
+    </w:rPr>
   </w:style>
   <w:style w:type="paragraph" w:styleId="Heading3">
     <w:name w:val="Heading 3"/>
@@ -5700,8 +5704,8 @@
     <w:uiPriority w:val="99"/>
     <w:unhideWhenUsed/>
     <w:rPr>
+      <w:u w:val="single"/>
       <w:color w:val="0563C1"/>
-      <w:u w:val="single"/>
     </w:rPr>
   </w:style>
   <w:style w:type="character" w:styleId="FootnoteReference">
@@ -5741,43 +5745,6 @@
       <w:szCs w:val="20"/>
     </w:rPr>
   </w:style>
-  <w:style w:type="character" w:styleId="EndnoteReference">
-    <w:name w:val="endnote reference"/>
-    <w:basedOn w:val="DefaultParagraphFont"/>
-    <w:uiPriority w:val="99"/>
-    <w:semiHidden/>
-    <w:unhideWhenUsed/>
-    <w:rPr>
-      <w:vertAlign w:val="superscript"/>
-    </w:rPr>
-  </w:style>
-  <w:style w:type="paragraph" w:styleId="EndnoteText">
-    <w:name w:val="endnote text"/>
-    <w:basedOn w:val="Normal"/>
-    <w:link w:val="EndnoteTextChar"/>
-    <w:uiPriority w:val="99"/>
-    <w:semiHidden/>
-    <w:unhideWhenUsed/>
-    <w:pPr>
-      <w:spacing w:after="0" w:line="240" w:lineRule="auto"/>
-    </w:pPr>
-    <w:rPr>
-      <w:sz w:val="20"/>
-      <w:szCs w:val="20"/>
-    </w:rPr>
-  </w:style>
-  <w:style w:type="character" w:styleId="EndnoteTextChar">
-    <w:name w:val="Endnote Text Char"/>
-    <w:basedOn w:val="DefaultParagraphFont"/>
-    <w:link w:val="EndnoteText"/>
-    <w:uiPriority w:val="99"/>
-    <w:semiHidden/>
-    <w:unhideWhenUsed/>
-    <w:rPr>
-      <w:sz w:val="20"/>
-      <w:szCs w:val="20"/>
-    </w:rPr>
-  </w:style>
   <w:style w:type="paragraph" w:styleId="Title">
     <w:name w:val="Title"/>
     <w:basedOn w:val="Normal"/>
@@ -5789,12 +5756,12 @@
       <w:spacing w:after="240"/>
     </w:pPr>
     <w:rPr>
-      <w:rFonts w:ascii="Arial" w:cs="Arial" w:eastAsia="Arial" w:hAnsi="Arial"/>
       <w:b/>
       <w:bCs/>
       <w:color w:val="1F2933"/>
       <w:sz w:val="36"/>
       <w:szCs w:val="36"/>
+      <w:rFonts w:ascii="Arial" w:cs="Arial" w:eastAsia="Arial" w:hAnsi="Arial"/>
     </w:rPr>
   </w:style>
   <w:style w:type="paragraph" w:styleId="Heading1">
@@ -5804,16 +5771,16 @@
     <w:qFormat/>
     <w:pPr>
       <w:keepNext/>
-      <w:spacing w:after="140" w:before="360"/>
+      <w:spacing w:before="360" w:after="140"/>
       <w:outlineLvl w:val="0"/>
     </w:pPr>
     <w:rPr>
-      <w:rFonts w:ascii="Arial" w:cs="Arial" w:eastAsia="Arial" w:hAnsi="Arial"/>
       <w:b/>
       <w:bCs/>
       <w:color w:val="2F6FB0"/>
       <w:sz w:val="28"/>
       <w:szCs w:val="28"/>
+      <w:rFonts w:ascii="Arial" w:cs="Arial" w:eastAsia="Arial" w:hAnsi="Arial"/>
     </w:rPr>
   </w:style>
   <w:style w:type="paragraph" w:styleId="Heading2">
@@ -5823,307 +5790,17 @@
     <w:qFormat/>
     <w:pPr>
       <w:keepNext/>
-      <w:spacing w:after="100" w:before="240"/>
+      <w:spacing w:before="240" w:after="100"/>
       <w:outlineLvl w:val="1"/>
     </w:pPr>
     <w:rPr>
-      <w:rFonts w:ascii="Arial" w:cs="Arial" w:eastAsia="Arial" w:hAnsi="Arial"/>
       <w:b/>
       <w:bCs/>
       <w:color w:val="1F2933"/>
       <w:sz w:val="24"/>
       <w:szCs w:val="24"/>
+      <w:rFonts w:ascii="Arial" w:cs="Arial" w:eastAsia="Arial" w:hAnsi="Arial"/>
     </w:rPr>
   </w:style>
 </w:styles>
-</file>
-
-<file path=word/theme/theme1.xml><?xml version="1.0" encoding="utf-8"?>
-<a:theme xmlns:a="http://schemas.openxmlformats.org/drawingml/2006/main" name="Office Theme">
-  <a:themeElements>
-    <a:clrScheme name="Office">
-      <a:dk1>
-        <a:sysClr val="windowText" lastClr="000000"/>
-      </a:dk1>
-      <a:lt1>
-        <a:sysClr val="window" lastClr="FFFFFF"/>
-      </a:lt1>
-      <a:dk2>
-        <a:srgbClr val="44546A"/>
-      </a:dk2>
-      <a:lt2>
-        <a:srgbClr val="E7E6E6"/>
-      </a:lt2>
-      <a:accent1>
-        <a:srgbClr val="4472C4"/>
-      </a:accent1>
-      <a:accent2>
-        <a:srgbClr val="ED7D31"/>
-      </a:accent2>
-      <a:accent3>
-        <a:srgbClr val="A5A5A5"/>
-      </a:accent3>
-      <a:accent4>
-        <a:srgbClr val="FFC000"/>
-      </a:accent4>
-      <a:accent5>
-        <a:srgbClr val="5B9BD5"/>
-      </a:accent5>
-      <a:accent6>
-        <a:srgbClr val="70AD47"/>
-      </a:accent6>
-      <a:hlink>
-        <a:srgbClr val="0563C1"/>
-      </a:hlink>
-      <a:folHlink>
-        <a:srgbClr val="954F72"/>
-      </a:folHlink>
-    </a:clrScheme>
-    <a:fontScheme name="Office">
-      <a:majorFont>
-        <a:latin typeface="Calibri Light" panose="020F0302020204030204"/>
-        <a:ea typeface=""/>
-        <a:cs typeface=""/>
-        <a:font script="Jpan" typeface="游ゴシック Light"/>
-        <a:font script="Hang" typeface="맑은 고딕"/>
-        <a:font script="Hans" typeface="等线 Light"/>
-        <a:font script="Hant" typeface="新細明體"/>
-        <a:font script="Arab" typeface="Times New Roman"/>
-        <a:font script="Hebr" typeface="Times New Roman"/>
-        <a:font script="Thai" typeface="Angsana New"/>
-        <a:font script="Ethi" typeface="Nyala"/>
-        <a:font script="Beng" typeface="Vrinda"/>
-        <a:font script="Gujr" typeface="Shruti"/>
-        <a:font script="Khmr" typeface="MoolBoran"/>
-        <a:font script="Knda" typeface="Tunga"/>
-        <a:font script="Guru" typeface="Raavi"/>
-        <a:font script="Cans" typeface="Euphemia"/>
-        <a:font script="Cher" typeface="Plantagenet Cherokee"/>
-        <a:font script="Yiii" typeface="Microsoft Yi Baiti"/>
-        <a:font script="Tibt" typeface="Microsoft Himalaya"/>
-        <a:font script="Thaa" typeface="MV Boli"/>
-        <a:font script="Deva" typeface="Mangal"/>
-        <a:font script="Telu" typeface="Gautami"/>
-        <a:font script="Taml" typeface="Latha"/>
-        <a:font script="Syrc" typeface="Estrangelo Edessa"/>
-        <a:font script="Orya" typeface="Kalinga"/>
-        <a:font script="Mlym" typeface="Kartika"/>
-        <a:font script="Laoo" typeface="DokChampa"/>
-        <a:font script="Sinh" typeface="Iskoola Pota"/>
-        <a:font script="Mong" typeface="Mongolian Baiti"/>
-        <a:font script="Viet" typeface="Times New Roman"/>
-        <a:font script="Uigh" typeface="Microsoft Uighur"/>
-        <a:font script="Geor" typeface="Sylfaen"/>
-        <a:font script="Armn" typeface="Arial"/>
-        <a:font script="Bugi" typeface="Leelawadee UI"/>
-        <a:font script="Bopo" typeface="Microsoft JhengHei"/>
-        <a:font script="Java" typeface="Javanese Text"/>
-        <a:font script="Lisu" typeface="Segoe UI"/>
-        <a:font script="Mymr" typeface="Myanmar Text"/>
-        <a:font script="Nkoo" typeface="Ebrima"/>
-        <a:font script="Olck" typeface="Nirmala UI"/>
-        <a:font script="Osma" typeface="Ebrima"/>
-        <a:font script="Phag" typeface="Phagspa"/>
-        <a:font script="Syrn" typeface="Estrangelo Edessa"/>
-        <a:font script="Syrj" typeface="Estrangelo Edessa"/>
-        <a:font script="Syre" typeface="Estrangelo Edessa"/>
-        <a:font script="Sora" typeface="Nirmala UI"/>
-        <a:font script="Tale" typeface="Microsoft Tai Le"/>
-        <a:font script="Talu" typeface="Microsoft New Tai Lue"/>
-        <a:font script="Tfng" typeface="Ebrima"/>
-      </a:majorFont>
-      <a:minorFont>
-        <a:latin typeface="Calibri" panose="020F0502020204030204"/>
-        <a:ea typeface=""/>
-        <a:cs typeface=""/>
-        <a:font script="Jpan" typeface="游明朝"/>
-        <a:font script="Hang" typeface="맑은 고딕"/>
-        <a:font script="Hans" typeface="等线"/>
-        <a:font script="Hant" typeface="新細明體"/>
-        <a:font script="Arab" typeface="Arial"/>
-        <a:font script="Hebr" typeface="Arial"/>
-        <a:font script="Thai" typeface="Cordia New"/>
-        <a:font script="Ethi" typeface="Nyala"/>
-        <a:font script="Beng" typeface="Vrinda"/>
-        <a:font script="Gujr" typeface="Shruti"/>
-        <a:font script="Khmr" typeface="DaunPenh"/>
-        <a:font script="Knda" typeface="Tunga"/>
-        <a:font script="Guru" typeface="Raavi"/>
-        <a:font script="Cans" typeface="Euphemia"/>
-        <a:font script="Cher" typeface="Plantagenet Cherokee"/>
-        <a:font script="Yiii" typeface="Microsoft Yi Baiti"/>
-        <a:font script="Tibt" typeface="Microsoft Himalaya"/>
-        <a:font script="Thaa" typeface="MV Boli"/>
-        <a:font script="Deva" typeface="Mangal"/>
-        <a:font script="Telu" typeface="Gautami"/>
-        <a:font script="Taml" typeface="Latha"/>
-        <a:font script="Syrc" typeface="Estrangelo Edessa"/>
-        <a:font script="Orya" typeface="Kalinga"/>
-        <a:font script="Mlym" typeface="Kartika"/>
-        <a:font script="Laoo" typeface="DokChampa"/>
-        <a:font script="Sinh" typeface="Iskoola Pota"/>
-        <a:font script="Mong" typeface="Mongolian Baiti"/>
-        <a:font script="Viet" typeface="Arial"/>
-        <a:font script="Uigh" typeface="Microsoft Uighur"/>
-        <a:font script="Geor" typeface="Sylfaen"/>
-        <a:font script="Armn" typeface="Arial"/>
-        <a:font script="Bugi" typeface="Leelawadee UI"/>
-        <a:font script="Bopo" typeface="Microsoft JhengHei"/>
-        <a:font script="Java" typeface="Javanese Text"/>
-        <a:font script="Lisu" typeface="Segoe UI"/>
-        <a:font script="Mymr" typeface="Myanmar Text"/>
-        <a:font script="Nkoo" typeface="Ebrima"/>
-        <a:font script="Olck" typeface="Nirmala UI"/>
-        <a:font script="Osma" typeface="Ebrima"/>
-        <a:font script="Phag" typeface="Phagspa"/>
-        <a:font script="Syrn" typeface="Estrangelo Edessa"/>
-        <a:font script="Syrj" typeface="Estrangelo Edessa"/>
-        <a:font script="Syre" typeface="Estrangelo Edessa"/>
-        <a:font script="Sora" typeface="Nirmala UI"/>
-        <a:font script="Tale" typeface="Microsoft Tai Le"/>
-        <a:font script="Talu" typeface="Microsoft New Tai Lue"/>
-        <a:font script="Tfng" typeface="Ebrima"/>
-      </a:minorFont>
-    </a:fontScheme>
-    <a:fmtScheme name="Office">
-      <a:fillStyleLst>
-        <a:solidFill>
-          <a:schemeClr val="phClr"/>
-        </a:solidFill>
-        <a:gradFill rotWithShape="true">
-          <a:gsLst>
-            <a:gs pos="0">
-              <a:schemeClr val="phClr">
-                <a:lumMod val="110000"/>
-                <a:satMod val="105000"/>
-                <a:tint val="67000"/>
-              </a:schemeClr>
-            </a:gs>
-            <a:gs pos="50000">
-              <a:schemeClr val="phClr">
-                <a:lumMod val="105000"/>
-                <a:satMod val="103000"/>
-                <a:tint val="73000"/>
-              </a:schemeClr>
-            </a:gs>
-            <a:gs pos="100000">
-              <a:schemeClr val="phClr">
-                <a:lumMod val="105000"/>
-                <a:satMod val="109000"/>
-                <a:tint val="81000"/>
-              </a:schemeClr>
-            </a:gs>
-          </a:gsLst>
-          <a:lin ang="5400000" scaled="false"/>
-        </a:gradFill>
-        <a:gradFill rotWithShape="true">
-          <a:gsLst>
-            <a:gs pos="0">
-              <a:schemeClr val="phClr">
-                <a:satMod val="103000"/>
-                <a:lumMod val="102000"/>
-                <a:tint val="94000"/>
-              </a:schemeClr>
-            </a:gs>
-            <a:gs pos="50000">
-              <a:schemeClr val="phClr">
-                <a:satMod val="110000"/>
-                <a:lumMod val="100000"/>
-                <a:shade val="100000"/>
-              </a:schemeClr>
-            </a:gs>
-            <a:gs pos="100000">
-              <a:schemeClr val="phClr">
-                <a:lumMod val="99000"/>
-                <a:satMod val="120000"/>
-                <a:shade val="78000"/>
-              </a:schemeClr>
-            </a:gs>
-          </a:gsLst>
-          <a:lin ang="5400000" scaled="false"/>
-        </a:gradFill>
-      </a:fillStyleLst>
-      <a:lnStyleLst>
-        <a:ln w="6350" cap="flat" cmpd="sng" algn="ctr">
-          <a:solidFill>
-            <a:schemeClr val="phClr"/>
-          </a:solidFill>
-          <a:prstDash val="solid"/>
-          <a:miter lim="800000"/>
-        </a:ln>
-        <a:ln w="12700" cap="flat" cmpd="sng" algn="ctr">
-          <a:solidFill>
-            <a:schemeClr val="phClr"/>
-          </a:solidFill>
-          <a:prstDash val="solid"/>
-          <a:miter lim="800000"/>
-        </a:ln>
-        <a:ln w="19050" cap="flat" cmpd="sng" algn="ctr">
-          <a:solidFill>
-            <a:schemeClr val="phClr"/>
-          </a:solidFill>
-          <a:prstDash val="solid"/>
-          <a:miter lim="800000"/>
-        </a:ln>
-      </a:lnStyleLst>
-      <a:effectStyleLst>
-        <a:effectStyle>
-          <a:effectLst/>
-        </a:effectStyle>
-        <a:effectStyle>
-          <a:effectLst/>
-        </a:effectStyle>
-        <a:effectStyle>
-          <a:effectLst>
-            <a:outerShdw blurRad="57150" dist="19050" dir="5400000" algn="ctr" rotWithShape="false">
-              <a:srgbClr val="000000">
-                <a:alpha val="63000"/>
-              </a:srgbClr>
-            </a:outerShdw>
-          </a:effectLst>
-        </a:effectStyle>
-      </a:effectStyleLst>
-      <a:bgFillStyleLst>
-        <a:solidFill>
-          <a:schemeClr val="phClr"/>
-        </a:solidFill>
-        <a:solidFill>
-          <a:schemeClr val="phClr">
-            <a:tint val="95000"/>
-            <a:satMod val="170000"/>
-          </a:schemeClr>
-        </a:solidFill>
-        <a:gradFill rotWithShape="true">
-          <a:gsLst>
-            <a:gs pos="0">
-              <a:schemeClr val="phClr">
-                <a:tint val="93000"/>
-                <a:satMod val="150000"/>
-                <a:shade val="98000"/>
-                <a:lumMod val="102000"/>
-              </a:schemeClr>
-            </a:gs>
-            <a:gs pos="50000">
-              <a:schemeClr val="phClr">
-                <a:tint val="98000"/>
-                <a:satMod val="130000"/>
-                <a:shade val="90000"/>
-                <a:lumMod val="103000"/>
-              </a:schemeClr>
-            </a:gs>
-            <a:gs pos="100000">
-              <a:schemeClr val="phClr">
-                <a:shade val="63000"/>
-                <a:satMod val="120000"/>
-              </a:schemeClr>
-            </a:gs>
-          </a:gsLst>
-          <a:lin ang="5400000" scaled="false"/>
-        </a:gradFill>
-      </a:bgFillStyleLst>
-    </a:fmtScheme>
-  </a:themeElements>
-  <a:objectDefaults/>
-  <a:extraClrSchemeLst/>
-</a:theme>
 </file>